--- a/Church/2026/2026_0725_MenloChurch.docx
+++ b/Church/2026/2026_0725_MenloChurch.docx
@@ -75,7 +75,13 @@
         <w:rPr>
           <w:rFonts w:cstheme="minorHAnsi"/>
         </w:rPr>
-        <w:t>The Cycle of Self-Liberation (Buddhism) | Let's Be Honest|</w:t>
+        <w:t>The ladder of Modern Prophets (Mormonism)</w:t>
+      </w:r>
+      <w:r>
+        <w:rPr>
+          <w:rFonts w:cstheme="minorHAnsi"/>
+        </w:rPr>
+        <w:t xml:space="preserve"> | Let's Be Honest|</w:t>
       </w:r>
       <w:r>
         <w:rPr>
@@ -886,6 +892,7 @@
         <w:rPr>
           <w:rFonts w:cstheme="minorHAnsi"/>
         </w:rPr>
+        <w:lastRenderedPageBreak/>
         <w:t>0:</w:t>
       </w:r>
       <w:r>
@@ -923,7 +930,6 @@
         <w:rPr>
           <w:rFonts w:cstheme="minorHAnsi"/>
         </w:rPr>
-        <w:lastRenderedPageBreak/>
         <w:drawing>
           <wp:inline distT="0" distB="0" distL="0" distR="0" wp14:anchorId="089F2365" wp14:editId="76FA5CFB">
             <wp:extent cx="4124325" cy="546826"/>
@@ -1663,6 +1669,36 @@
           <w:rFonts w:cstheme="minorHAnsi"/>
         </w:rPr>
       </w:pPr>
+      <w:r>
+        <w:rPr>
+          <w:rFonts w:cstheme="minorHAnsi"/>
+        </w:rPr>
+        <w:t>2</w:t>
+      </w:r>
+      <w:r>
+        <w:rPr>
+          <w:rFonts w:cstheme="minorHAnsi"/>
+        </w:rPr>
+        <w:t>:</w:t>
+      </w:r>
+      <w:r>
+        <w:rPr>
+          <w:rFonts w:cstheme="minorHAnsi"/>
+        </w:rPr>
+        <w:t>04</w:t>
+      </w:r>
+      <w:r>
+        <w:rPr>
+          <w:rFonts w:cstheme="minorHAnsi"/>
+        </w:rPr>
+        <w:t>/</w:t>
+      </w:r>
+      <w:r>
+        <w:rPr>
+          <w:rFonts w:cstheme="minorHAnsi"/>
+        </w:rPr>
+        <w:t>33:53</w:t>
+      </w:r>
     </w:p>
     <w:p>
       <w:pPr>
@@ -1670,6 +1706,63 @@
           <w:rFonts w:cstheme="minorHAnsi"/>
         </w:rPr>
       </w:pPr>
+      <w:r>
+        <w:rPr>
+          <w:rFonts w:cstheme="minorHAnsi"/>
+        </w:rPr>
+        <w:t xml:space="preserve">Today, we talk about Mormonism. </w:t>
+      </w:r>
+    </w:p>
+    <w:p>
+      <w:pPr>
+        <w:rPr>
+          <w:rFonts w:cstheme="minorHAnsi"/>
+        </w:rPr>
+      </w:pPr>
+    </w:p>
+    <w:p>
+      <w:pPr>
+        <w:rPr>
+          <w:rFonts w:cstheme="minorHAnsi"/>
+        </w:rPr>
+      </w:pPr>
+      <w:r>
+        <w:rPr>
+          <w:rFonts w:cstheme="minorHAnsi"/>
+        </w:rPr>
+        <w:t>3</w:t>
+      </w:r>
+      <w:r>
+        <w:rPr>
+          <w:rFonts w:cstheme="minorHAnsi"/>
+        </w:rPr>
+        <w:t>:04</w:t>
+      </w:r>
+      <w:r>
+        <w:rPr>
+          <w:rFonts w:cstheme="minorHAnsi"/>
+        </w:rPr>
+        <w:t>/</w:t>
+      </w:r>
+      <w:r>
+        <w:rPr>
+          <w:rFonts w:cstheme="minorHAnsi"/>
+        </w:rPr>
+        <w:t>33:53</w:t>
+      </w:r>
+    </w:p>
+    <w:p>
+      <w:pPr>
+        <w:rPr>
+          <w:rFonts w:cstheme="minorHAnsi"/>
+        </w:rPr>
+      </w:pPr>
+      <w:r>
+        <w:rPr>
+          <w:rFonts w:cstheme="minorHAnsi"/>
+        </w:rPr>
+        <w:t>Pray:</w:t>
+      </w:r>
     </w:p>
     <w:p>
       <w:pPr>
@@ -1798,7 +1891,13 @@
         <w:rPr>
           <w:rFonts w:cstheme="minorHAnsi"/>
         </w:rPr>
-        <w:t>The Cycle of Self-Liberation (Buddhism) | Let's Be Honest|</w:t>
+        <w:t>The ladder of Modern Prophets (Mormonism)</w:t>
+      </w:r>
+      <w:r>
+        <w:rPr>
+          <w:rFonts w:cstheme="minorHAnsi"/>
+        </w:rPr>
+        <w:t xml:space="preserve"> | Let's Be Honest|</w:t>
       </w:r>
       <w:r>
         <w:rPr>

--- a/Church/2026/2026_0725_MenloChurch.docx
+++ b/Church/2026/2026_0725_MenloChurch.docx
@@ -1762,6 +1762,25 @@
           <w:rFonts w:cstheme="minorHAnsi"/>
         </w:rPr>
         <w:t>Pray:</w:t>
+      </w:r>
+    </w:p>
+    <w:p>
+      <w:pPr>
+        <w:rPr>
+          <w:rFonts w:cstheme="minorHAnsi"/>
+        </w:rPr>
+      </w:pPr>
+      <w:r>
+        <w:rPr>
+          <w:rFonts w:cstheme="minorHAnsi"/>
+        </w:rPr>
+        <w:t>We will have great understand of Mormonism</w:t>
+      </w:r>
+      <w:r>
+        <w:rPr>
+          <w:rFonts w:cstheme="minorHAnsi"/>
+        </w:rPr>
+        <w:t xml:space="preserve"> in Jesus name. Amen.</w:t>
       </w:r>
     </w:p>
     <w:p>

--- a/Church/2026/2026_0725_MenloChurch.docx
+++ b/Church/2026/2026_0725_MenloChurch.docx
@@ -554,6 +554,7 @@
       <w:r>
         <w:rPr>
           <w:rFonts w:cstheme="minorHAnsi"/>
+          <w:noProof/>
         </w:rPr>
         <w:drawing>
           <wp:inline distT="0" distB="0" distL="0" distR="0" wp14:anchorId="66774AFF" wp14:editId="23BCE262">
@@ -600,6 +601,7 @@
       <w:r>
         <w:rPr>
           <w:rFonts w:cstheme="minorHAnsi"/>
+          <w:noProof/>
         </w:rPr>
         <w:drawing>
           <wp:inline distT="0" distB="0" distL="0" distR="0" wp14:anchorId="4D62A772" wp14:editId="096D15F3">
@@ -807,13 +809,7 @@
         <w:rPr>
           <w:rFonts w:cstheme="minorHAnsi"/>
         </w:rPr>
-        <w:t>2</w:t>
-      </w:r>
-      <w:r>
-        <w:rPr>
-          <w:rFonts w:cstheme="minorHAnsi"/>
-        </w:rPr>
-        <w:t>0</w:t>
+        <w:t>20</w:t>
       </w:r>
       <w:r>
         <w:rPr>
@@ -837,6 +833,7 @@
       <w:r>
         <w:rPr>
           <w:rFonts w:cstheme="minorHAnsi"/>
+          <w:noProof/>
         </w:rPr>
         <w:drawing>
           <wp:inline distT="0" distB="0" distL="0" distR="0" wp14:anchorId="279E5ABE" wp14:editId="013EDD10">
@@ -899,13 +896,7 @@
         <w:rPr>
           <w:rFonts w:cstheme="minorHAnsi"/>
         </w:rPr>
-        <w:t>2</w:t>
-      </w:r>
-      <w:r>
-        <w:rPr>
-          <w:rFonts w:cstheme="minorHAnsi"/>
-        </w:rPr>
-        <w:t>4</w:t>
+        <w:t>24</w:t>
       </w:r>
       <w:r>
         <w:rPr>
@@ -929,6 +920,7 @@
       <w:r>
         <w:rPr>
           <w:rFonts w:cstheme="minorHAnsi"/>
+          <w:noProof/>
         </w:rPr>
         <w:drawing>
           <wp:inline distT="0" distB="0" distL="0" distR="0" wp14:anchorId="089F2365" wp14:editId="76FA5CFB">
@@ -990,13 +982,7 @@
         <w:rPr>
           <w:rFonts w:cstheme="minorHAnsi"/>
         </w:rPr>
-        <w:t>2</w:t>
-      </w:r>
-      <w:r>
-        <w:rPr>
-          <w:rFonts w:cstheme="minorHAnsi"/>
-        </w:rPr>
-        <w:t>9</w:t>
+        <w:t>29</w:t>
       </w:r>
       <w:r>
         <w:rPr>
@@ -1020,6 +1006,7 @@
       <w:r>
         <w:rPr>
           <w:rFonts w:cstheme="minorHAnsi"/>
+          <w:noProof/>
         </w:rPr>
         <w:drawing>
           <wp:inline distT="0" distB="0" distL="0" distR="0" wp14:anchorId="329DEF80" wp14:editId="38C80AFE">
@@ -1105,6 +1092,7 @@
       <w:r>
         <w:rPr>
           <w:rFonts w:cstheme="minorHAnsi"/>
+          <w:noProof/>
         </w:rPr>
         <w:drawing>
           <wp:inline distT="0" distB="0" distL="0" distR="0" wp14:anchorId="112D1995" wp14:editId="4A7F8D77">
@@ -1190,6 +1178,7 @@
       <w:r>
         <w:rPr>
           <w:rFonts w:cstheme="minorHAnsi"/>
+          <w:noProof/>
         </w:rPr>
         <w:drawing>
           <wp:inline distT="0" distB="0" distL="0" distR="0" wp14:anchorId="7247804D" wp14:editId="5BCC7E00">
@@ -1251,13 +1240,7 @@
         <w:rPr>
           <w:rFonts w:cstheme="minorHAnsi"/>
         </w:rPr>
-        <w:t>4</w:t>
-      </w:r>
-      <w:r>
-        <w:rPr>
-          <w:rFonts w:cstheme="minorHAnsi"/>
-        </w:rPr>
-        <w:t>6</w:t>
+        <w:t>46</w:t>
       </w:r>
       <w:r>
         <w:rPr>
@@ -1281,6 +1264,7 @@
       <w:r>
         <w:rPr>
           <w:rFonts w:cstheme="minorHAnsi"/>
+          <w:noProof/>
         </w:rPr>
         <w:drawing>
           <wp:inline distT="0" distB="0" distL="0" distR="0" wp14:anchorId="5407AA3E" wp14:editId="086ED032">
@@ -1342,13 +1326,7 @@
         <w:rPr>
           <w:rFonts w:cstheme="minorHAnsi"/>
         </w:rPr>
-        <w:t>4</w:t>
-      </w:r>
-      <w:r>
-        <w:rPr>
-          <w:rFonts w:cstheme="minorHAnsi"/>
-        </w:rPr>
-        <w:t>9</w:t>
+        <w:t>49</w:t>
       </w:r>
       <w:r>
         <w:rPr>
@@ -1372,6 +1350,7 @@
       <w:r>
         <w:rPr>
           <w:rFonts w:cstheme="minorHAnsi"/>
+          <w:noProof/>
         </w:rPr>
         <w:drawing>
           <wp:inline distT="0" distB="0" distL="0" distR="0" wp14:anchorId="04D76E7E" wp14:editId="5AA51F8F">
@@ -1464,6 +1443,7 @@
       <w:r>
         <w:rPr>
           <w:rFonts w:cstheme="minorHAnsi"/>
+          <w:noProof/>
         </w:rPr>
         <w:lastRenderedPageBreak/>
         <w:drawing>
@@ -1511,6 +1491,7 @@
       <w:r>
         <w:rPr>
           <w:rFonts w:cstheme="minorHAnsi"/>
+          <w:noProof/>
         </w:rPr>
         <w:drawing>
           <wp:inline distT="0" distB="0" distL="0" distR="0" wp14:anchorId="4ACC9357" wp14:editId="1F90641B">
@@ -1730,13 +1711,7 @@
         <w:rPr>
           <w:rFonts w:cstheme="minorHAnsi"/>
         </w:rPr>
-        <w:t>3</w:t>
-      </w:r>
-      <w:r>
-        <w:rPr>
-          <w:rFonts w:cstheme="minorHAnsi"/>
-        </w:rPr>
-        <w:t>:04</w:t>
+        <w:t>3:04</w:t>
       </w:r>
       <w:r>
         <w:rPr>
@@ -1782,6 +1757,316 @@
         </w:rPr>
         <w:t xml:space="preserve"> in Jesus name. Amen.</w:t>
       </w:r>
+    </w:p>
+    <w:p>
+      <w:pPr>
+        <w:rPr>
+          <w:rFonts w:cstheme="minorHAnsi"/>
+        </w:rPr>
+      </w:pPr>
+    </w:p>
+    <w:p>
+      <w:pPr>
+        <w:rPr>
+          <w:rFonts w:cstheme="minorHAnsi"/>
+        </w:rPr>
+      </w:pPr>
+      <w:r>
+        <w:rPr>
+          <w:rFonts w:cstheme="minorHAnsi"/>
+        </w:rPr>
+        <w:t>3:</w:t>
+      </w:r>
+      <w:r>
+        <w:rPr>
+          <w:rFonts w:cstheme="minorHAnsi"/>
+        </w:rPr>
+        <w:t>35</w:t>
+      </w:r>
+      <w:r>
+        <w:rPr>
+          <w:rFonts w:cstheme="minorHAnsi"/>
+        </w:rPr>
+        <w:t>/</w:t>
+      </w:r>
+      <w:r>
+        <w:rPr>
+          <w:rFonts w:cstheme="minorHAnsi"/>
+        </w:rPr>
+        <w:t>33:53</w:t>
+      </w:r>
+    </w:p>
+    <w:p>
+      <w:pPr>
+        <w:rPr>
+          <w:rFonts w:cstheme="minorHAnsi"/>
+        </w:rPr>
+      </w:pPr>
+      <w:r>
+        <w:rPr>
+          <w:rFonts w:cstheme="minorHAnsi"/>
+        </w:rPr>
+        <w:t>How comfortable are you in uncertainty? How comfortable are you with uncertainty?</w:t>
+      </w:r>
+      <w:r>
+        <w:rPr>
+          <w:rFonts w:cstheme="minorHAnsi"/>
+        </w:rPr>
+        <w:t xml:space="preserve"> Most of us will say it depends</w:t>
+      </w:r>
+      <w:r>
+        <w:rPr>
+          <w:rFonts w:cstheme="minorHAnsi"/>
+        </w:rPr>
+        <w:t>. A little uncertainty can be interesting. It can make your life feel open, create, and adventure. But when the stakes get high, such as, health</w:t>
+      </w:r>
+      <w:r>
+        <w:rPr>
+          <w:rFonts w:cstheme="minorHAnsi"/>
+        </w:rPr>
+        <w:t>,</w:t>
+      </w:r>
+      <w:r>
+        <w:rPr>
+          <w:rFonts w:cstheme="minorHAnsi"/>
+        </w:rPr>
+        <w:t xml:space="preserve"> love</w:t>
+      </w:r>
+      <w:r>
+        <w:rPr>
+          <w:rFonts w:cstheme="minorHAnsi"/>
+        </w:rPr>
+        <w:t xml:space="preserve">, identity, </w:t>
+      </w:r>
+      <w:r>
+        <w:rPr>
+          <w:rFonts w:cstheme="minorHAnsi"/>
+        </w:rPr>
+        <w:t xml:space="preserve">and </w:t>
+      </w:r>
+      <w:r>
+        <w:rPr>
+          <w:rFonts w:cstheme="minorHAnsi"/>
+        </w:rPr>
+        <w:t>faith</w:t>
+      </w:r>
+      <w:r>
+        <w:rPr>
+          <w:rFonts w:cstheme="minorHAnsi"/>
+        </w:rPr>
+        <w:t xml:space="preserve"> </w:t>
+      </w:r>
+      <w:r>
+        <w:rPr>
+          <w:rFonts w:cstheme="minorHAnsi"/>
+        </w:rPr>
+        <w:t>uncertainty. It starts to feel different.</w:t>
+      </w:r>
+      <w:r>
+        <w:rPr>
+          <w:rFonts w:cstheme="minorHAnsi"/>
+        </w:rPr>
+        <w:t xml:space="preserve"> This is especially true when it comes to religion.</w:t>
+      </w:r>
+    </w:p>
+    <w:p>
+      <w:pPr>
+        <w:rPr>
+          <w:rFonts w:cstheme="minorHAnsi"/>
+        </w:rPr>
+      </w:pPr>
+    </w:p>
+    <w:p>
+      <w:pPr>
+        <w:rPr>
+          <w:rFonts w:cstheme="minorHAnsi"/>
+        </w:rPr>
+      </w:pPr>
+      <w:r>
+        <w:rPr>
+          <w:rFonts w:cstheme="minorHAnsi"/>
+        </w:rPr>
+        <w:t>3:</w:t>
+      </w:r>
+      <w:r>
+        <w:rPr>
+          <w:rFonts w:cstheme="minorHAnsi"/>
+        </w:rPr>
+        <w:t>59</w:t>
+      </w:r>
+      <w:r>
+        <w:rPr>
+          <w:rFonts w:cstheme="minorHAnsi"/>
+        </w:rPr>
+        <w:t>/</w:t>
+      </w:r>
+      <w:r>
+        <w:rPr>
+          <w:rFonts w:cstheme="minorHAnsi"/>
+        </w:rPr>
+        <w:t>33:53</w:t>
+      </w:r>
+    </w:p>
+    <w:p>
+      <w:pPr>
+        <w:rPr>
+          <w:rFonts w:cstheme="minorHAnsi"/>
+        </w:rPr>
+      </w:pPr>
+      <w:r>
+        <w:rPr>
+          <w:rFonts w:cstheme="minorHAnsi"/>
+        </w:rPr>
+        <w:t>Who speaks for God? What appends after we die?</w:t>
+      </w:r>
+      <w:r>
+        <w:rPr>
+          <w:rFonts w:cstheme="minorHAnsi"/>
+        </w:rPr>
+        <w:t xml:space="preserve"> What is God expected of me? How can I know that I am on the right path?</w:t>
+      </w:r>
+      <w:r>
+        <w:rPr>
+          <w:rFonts w:cstheme="minorHAnsi"/>
+        </w:rPr>
+        <w:t xml:space="preserve"> These are not abstract theological questions. They affect</w:t>
+      </w:r>
+      <w:r>
+        <w:rPr>
+          <w:rFonts w:cstheme="minorHAnsi"/>
+        </w:rPr>
+        <w:t xml:space="preserve"> how people build their lives.</w:t>
+      </w:r>
+      <w:r>
+        <w:rPr>
+          <w:rFonts w:cstheme="minorHAnsi"/>
+        </w:rPr>
+        <w:t xml:space="preserve"> The Bible gives us a rich collection of narratives</w:t>
+      </w:r>
+      <w:r>
+        <w:rPr>
+          <w:rFonts w:cstheme="minorHAnsi"/>
+        </w:rPr>
+        <w:t xml:space="preserve">, </w:t>
+      </w:r>
+      <w:r>
+        <w:rPr>
+          <w:rFonts w:cstheme="minorHAnsi"/>
+        </w:rPr>
+        <w:t>history</w:t>
+      </w:r>
+      <w:r>
+        <w:rPr>
+          <w:rFonts w:cstheme="minorHAnsi"/>
+        </w:rPr>
+        <w:t xml:space="preserve">, poetry, wisdom literature, and letters that help us understand </w:t>
+      </w:r>
+      <w:r>
+        <w:rPr>
+          <w:rFonts w:cstheme="minorHAnsi"/>
+        </w:rPr>
+        <w:t>who God is and who we are.</w:t>
+      </w:r>
+    </w:p>
+    <w:p>
+      <w:pPr>
+        <w:rPr>
+          <w:rFonts w:cstheme="minorHAnsi"/>
+        </w:rPr>
+      </w:pPr>
+    </w:p>
+    <w:p>
+      <w:pPr>
+        <w:rPr>
+          <w:rFonts w:cstheme="minorHAnsi"/>
+        </w:rPr>
+      </w:pPr>
+      <w:r>
+        <w:rPr>
+          <w:rFonts w:cstheme="minorHAnsi"/>
+        </w:rPr>
+        <w:t>4:17</w:t>
+      </w:r>
+      <w:r>
+        <w:rPr>
+          <w:rFonts w:cstheme="minorHAnsi"/>
+        </w:rPr>
+        <w:t>/</w:t>
+      </w:r>
+      <w:r>
+        <w:rPr>
+          <w:rFonts w:cstheme="minorHAnsi"/>
+        </w:rPr>
+        <w:t>33:53</w:t>
+      </w:r>
+    </w:p>
+    <w:p>
+      <w:pPr>
+        <w:rPr>
+          <w:rFonts w:cstheme="minorHAnsi"/>
+        </w:rPr>
+      </w:pPr>
+      <w:r>
+        <w:rPr>
+          <w:rFonts w:cstheme="minorHAnsi"/>
+        </w:rPr>
+        <w:t>Bible does not answer every question with the degree of detail</w:t>
+      </w:r>
+      <w:r>
+        <w:rPr>
+          <w:rFonts w:cstheme="minorHAnsi"/>
+        </w:rPr>
+        <w:t xml:space="preserve"> we want.</w:t>
+      </w:r>
+      <w:r>
+        <w:rPr>
+          <w:rFonts w:cstheme="minorHAnsi"/>
+        </w:rPr>
+        <w:t xml:space="preserve"> There are myster</w:t>
+      </w:r>
+      <w:r>
+        <w:rPr>
+          <w:rFonts w:cstheme="minorHAnsi"/>
+        </w:rPr>
+        <w:t>ies</w:t>
+      </w:r>
+      <w:r>
+        <w:rPr>
+          <w:rFonts w:cstheme="minorHAnsi"/>
+        </w:rPr>
+        <w:t xml:space="preserve"> in the </w:t>
+      </w:r>
+      <w:r>
+        <w:rPr>
+          <w:rFonts w:cstheme="minorHAnsi"/>
+        </w:rPr>
+        <w:t>Bible.</w:t>
+      </w:r>
+      <w:r>
+        <w:rPr>
+          <w:rFonts w:cstheme="minorHAnsi"/>
+        </w:rPr>
+        <w:t xml:space="preserve"> There are tensions of unanswered questions</w:t>
+      </w:r>
+      <w:r>
+        <w:rPr>
+          <w:rFonts w:cstheme="minorHAnsi"/>
+        </w:rPr>
+        <w:t>. We are human and not comfortable with the uncertainty.</w:t>
+      </w:r>
+      <w:r>
+        <w:rPr>
+          <w:rFonts w:cstheme="minorHAnsi"/>
+        </w:rPr>
+        <w:t xml:space="preserve"> We are comfortable with the structure and framework that can bear weight of our worries and tell us what comes next.</w:t>
+      </w:r>
+    </w:p>
+    <w:p>
+      <w:pPr>
+        <w:rPr>
+          <w:rFonts w:cstheme="minorHAnsi"/>
+        </w:rPr>
+      </w:pPr>
     </w:p>
     <w:p>
       <w:pPr>
@@ -1910,6 +2195,7 @@
         <w:rPr>
           <w:rFonts w:cstheme="minorHAnsi"/>
         </w:rPr>
+        <w:lastRenderedPageBreak/>
         <w:t>The ladder of Modern Prophets (Mormonism)</w:t>
       </w:r>
       <w:r>
@@ -10504,6 +10790,7 @@
   <w:style w:type="character" w:default="1" w:styleId="DefaultParagraphFont">
     <w:name w:val="Default Paragraph Font"/>
     <w:uiPriority w:val="1"/>
+    <w:semiHidden/>
     <w:unhideWhenUsed/>
   </w:style>
   <w:style w:type="table" w:default="1" w:styleId="TableNormal">

--- a/Church/2026/2026_0725_MenloChurch.docx
+++ b/Church/2026/2026_0725_MenloChurch.docx
@@ -2074,6 +2074,98 @@
           <w:rFonts w:cstheme="minorHAnsi"/>
         </w:rPr>
       </w:pPr>
+      <w:r>
+        <w:rPr>
+          <w:rFonts w:cstheme="minorHAnsi"/>
+        </w:rPr>
+        <w:t>5</w:t>
+      </w:r>
+      <w:r>
+        <w:rPr>
+          <w:rFonts w:cstheme="minorHAnsi"/>
+        </w:rPr>
+        <w:t>:</w:t>
+      </w:r>
+      <w:r>
+        <w:rPr>
+          <w:rFonts w:cstheme="minorHAnsi"/>
+        </w:rPr>
+        <w:t>01</w:t>
+      </w:r>
+      <w:r>
+        <w:rPr>
+          <w:rFonts w:cstheme="minorHAnsi"/>
+        </w:rPr>
+        <w:t>/</w:t>
+      </w:r>
+      <w:r>
+        <w:rPr>
+          <w:rFonts w:cstheme="minorHAnsi"/>
+        </w:rPr>
+        <w:t>33:53</w:t>
+      </w:r>
+    </w:p>
+    <w:p>
+      <w:pPr>
+        <w:rPr>
+          <w:rFonts w:cstheme="minorHAnsi"/>
+        </w:rPr>
+      </w:pPr>
+      <w:r>
+        <w:rPr>
+          <w:rFonts w:cstheme="minorHAnsi"/>
+        </w:rPr>
+        <w:t xml:space="preserve">When we climb on the ladder. The higher we </w:t>
+      </w:r>
+      <w:r>
+        <w:rPr>
+          <w:rFonts w:cstheme="minorHAnsi"/>
+        </w:rPr>
+        <w:t>climb;</w:t>
+      </w:r>
+      <w:r>
+        <w:rPr>
+          <w:rFonts w:cstheme="minorHAnsi"/>
+        </w:rPr>
+        <w:t xml:space="preserve"> the unstable will be</w:t>
+      </w:r>
+      <w:r>
+        <w:rPr>
+          <w:rFonts w:cstheme="minorHAnsi"/>
+        </w:rPr>
+        <w:t>. We want to make sure the stable of ladder before we climb up.</w:t>
+      </w:r>
+      <w:r>
+        <w:rPr>
+          <w:rFonts w:cstheme="minorHAnsi"/>
+        </w:rPr>
+        <w:t xml:space="preserve"> Only a few inches shift can crush your life</w:t>
+      </w:r>
+      <w:r>
+        <w:rPr>
+          <w:rFonts w:cstheme="minorHAnsi"/>
+        </w:rPr>
+        <w:t xml:space="preserve"> in several feet height</w:t>
+      </w:r>
+      <w:r>
+        <w:rPr>
+          <w:rFonts w:cstheme="minorHAnsi"/>
+        </w:rPr>
+        <w:t>.</w:t>
+      </w:r>
+      <w:r>
+        <w:rPr>
+          <w:rFonts w:cstheme="minorHAnsi"/>
+        </w:rPr>
+        <w:t xml:space="preserve"> The movement is something imprtoant.</w:t>
+      </w:r>
+    </w:p>
+    <w:p>
+      <w:pPr>
+        <w:rPr>
+          <w:rFonts w:cstheme="minorHAnsi"/>
+        </w:rPr>
+      </w:pPr>
     </w:p>
     <w:p>
       <w:pPr>
@@ -2195,7 +2287,6 @@
         <w:rPr>
           <w:rFonts w:cstheme="minorHAnsi"/>
         </w:rPr>
-        <w:lastRenderedPageBreak/>
         <w:t>The ladder of Modern Prophets (Mormonism)</w:t>
       </w:r>
       <w:r>

--- a/Church/2026/2026_0725_MenloChurch.docx
+++ b/Church/2026/2026_0725_MenloChurch.docx
@@ -2157,7 +2157,61 @@
         <w:rPr>
           <w:rFonts w:cstheme="minorHAnsi"/>
         </w:rPr>
-        <w:t xml:space="preserve"> The movement is something imprtoant.</w:t>
+        <w:t xml:space="preserve"> The movement is something imp</w:t>
+      </w:r>
+      <w:r>
+        <w:rPr>
+          <w:rFonts w:cstheme="minorHAnsi"/>
+        </w:rPr>
+        <w:t xml:space="preserve">ortant. </w:t>
+      </w:r>
+      <w:r>
+        <w:rPr>
+          <w:rFonts w:cstheme="minorHAnsi"/>
+        </w:rPr>
+        <w:t>For the ladder, we want to know w</w:t>
+      </w:r>
+      <w:r>
+        <w:rPr>
+          <w:rFonts w:cstheme="minorHAnsi"/>
+        </w:rPr>
+        <w:t>hat level are you</w:t>
+      </w:r>
+      <w:r>
+        <w:rPr>
+          <w:rFonts w:cstheme="minorHAnsi"/>
+        </w:rPr>
+        <w:t xml:space="preserve"> at</w:t>
+      </w:r>
+      <w:r>
+        <w:rPr>
+          <w:rFonts w:cstheme="minorHAnsi"/>
+        </w:rPr>
+        <w:t>? Are the hinges locked?</w:t>
+      </w:r>
+      <w:r>
+        <w:rPr>
+          <w:rFonts w:cstheme="minorHAnsi"/>
+        </w:rPr>
+        <w:t xml:space="preserve"> Is the ladder bigger enough for your job?</w:t>
+      </w:r>
+      <w:r>
+        <w:rPr>
+          <w:rFonts w:cstheme="minorHAnsi"/>
+        </w:rPr>
+        <w:t xml:space="preserve"> Can I </w:t>
+      </w:r>
+      <w:r>
+        <w:rPr>
+          <w:rFonts w:cstheme="minorHAnsi"/>
+        </w:rPr>
+        <w:t>trust</w:t>
+      </w:r>
+      <w:r>
+        <w:rPr>
+          <w:rFonts w:cstheme="minorHAnsi"/>
+        </w:rPr>
+        <w:t xml:space="preserve"> the ladder?</w:t>
       </w:r>
     </w:p>
     <w:p>
@@ -2173,6 +2227,30 @@
           <w:rFonts w:cstheme="minorHAnsi"/>
         </w:rPr>
       </w:pPr>
+      <w:r>
+        <w:rPr>
+          <w:rFonts w:cstheme="minorHAnsi"/>
+        </w:rPr>
+        <w:t>5:</w:t>
+      </w:r>
+      <w:r>
+        <w:rPr>
+          <w:rFonts w:cstheme="minorHAnsi"/>
+        </w:rPr>
+        <w:t>48</w:t>
+      </w:r>
+      <w:r>
+        <w:rPr>
+          <w:rFonts w:cstheme="minorHAnsi"/>
+        </w:rPr>
+        <w:t>/</w:t>
+      </w:r>
+      <w:r>
+        <w:rPr>
+          <w:rFonts w:cstheme="minorHAnsi"/>
+        </w:rPr>
+        <w:t>33:53</w:t>
+      </w:r>
     </w:p>
     <w:p>
       <w:pPr>
@@ -2184,7 +2262,19 @@
         <w:rPr>
           <w:rFonts w:cstheme="minorHAnsi"/>
         </w:rPr>
-        <w:t>************</w:t>
+        <w:t xml:space="preserve">At the moment of instability elevate the </w:t>
+      </w:r>
+      <w:r>
+        <w:rPr>
+          <w:rFonts w:cstheme="minorHAnsi"/>
+        </w:rPr>
+        <w:t>uncertainty, we feel our life has a lot of different unstable situations</w:t>
+      </w:r>
+      <w:r>
+        <w:rPr>
+          <w:rFonts w:cstheme="minorHAnsi"/>
+        </w:rPr>
+        <w:t>.</w:t>
       </w:r>
     </w:p>
     <w:p>
@@ -2193,12 +2283,6 @@
           <w:rFonts w:cstheme="minorHAnsi"/>
         </w:rPr>
       </w:pPr>
-      <w:r>
-        <w:rPr>
-          <w:rFonts w:cstheme="minorHAnsi"/>
-        </w:rPr>
-        <w:t>************</w:t>
-      </w:r>
     </w:p>
     <w:p>
       <w:pPr>
@@ -2206,6 +2290,30 @@
           <w:rFonts w:cstheme="minorHAnsi"/>
         </w:rPr>
       </w:pPr>
+      <w:r>
+        <w:rPr>
+          <w:rFonts w:cstheme="minorHAnsi"/>
+        </w:rPr>
+        <w:t>5:</w:t>
+      </w:r>
+      <w:r>
+        <w:rPr>
+          <w:rFonts w:cstheme="minorHAnsi"/>
+        </w:rPr>
+        <w:t>55</w:t>
+      </w:r>
+      <w:r>
+        <w:rPr>
+          <w:rFonts w:cstheme="minorHAnsi"/>
+        </w:rPr>
+        <w:t>/</w:t>
+      </w:r>
+      <w:r>
+        <w:rPr>
+          <w:rFonts w:cstheme="minorHAnsi"/>
+        </w:rPr>
+        <w:t>33:53</w:t>
+      </w:r>
     </w:p>
     <w:p>
       <w:pPr>
@@ -2213,6 +2321,46 @@
           <w:rFonts w:cstheme="minorHAnsi"/>
         </w:rPr>
       </w:pPr>
+      <w:r>
+        <w:rPr>
+          <w:rFonts w:cstheme="minorHAnsi"/>
+        </w:rPr>
+        <w:drawing>
+          <wp:inline distT="0" distB="0" distL="0" distR="0" wp14:anchorId="5483C34A" wp14:editId="45EA7F77">
+            <wp:extent cx="2667000" cy="3778249"/>
+            <wp:effectExtent l="0" t="0" r="0" b="0"/>
+            <wp:docPr id="1225289028" name="Picture 1"/>
+            <wp:cNvGraphicFramePr>
+              <a:graphicFrameLocks xmlns:a="http://schemas.openxmlformats.org/drawingml/2006/main" noChangeAspect="1"/>
+            </wp:cNvGraphicFramePr>
+            <a:graphic xmlns:a="http://schemas.openxmlformats.org/drawingml/2006/main">
+              <a:graphicData uri="http://schemas.openxmlformats.org/drawingml/2006/picture">
+                <pic:pic xmlns:pic="http://schemas.openxmlformats.org/drawingml/2006/picture">
+                  <pic:nvPicPr>
+                    <pic:cNvPr id="1225289028" name=""/>
+                    <pic:cNvPicPr/>
+                  </pic:nvPicPr>
+                  <pic:blipFill>
+                    <a:blip r:embed="rId28"/>
+                    <a:stretch>
+                      <a:fillRect/>
+                    </a:stretch>
+                  </pic:blipFill>
+                  <pic:spPr>
+                    <a:xfrm>
+                      <a:off x="0" y="0"/>
+                      <a:ext cx="2672725" cy="3786359"/>
+                    </a:xfrm>
+                    <a:prstGeom prst="rect">
+                      <a:avLst/>
+                    </a:prstGeom>
+                  </pic:spPr>
+                </pic:pic>
+              </a:graphicData>
+            </a:graphic>
+          </wp:inline>
+        </w:drawing>
+      </w:r>
     </w:p>
     <w:p>
       <w:pPr>
@@ -2224,35 +2372,122 @@
         <w:rPr>
           <w:rFonts w:cstheme="minorHAnsi"/>
         </w:rPr>
-        <w:t>07/</w:t>
-      </w:r>
-      <w:r>
-        <w:rPr>
-          <w:rFonts w:cstheme="minorHAnsi"/>
-        </w:rPr>
-        <w:t>25</w:t>
-      </w:r>
-      <w:r>
-        <w:rPr>
-          <w:rFonts w:cstheme="minorHAnsi"/>
-        </w:rPr>
-        <w:t>/2026, Menlo Church Worship (Summary of last week, 07/1</w:t>
-      </w:r>
-      <w:r>
-        <w:rPr>
-          <w:rFonts w:cstheme="minorHAnsi"/>
-        </w:rPr>
-        <w:t>9</w:t>
-      </w:r>
-      <w:r>
-        <w:rPr>
-          <w:rFonts w:cstheme="minorHAnsi"/>
-        </w:rPr>
-        <w:t>/2026)</w:t>
+        <w:t>Above is the diagram of unstable ladders.</w:t>
       </w:r>
     </w:p>
     <w:p>
-      <w:hyperlink r:id="rId28" w:history="1">
+      <w:pPr>
+        <w:rPr>
+          <w:rFonts w:cstheme="minorHAnsi"/>
+        </w:rPr>
+      </w:pPr>
+    </w:p>
+    <w:p>
+      <w:pPr>
+        <w:rPr>
+          <w:rFonts w:cstheme="minorHAnsi"/>
+        </w:rPr>
+      </w:pPr>
+    </w:p>
+    <w:p>
+      <w:pPr>
+        <w:rPr>
+          <w:rFonts w:cstheme="minorHAnsi"/>
+        </w:rPr>
+      </w:pPr>
+      <w:r>
+        <w:rPr>
+          <w:rFonts w:cstheme="minorHAnsi"/>
+        </w:rPr>
+        <w:t xml:space="preserve"> </w:t>
+      </w:r>
+    </w:p>
+    <w:p>
+      <w:pPr>
+        <w:rPr>
+          <w:rFonts w:cstheme="minorHAnsi"/>
+        </w:rPr>
+      </w:pPr>
+    </w:p>
+    <w:p>
+      <w:pPr>
+        <w:rPr>
+          <w:rFonts w:cstheme="minorHAnsi"/>
+        </w:rPr>
+      </w:pPr>
+      <w:r>
+        <w:rPr>
+          <w:rFonts w:cstheme="minorHAnsi"/>
+        </w:rPr>
+        <w:t>************</w:t>
+      </w:r>
+    </w:p>
+    <w:p>
+      <w:pPr>
+        <w:rPr>
+          <w:rFonts w:cstheme="minorHAnsi"/>
+        </w:rPr>
+      </w:pPr>
+      <w:r>
+        <w:rPr>
+          <w:rFonts w:cstheme="minorHAnsi"/>
+        </w:rPr>
+        <w:t>************</w:t>
+      </w:r>
+    </w:p>
+    <w:p>
+      <w:pPr>
+        <w:rPr>
+          <w:rFonts w:cstheme="minorHAnsi"/>
+        </w:rPr>
+      </w:pPr>
+    </w:p>
+    <w:p>
+      <w:pPr>
+        <w:rPr>
+          <w:rFonts w:cstheme="minorHAnsi"/>
+        </w:rPr>
+      </w:pPr>
+    </w:p>
+    <w:p>
+      <w:pPr>
+        <w:rPr>
+          <w:rFonts w:cstheme="minorHAnsi"/>
+        </w:rPr>
+      </w:pPr>
+      <w:r>
+        <w:rPr>
+          <w:rFonts w:cstheme="minorHAnsi"/>
+        </w:rPr>
+        <w:t>07/</w:t>
+      </w:r>
+      <w:r>
+        <w:rPr>
+          <w:rFonts w:cstheme="minorHAnsi"/>
+        </w:rPr>
+        <w:t>25</w:t>
+      </w:r>
+      <w:r>
+        <w:rPr>
+          <w:rFonts w:cstheme="minorHAnsi"/>
+        </w:rPr>
+        <w:t>/2026, Menlo Church Worship (Summary of last week, 07/1</w:t>
+      </w:r>
+      <w:r>
+        <w:rPr>
+          <w:rFonts w:cstheme="minorHAnsi"/>
+        </w:rPr>
+        <w:t>9</w:t>
+      </w:r>
+      <w:r>
+        <w:rPr>
+          <w:rFonts w:cstheme="minorHAnsi"/>
+        </w:rPr>
+        <w:t>/2026)</w:t>
+      </w:r>
+    </w:p>
+    <w:p>
+      <w:hyperlink r:id="rId29" w:history="1">
         <w:r>
           <w:rPr>
             <w:rStyle w:val="Hyperlink"/>
@@ -2267,7 +2502,7 @@
           <w:rFonts w:cstheme="minorHAnsi"/>
         </w:rPr>
       </w:pPr>
-      <w:hyperlink r:id="rId29" w:history="1">
+      <w:hyperlink r:id="rId30" w:history="1">
         <w:r>
           <w:rPr>
             <w:rStyle w:val="Hyperlink"/>
@@ -2343,7 +2578,7 @@
       </w:pPr>
     </w:p>
     <w:sectPr>
-      <w:footerReference w:type="default" r:id="rId30"/>
+      <w:footerReference w:type="default" r:id="rId31"/>
       <w:pgSz w:w="12240" w:h="15840"/>
       <w:pgMar w:top="1440" w:right="1440" w:bottom="1530" w:left="1440" w:header="0" w:footer="720" w:gutter="0"/>
       <w:cols w:space="720"/>

--- a/Church/2026/2026_0725_MenloChurch.docx
+++ b/Church/2026/2026_0725_MenloChurch.docx
@@ -1775,13 +1775,7 @@
         <w:rPr>
           <w:rFonts w:cstheme="minorHAnsi"/>
         </w:rPr>
-        <w:t>3:</w:t>
-      </w:r>
-      <w:r>
-        <w:rPr>
-          <w:rFonts w:cstheme="minorHAnsi"/>
-        </w:rPr>
-        <w:t>35</w:t>
+        <w:t>3:35</w:t>
       </w:r>
       <w:r>
         <w:rPr>
@@ -1886,13 +1880,7 @@
         <w:rPr>
           <w:rFonts w:cstheme="minorHAnsi"/>
         </w:rPr>
-        <w:t>3:</w:t>
-      </w:r>
-      <w:r>
-        <w:rPr>
-          <w:rFonts w:cstheme="minorHAnsi"/>
-        </w:rPr>
-        <w:t>59</w:t>
+        <w:t>3:59</w:t>
       </w:r>
       <w:r>
         <w:rPr>
@@ -2078,19 +2066,7 @@
         <w:rPr>
           <w:rFonts w:cstheme="minorHAnsi"/>
         </w:rPr>
-        <w:t>5</w:t>
-      </w:r>
-      <w:r>
-        <w:rPr>
-          <w:rFonts w:cstheme="minorHAnsi"/>
-        </w:rPr>
-        <w:t>:</w:t>
-      </w:r>
-      <w:r>
-        <w:rPr>
-          <w:rFonts w:cstheme="minorHAnsi"/>
-        </w:rPr>
-        <w:t>01</w:t>
+        <w:t>5:01</w:t>
       </w:r>
       <w:r>
         <w:rPr>
@@ -2231,13 +2207,7 @@
         <w:rPr>
           <w:rFonts w:cstheme="minorHAnsi"/>
         </w:rPr>
-        <w:t>5:</w:t>
-      </w:r>
-      <w:r>
-        <w:rPr>
-          <w:rFonts w:cstheme="minorHAnsi"/>
-        </w:rPr>
-        <w:t>48</w:t>
+        <w:t>5:48</w:t>
       </w:r>
       <w:r>
         <w:rPr>
@@ -2294,13 +2264,7 @@
         <w:rPr>
           <w:rFonts w:cstheme="minorHAnsi"/>
         </w:rPr>
-        <w:t>5:</w:t>
-      </w:r>
-      <w:r>
-        <w:rPr>
-          <w:rFonts w:cstheme="minorHAnsi"/>
-        </w:rPr>
-        <w:t>55</w:t>
+        <w:t>5:55</w:t>
       </w:r>
       <w:r>
         <w:rPr>
@@ -2324,6 +2288,7 @@
       <w:r>
         <w:rPr>
           <w:rFonts w:cstheme="minorHAnsi"/>
+          <w:noProof/>
         </w:rPr>
         <w:drawing>
           <wp:inline distT="0" distB="0" distL="0" distR="0" wp14:anchorId="5483C34A" wp14:editId="45EA7F77">
@@ -2372,7 +2337,13 @@
         <w:rPr>
           <w:rFonts w:cstheme="minorHAnsi"/>
         </w:rPr>
-        <w:t>Above is the diagram of unstable ladders.</w:t>
+        <w:t>We live in a lot of</w:t>
+      </w:r>
+      <w:r>
+        <w:rPr>
+          <w:rFonts w:cstheme="minorHAnsi"/>
+        </w:rPr>
+        <w:t xml:space="preserve"> unstable ladders.</w:t>
       </w:r>
     </w:p>
     <w:p>
@@ -2381,6 +2352,18 @@
           <w:rFonts w:cstheme="minorHAnsi"/>
         </w:rPr>
       </w:pPr>
+      <w:r>
+        <w:rPr>
+          <w:rFonts w:cstheme="minorHAnsi"/>
+        </w:rPr>
+        <w:t>1. The first one is the corporate ladder</w:t>
+      </w:r>
+      <w:r>
+        <w:rPr>
+          <w:rFonts w:cstheme="minorHAnsi"/>
+        </w:rPr>
+        <w:t xml:space="preserve">: Each promotion promises greater influence or security. </w:t>
+      </w:r>
     </w:p>
     <w:p>
       <w:pPr>
@@ -2388,6 +2371,42 @@
           <w:rFonts w:cstheme="minorHAnsi"/>
         </w:rPr>
       </w:pPr>
+      <w:r>
+        <w:rPr>
+          <w:rFonts w:cstheme="minorHAnsi"/>
+        </w:rPr>
+        <w:t>2. The financial ladder:</w:t>
+      </w:r>
+      <w:r>
+        <w:rPr>
+          <w:rFonts w:cstheme="minorHAnsi"/>
+        </w:rPr>
+        <w:t xml:space="preserve"> The goals to give us stability and security</w:t>
+      </w:r>
+      <w:r>
+        <w:rPr>
+          <w:rFonts w:cstheme="minorHAnsi"/>
+        </w:rPr>
+        <w:t xml:space="preserve"> for future. Maybe a little bit of extra spe</w:t>
+      </w:r>
+      <w:r>
+        <w:rPr>
+          <w:rFonts w:cstheme="minorHAnsi"/>
+        </w:rPr>
+        <w:t>n</w:t>
+      </w:r>
+      <w:r>
+        <w:rPr>
+          <w:rFonts w:cstheme="minorHAnsi"/>
+        </w:rPr>
+        <w:t>ding money.</w:t>
+      </w:r>
+      <w:r>
+        <w:rPr>
+          <w:rFonts w:cstheme="minorHAnsi"/>
+        </w:rPr>
+        <w:t xml:space="preserve"> The goal is somewhere we want to be.</w:t>
+      </w:r>
     </w:p>
     <w:p>
       <w:pPr>
@@ -2399,7 +2418,13 @@
         <w:rPr>
           <w:rFonts w:cstheme="minorHAnsi"/>
         </w:rPr>
-        <w:t xml:space="preserve"> </w:t>
+        <w:t>3. The  third one is Academic ladder</w:t>
+      </w:r>
+      <w:r>
+        <w:rPr>
+          <w:rFonts w:cstheme="minorHAnsi"/>
+        </w:rPr>
+        <w:t xml:space="preserve">. </w:t>
       </w:r>
     </w:p>
     <w:p>
@@ -2408,6 +2433,12 @@
           <w:rFonts w:cstheme="minorHAnsi"/>
         </w:rPr>
       </w:pPr>
+      <w:r>
+        <w:rPr>
+          <w:rFonts w:cstheme="minorHAnsi"/>
+        </w:rPr>
+        <w:t>We also have ladder for our health, ladder for our relationship.</w:t>
+      </w:r>
     </w:p>
     <w:p>
       <w:pPr>
@@ -2419,7 +2450,25 @@
         <w:rPr>
           <w:rFonts w:cstheme="minorHAnsi"/>
         </w:rPr>
-        <w:t>************</w:t>
+        <w:t xml:space="preserve">A ladder is quickly become </w:t>
+      </w:r>
+      <w:r>
+        <w:rPr>
+          <w:rFonts w:cstheme="minorHAnsi"/>
+        </w:rPr>
+        <w:t xml:space="preserve">more than </w:t>
+      </w:r>
+      <w:r>
+        <w:rPr>
+          <w:rFonts w:cstheme="minorHAnsi"/>
+        </w:rPr>
+        <w:t>a tool</w:t>
+      </w:r>
+      <w:r>
+        <w:rPr>
+          <w:rFonts w:cstheme="minorHAnsi"/>
+        </w:rPr>
+        <w:t>. It can become a test for our value.</w:t>
       </w:r>
     </w:p>
     <w:p>
@@ -2432,7 +2481,31 @@
         <w:rPr>
           <w:rFonts w:cstheme="minorHAnsi"/>
         </w:rPr>
-        <w:t>************</w:t>
+        <w:t xml:space="preserve">Our worth begins to feel as the ladder located somewhere higher than </w:t>
+      </w:r>
+      <w:r>
+        <w:rPr>
+          <w:rFonts w:cstheme="minorHAnsi"/>
+        </w:rPr>
+        <w:t>our rung (</w:t>
+      </w:r>
+      <w:r>
+        <w:rPr>
+          <w:rFonts w:cstheme="minorHAnsi" w:hint="eastAsia"/>
+        </w:rPr>
+        <w:t>梯级</w:t>
+      </w:r>
+      <w:r>
+        <w:rPr>
+          <w:rFonts w:cstheme="minorHAnsi"/>
+        </w:rPr>
+        <w:t>)</w:t>
+      </w:r>
+      <w:r>
+        <w:rPr>
+          <w:rFonts w:cstheme="minorHAnsi"/>
+        </w:rPr>
+        <w:t>.</w:t>
       </w:r>
     </w:p>
     <w:p>
@@ -2448,6 +2521,36 @@
           <w:rFonts w:cstheme="minorHAnsi"/>
         </w:rPr>
       </w:pPr>
+      <w:r>
+        <w:rPr>
+          <w:rFonts w:cstheme="minorHAnsi"/>
+        </w:rPr>
+        <w:t>6</w:t>
+      </w:r>
+      <w:r>
+        <w:rPr>
+          <w:rFonts w:cstheme="minorHAnsi"/>
+        </w:rPr>
+        <w:t>:</w:t>
+      </w:r>
+      <w:r>
+        <w:rPr>
+          <w:rFonts w:cstheme="minorHAnsi"/>
+        </w:rPr>
+        <w:t>42</w:t>
+      </w:r>
+      <w:r>
+        <w:rPr>
+          <w:rFonts w:cstheme="minorHAnsi"/>
+        </w:rPr>
+        <w:t>/</w:t>
+      </w:r>
+      <w:r>
+        <w:rPr>
+          <w:rFonts w:cstheme="minorHAnsi"/>
+        </w:rPr>
+        <w:t>33:53</w:t>
+      </w:r>
     </w:p>
     <w:p>
       <w:pPr>
@@ -2455,39 +2558,300 @@
           <w:rFonts w:cstheme="minorHAnsi"/>
         </w:rPr>
       </w:pPr>
-      <w:r>
-        <w:rPr>
-          <w:rFonts w:cstheme="minorHAnsi"/>
-        </w:rPr>
-        <w:t>07/</w:t>
-      </w:r>
-      <w:r>
-        <w:rPr>
-          <w:rFonts w:cstheme="minorHAnsi"/>
-        </w:rPr>
-        <w:t>25</w:t>
-      </w:r>
-      <w:r>
-        <w:rPr>
-          <w:rFonts w:cstheme="minorHAnsi"/>
-        </w:rPr>
-        <w:t>/2026, Menlo Church Worship (Summary of last week, 07/1</w:t>
-      </w:r>
-      <w:r>
-        <w:rPr>
-          <w:rFonts w:cstheme="minorHAnsi"/>
-        </w:rPr>
-        <w:t>9</w:t>
-      </w:r>
-      <w:r>
-        <w:rPr>
-          <w:rFonts w:cstheme="minorHAnsi"/>
-        </w:rPr>
-        <w:t>/2026)</w:t>
-      </w:r>
     </w:p>
     <w:p>
-      <w:hyperlink r:id="rId29" w:history="1">
+      <w:pPr>
+        <w:rPr>
+          <w:rFonts w:cstheme="minorHAnsi"/>
+        </w:rPr>
+      </w:pPr>
+      <w:r>
+        <w:rPr>
+          <w:rFonts w:cstheme="minorHAnsi"/>
+        </w:rPr>
+        <w:lastRenderedPageBreak/>
+        <w:t xml:space="preserve"> </w:t>
+      </w:r>
+      <w:r>
+        <w:rPr>
+          <w:rFonts w:cstheme="minorHAnsi"/>
+        </w:rPr>
+        <w:drawing>
+          <wp:inline distT="0" distB="0" distL="0" distR="0" wp14:anchorId="371C9044" wp14:editId="5DD75CDD">
+            <wp:extent cx="3343742" cy="5334744"/>
+            <wp:effectExtent l="0" t="0" r="9525" b="0"/>
+            <wp:docPr id="813009677" name="Picture 1"/>
+            <wp:cNvGraphicFramePr>
+              <a:graphicFrameLocks xmlns:a="http://schemas.openxmlformats.org/drawingml/2006/main" noChangeAspect="1"/>
+            </wp:cNvGraphicFramePr>
+            <a:graphic xmlns:a="http://schemas.openxmlformats.org/drawingml/2006/main">
+              <a:graphicData uri="http://schemas.openxmlformats.org/drawingml/2006/picture">
+                <pic:pic xmlns:pic="http://schemas.openxmlformats.org/drawingml/2006/picture">
+                  <pic:nvPicPr>
+                    <pic:cNvPr id="813009677" name=""/>
+                    <pic:cNvPicPr/>
+                  </pic:nvPicPr>
+                  <pic:blipFill>
+                    <a:blip r:embed="rId29"/>
+                    <a:stretch>
+                      <a:fillRect/>
+                    </a:stretch>
+                  </pic:blipFill>
+                  <pic:spPr>
+                    <a:xfrm>
+                      <a:off x="0" y="0"/>
+                      <a:ext cx="3343742" cy="5334744"/>
+                    </a:xfrm>
+                    <a:prstGeom prst="rect">
+                      <a:avLst/>
+                    </a:prstGeom>
+                  </pic:spPr>
+                </pic:pic>
+              </a:graphicData>
+            </a:graphic>
+          </wp:inline>
+        </w:drawing>
+      </w:r>
+    </w:p>
+    <w:p>
+      <w:pPr>
+        <w:rPr>
+          <w:rFonts w:cstheme="minorHAnsi"/>
+        </w:rPr>
+      </w:pPr>
+      <w:r>
+        <w:rPr>
+          <w:rFonts w:cstheme="minorHAnsi"/>
+        </w:rPr>
+        <w:t xml:space="preserve">The religion can very easily take </w:t>
+      </w:r>
+      <w:r>
+        <w:rPr>
+          <w:rFonts w:cstheme="minorHAnsi"/>
+        </w:rPr>
+        <w:t xml:space="preserve">the next </w:t>
+      </w:r>
+      <w:r>
+        <w:rPr>
+          <w:rFonts w:cstheme="minorHAnsi"/>
+        </w:rPr>
+        <w:t xml:space="preserve">ladder. We begin to image God </w:t>
+      </w:r>
+      <w:r>
+        <w:rPr>
+          <w:rFonts w:cstheme="minorHAnsi"/>
+        </w:rPr>
+        <w:t xml:space="preserve">somewhere above us while we slowly work our way towards him. </w:t>
+      </w:r>
+      <w:r>
+        <w:rPr>
+          <w:rFonts w:cstheme="minorHAnsi"/>
+        </w:rPr>
+        <w:t xml:space="preserve">And each rung </w:t>
+      </w:r>
+      <w:r>
+        <w:rPr>
+          <w:rFonts w:cstheme="minorHAnsi"/>
+        </w:rPr>
+        <w:t>(</w:t>
+      </w:r>
+      <w:r>
+        <w:rPr>
+          <w:rFonts w:cstheme="minorHAnsi" w:hint="eastAsia"/>
+        </w:rPr>
+        <w:t>梯级</w:t>
+      </w:r>
+      <w:r>
+        <w:rPr>
+          <w:rFonts w:cstheme="minorHAnsi"/>
+        </w:rPr>
+        <w:t xml:space="preserve">) </w:t>
+      </w:r>
+      <w:r>
+        <w:rPr>
+          <w:rFonts w:cstheme="minorHAnsi"/>
+        </w:rPr>
+        <w:t xml:space="preserve">is a next step representing something we </w:t>
+      </w:r>
+      <w:r>
+        <w:rPr>
+          <w:rFonts w:cstheme="minorHAnsi"/>
+        </w:rPr>
+        <w:t>need to learn</w:t>
+      </w:r>
+      <w:r>
+        <w:rPr>
+          <w:rFonts w:cstheme="minorHAnsi"/>
+        </w:rPr>
+        <w:t>, to</w:t>
+      </w:r>
+      <w:r>
+        <w:rPr>
+          <w:rFonts w:cstheme="minorHAnsi"/>
+        </w:rPr>
+        <w:t xml:space="preserve"> accomplish</w:t>
+      </w:r>
+      <w:r>
+        <w:rPr>
+          <w:rFonts w:cstheme="minorHAnsi"/>
+        </w:rPr>
+        <w:t>,</w:t>
+      </w:r>
+      <w:r>
+        <w:rPr>
+          <w:rFonts w:cstheme="minorHAnsi"/>
+        </w:rPr>
+        <w:t xml:space="preserve"> </w:t>
+      </w:r>
+      <w:r>
+        <w:rPr>
+          <w:rFonts w:cstheme="minorHAnsi"/>
+        </w:rPr>
+        <w:t xml:space="preserve"> to</w:t>
+      </w:r>
+      <w:r>
+        <w:rPr>
+          <w:rFonts w:cstheme="minorHAnsi"/>
+        </w:rPr>
+        <w:t xml:space="preserve"> overcome</w:t>
+      </w:r>
+      <w:r>
+        <w:rPr>
+          <w:rFonts w:cstheme="minorHAnsi"/>
+        </w:rPr>
+        <w:t>,</w:t>
+      </w:r>
+      <w:r>
+        <w:rPr>
+          <w:rFonts w:cstheme="minorHAnsi"/>
+        </w:rPr>
+        <w:t xml:space="preserve"> or </w:t>
+      </w:r>
+      <w:r>
+        <w:rPr>
+          <w:rFonts w:cstheme="minorHAnsi"/>
+        </w:rPr>
+        <w:t xml:space="preserve">to </w:t>
+      </w:r>
+      <w:r>
+        <w:rPr>
+          <w:rFonts w:cstheme="minorHAnsi"/>
+        </w:rPr>
+        <w:t xml:space="preserve">receive </w:t>
+      </w:r>
+      <w:r>
+        <w:rPr>
+          <w:rFonts w:cstheme="minorHAnsi"/>
+        </w:rPr>
+        <w:t>before we can move higher.</w:t>
+      </w:r>
+      <w:r>
+        <w:rPr>
+          <w:rFonts w:cstheme="minorHAnsi"/>
+        </w:rPr>
+        <w:t xml:space="preserve"> </w:t>
+      </w:r>
+    </w:p>
+    <w:p>
+      <w:pPr>
+        <w:rPr>
+          <w:rFonts w:cstheme="minorHAnsi"/>
+        </w:rPr>
+      </w:pPr>
+    </w:p>
+    <w:p>
+      <w:pPr>
+        <w:rPr>
+          <w:rFonts w:cstheme="minorHAnsi"/>
+        </w:rPr>
+      </w:pPr>
+    </w:p>
+    <w:p>
+      <w:pPr>
+        <w:rPr>
+          <w:rFonts w:cstheme="minorHAnsi"/>
+        </w:rPr>
+      </w:pPr>
+    </w:p>
+    <w:p>
+      <w:pPr>
+        <w:rPr>
+          <w:rFonts w:cstheme="minorHAnsi"/>
+        </w:rPr>
+      </w:pPr>
+      <w:r>
+        <w:rPr>
+          <w:rFonts w:cstheme="minorHAnsi"/>
+        </w:rPr>
+        <w:t>************</w:t>
+      </w:r>
+    </w:p>
+    <w:p>
+      <w:pPr>
+        <w:rPr>
+          <w:rFonts w:cstheme="minorHAnsi"/>
+        </w:rPr>
+      </w:pPr>
+      <w:r>
+        <w:rPr>
+          <w:rFonts w:cstheme="minorHAnsi"/>
+        </w:rPr>
+        <w:t>************</w:t>
+      </w:r>
+    </w:p>
+    <w:p>
+      <w:pPr>
+        <w:rPr>
+          <w:rFonts w:cstheme="minorHAnsi"/>
+        </w:rPr>
+      </w:pPr>
+    </w:p>
+    <w:p>
+      <w:pPr>
+        <w:rPr>
+          <w:rFonts w:cstheme="minorHAnsi"/>
+        </w:rPr>
+      </w:pPr>
+    </w:p>
+    <w:p>
+      <w:pPr>
+        <w:rPr>
+          <w:rFonts w:cstheme="minorHAnsi"/>
+        </w:rPr>
+      </w:pPr>
+      <w:r>
+        <w:rPr>
+          <w:rFonts w:cstheme="minorHAnsi"/>
+        </w:rPr>
+        <w:t>07/</w:t>
+      </w:r>
+      <w:r>
+        <w:rPr>
+          <w:rFonts w:cstheme="minorHAnsi"/>
+        </w:rPr>
+        <w:t>25</w:t>
+      </w:r>
+      <w:r>
+        <w:rPr>
+          <w:rFonts w:cstheme="minorHAnsi"/>
+        </w:rPr>
+        <w:t>/2026, Menlo Church Worship (Summary of last week, 07/1</w:t>
+      </w:r>
+      <w:r>
+        <w:rPr>
+          <w:rFonts w:cstheme="minorHAnsi"/>
+        </w:rPr>
+        <w:t>9</w:t>
+      </w:r>
+      <w:r>
+        <w:rPr>
+          <w:rFonts w:cstheme="minorHAnsi"/>
+        </w:rPr>
+        <w:t>/2026)</w:t>
+      </w:r>
+    </w:p>
+    <w:p>
+      <w:hyperlink r:id="rId30" w:history="1">
         <w:r>
           <w:rPr>
             <w:rStyle w:val="Hyperlink"/>
@@ -2502,7 +2866,7 @@
           <w:rFonts w:cstheme="minorHAnsi"/>
         </w:rPr>
       </w:pPr>
-      <w:hyperlink r:id="rId30" w:history="1">
+      <w:hyperlink r:id="rId31" w:history="1">
         <w:r>
           <w:rPr>
             <w:rStyle w:val="Hyperlink"/>
@@ -2578,7 +2942,7 @@
       </w:pPr>
     </w:p>
     <w:sectPr>
-      <w:footerReference w:type="default" r:id="rId31"/>
+      <w:footerReference w:type="default" r:id="rId32"/>
       <w:pgSz w:w="12240" w:h="15840"/>
       <w:pgMar w:top="1440" w:right="1440" w:bottom="1530" w:left="1440" w:header="0" w:footer="720" w:gutter="0"/>
       <w:cols w:space="720"/>

--- a/Church/2026/2026_0725_MenloChurch.docx
+++ b/Church/2026/2026_0725_MenloChurch.docx
@@ -2525,19 +2525,7 @@
         <w:rPr>
           <w:rFonts w:cstheme="minorHAnsi"/>
         </w:rPr>
-        <w:t>6</w:t>
-      </w:r>
-      <w:r>
-        <w:rPr>
-          <w:rFonts w:cstheme="minorHAnsi"/>
-        </w:rPr>
-        <w:t>:</w:t>
-      </w:r>
-      <w:r>
-        <w:rPr>
-          <w:rFonts w:cstheme="minorHAnsi"/>
-        </w:rPr>
-        <w:t>42</w:t>
+        <w:t>6:42</w:t>
       </w:r>
       <w:r>
         <w:rPr>
@@ -2550,6 +2538,43 @@
           <w:rFonts w:cstheme="minorHAnsi"/>
         </w:rPr>
         <w:t>33:53</w:t>
+      </w:r>
+    </w:p>
+    <w:p>
+      <w:pPr>
+        <w:rPr>
+          <w:rFonts w:cstheme="minorHAnsi"/>
+        </w:rPr>
+      </w:pPr>
+      <w:r>
+        <w:rPr>
+          <w:rFonts w:cstheme="minorHAnsi"/>
+        </w:rPr>
+        <w:t xml:space="preserve">The religion can very easily take the next ladder. We begin to image God somewhere above us while we slowly work our way towards </w:t>
+      </w:r>
+      <w:r>
+        <w:rPr>
+          <w:rFonts w:cstheme="minorHAnsi"/>
+        </w:rPr>
+        <w:t>God</w:t>
+      </w:r>
+      <w:r>
+        <w:rPr>
+          <w:rFonts w:cstheme="minorHAnsi"/>
+        </w:rPr>
+        <w:t>. And each rung (</w:t>
+      </w:r>
+      <w:r>
+        <w:rPr>
+          <w:rFonts w:cstheme="minorHAnsi" w:hint="eastAsia"/>
+        </w:rPr>
+        <w:t>梯级</w:t>
+      </w:r>
+      <w:r>
+        <w:rPr>
+          <w:rFonts w:cstheme="minorHAnsi"/>
+        </w:rPr>
+        <w:t xml:space="preserve">) is a next step representing something we need to learn, to accomplish,  to overcome, or to receive before we can move higher. </w:t>
       </w:r>
     </w:p>
     <w:p>
@@ -2575,6 +2600,7 @@
       <w:r>
         <w:rPr>
           <w:rFonts w:cstheme="minorHAnsi"/>
+          <w:noProof/>
         </w:rPr>
         <w:drawing>
           <wp:inline distT="0" distB="0" distL="0" distR="0" wp14:anchorId="371C9044" wp14:editId="5DD75CDD">
@@ -2619,47 +2645,659 @@
           <w:rFonts w:cstheme="minorHAnsi"/>
         </w:rPr>
       </w:pPr>
-      <w:r>
-        <w:rPr>
-          <w:rFonts w:cstheme="minorHAnsi"/>
-        </w:rPr>
-        <w:t xml:space="preserve">The religion can very easily take </w:t>
-      </w:r>
-      <w:r>
-        <w:rPr>
-          <w:rFonts w:cstheme="minorHAnsi"/>
-        </w:rPr>
-        <w:t xml:space="preserve">the next </w:t>
-      </w:r>
-      <w:r>
-        <w:rPr>
-          <w:rFonts w:cstheme="minorHAnsi"/>
-        </w:rPr>
-        <w:t xml:space="preserve">ladder. We begin to image God </w:t>
-      </w:r>
-      <w:r>
-        <w:rPr>
-          <w:rFonts w:cstheme="minorHAnsi"/>
-        </w:rPr>
-        <w:t xml:space="preserve">somewhere above us while we slowly work our way towards him. </w:t>
-      </w:r>
-      <w:r>
-        <w:rPr>
-          <w:rFonts w:cstheme="minorHAnsi"/>
-        </w:rPr>
-        <w:t xml:space="preserve">And each rung </w:t>
-      </w:r>
-      <w:r>
-        <w:rPr>
-          <w:rFonts w:cstheme="minorHAnsi"/>
-        </w:rPr>
-        <w:t>(</w:t>
-      </w:r>
-      <w:r>
-        <w:rPr>
-          <w:rFonts w:cstheme="minorHAnsi" w:hint="eastAsia"/>
-        </w:rPr>
-        <w:t>梯级</w:t>
+    </w:p>
+    <w:p>
+      <w:pPr>
+        <w:rPr>
+          <w:rFonts w:cstheme="minorHAnsi"/>
+        </w:rPr>
+      </w:pPr>
+      <w:r>
+        <w:rPr>
+          <w:rFonts w:cstheme="minorHAnsi"/>
+        </w:rPr>
+        <w:t>Th</w:t>
+      </w:r>
+      <w:r>
+        <w:rPr>
+          <w:rFonts w:cstheme="minorHAnsi"/>
+        </w:rPr>
+        <w:t>e above diagram</w:t>
+      </w:r>
+      <w:r>
+        <w:rPr>
+          <w:rFonts w:cstheme="minorHAnsi"/>
+        </w:rPr>
+        <w:t xml:space="preserve"> represents </w:t>
+      </w:r>
+      <w:r>
+        <w:rPr>
+          <w:rFonts w:cstheme="minorHAnsi"/>
+          <w:b/>
+          <w:bCs/>
+        </w:rPr>
+        <w:t>The Religion Ladder</w:t>
+      </w:r>
+      <w:r>
+        <w:rPr>
+          <w:rFonts w:cstheme="minorHAnsi"/>
+        </w:rPr>
+        <w:t xml:space="preserve">, which is highlighted as one of the components under a broader concept titled </w:t>
+      </w:r>
+      <w:r>
+        <w:rPr>
+          <w:rFonts w:cstheme="minorHAnsi"/>
+          <w:b/>
+          <w:bCs/>
+        </w:rPr>
+        <w:t>"Unstable Ladders"</w:t>
+      </w:r>
+      <w:r>
+        <w:rPr>
+          <w:rFonts w:cstheme="minorHAnsi"/>
+        </w:rPr>
+        <w:t>. [</w:t>
+      </w:r>
+      <w:hyperlink r:id="rId30" w:history="1">
+        <w:r>
+          <w:rPr>
+            <w:rStyle w:val="Hyperlink"/>
+            <w:rFonts w:cstheme="minorHAnsi"/>
+          </w:rPr>
+          <w:t>1</w:t>
+        </w:r>
+      </w:hyperlink>
+      <w:r>
+        <w:rPr>
+          <w:rFonts w:cstheme="minorHAnsi"/>
+        </w:rPr>
+        <w:t xml:space="preserve">, </w:t>
+      </w:r>
+      <w:hyperlink r:id="rId31" w:history="1">
+        <w:r>
+          <w:rPr>
+            <w:rStyle w:val="Hyperlink"/>
+            <w:rFonts w:cstheme="minorHAnsi"/>
+          </w:rPr>
+          <w:t>2</w:t>
+        </w:r>
+      </w:hyperlink>
+      <w:r>
+        <w:rPr>
+          <w:rFonts w:cstheme="minorHAnsi"/>
+        </w:rPr>
+        <w:t>]</w:t>
+      </w:r>
+    </w:p>
+    <w:p>
+      <w:pPr>
+        <w:rPr>
+          <w:rFonts w:cstheme="minorHAnsi"/>
+          <w:b/>
+          <w:bCs/>
+        </w:rPr>
+      </w:pPr>
+      <w:r>
+        <w:rPr>
+          <w:rFonts w:cstheme="minorHAnsi"/>
+          <w:b/>
+          <w:bCs/>
+        </w:rPr>
+        <w:t>Visual Elements Breakdown</w:t>
+      </w:r>
+    </w:p>
+    <w:p>
+      <w:pPr>
+        <w:numPr>
+          <w:ilvl w:val="0"/>
+          <w:numId w:val="54"/>
+        </w:numPr>
+        <w:rPr>
+          <w:rFonts w:cstheme="minorHAnsi"/>
+        </w:rPr>
+      </w:pPr>
+      <w:r>
+        <w:rPr>
+          <w:rFonts w:cstheme="minorHAnsi"/>
+          <w:b/>
+          <w:bCs/>
+        </w:rPr>
+        <w:t>Central Scene</w:t>
+      </w:r>
+      <w:r>
+        <w:rPr>
+          <w:rFonts w:cstheme="minorHAnsi"/>
+        </w:rPr>
+        <w:t>: A young man stands inside a grand, cathedral-like library filled with floor-to-ceiling bookshelves.</w:t>
+      </w:r>
+    </w:p>
+    <w:p>
+      <w:pPr>
+        <w:numPr>
+          <w:ilvl w:val="0"/>
+          <w:numId w:val="54"/>
+        </w:numPr>
+        <w:rPr>
+          <w:rFonts w:cstheme="minorHAnsi"/>
+        </w:rPr>
+      </w:pPr>
+      <w:r>
+        <w:rPr>
+          <w:rFonts w:cstheme="minorHAnsi"/>
+          <w:b/>
+          <w:bCs/>
+        </w:rPr>
+        <w:t>The Action</w:t>
+      </w:r>
+      <w:r>
+        <w:rPr>
+          <w:rFonts w:cstheme="minorHAnsi"/>
+        </w:rPr>
+        <w:t>: He is attempting to climb an extension ladder that is balanced precariously on a stack of large, thick books rather than a stable floor.</w:t>
+      </w:r>
+    </w:p>
+    <w:p>
+      <w:pPr>
+        <w:numPr>
+          <w:ilvl w:val="0"/>
+          <w:numId w:val="54"/>
+        </w:numPr>
+        <w:rPr>
+          <w:rFonts w:cstheme="minorHAnsi"/>
+        </w:rPr>
+      </w:pPr>
+      <w:r>
+        <w:rPr>
+          <w:rFonts w:cstheme="minorHAnsi"/>
+          <w:b/>
+          <w:bCs/>
+        </w:rPr>
+        <w:t>The Destination</w:t>
+      </w:r>
+      <w:r>
+        <w:rPr>
+          <w:rFonts w:cstheme="minorHAnsi"/>
+        </w:rPr>
+        <w:t>: The ladder extends upward toward a bright, circular rose window or stained-glass opening in the ceiling, where light is pouring through.</w:t>
+      </w:r>
+    </w:p>
+    <w:p>
+      <w:pPr>
+        <w:numPr>
+          <w:ilvl w:val="0"/>
+          <w:numId w:val="54"/>
+        </w:numPr>
+        <w:rPr>
+          <w:rFonts w:cstheme="minorHAnsi"/>
+        </w:rPr>
+      </w:pPr>
+      <w:r>
+        <w:rPr>
+          <w:rFonts w:cstheme="minorHAnsi"/>
+          <w:b/>
+          <w:bCs/>
+        </w:rPr>
+        <w:t>Key Pillars Listed</w:t>
+      </w:r>
+      <w:r>
+        <w:rPr>
+          <w:rFonts w:cstheme="minorHAnsi"/>
+        </w:rPr>
+        <w:t>: The bottom text notes three foundational aspects of this specific path:</w:t>
+      </w:r>
+    </w:p>
+    <w:p>
+      <w:pPr>
+        <w:numPr>
+          <w:ilvl w:val="1"/>
+          <w:numId w:val="54"/>
+        </w:numPr>
+        <w:rPr>
+          <w:rFonts w:cstheme="minorHAnsi"/>
+        </w:rPr>
+      </w:pPr>
+      <w:r>
+        <w:rPr>
+          <w:rFonts w:cstheme="minorHAnsi"/>
+          <w:i/>
+          <w:iCs/>
+        </w:rPr>
+        <w:t>Rituals &amp; practices</w:t>
+      </w:r>
+    </w:p>
+    <w:p>
+      <w:pPr>
+        <w:numPr>
+          <w:ilvl w:val="1"/>
+          <w:numId w:val="54"/>
+        </w:numPr>
+        <w:rPr>
+          <w:rFonts w:cstheme="minorHAnsi"/>
+        </w:rPr>
+      </w:pPr>
+      <w:r>
+        <w:rPr>
+          <w:rFonts w:cstheme="minorHAnsi"/>
+          <w:i/>
+          <w:iCs/>
+        </w:rPr>
+        <w:t>Doctrinal study</w:t>
+      </w:r>
+    </w:p>
+    <w:p>
+      <w:pPr>
+        <w:numPr>
+          <w:ilvl w:val="1"/>
+          <w:numId w:val="54"/>
+        </w:numPr>
+        <w:rPr>
+          <w:rFonts w:cstheme="minorHAnsi"/>
+        </w:rPr>
+      </w:pPr>
+      <w:r>
+        <w:rPr>
+          <w:rFonts w:cstheme="minorHAnsi"/>
+          <w:i/>
+          <w:iCs/>
+        </w:rPr>
+        <w:t>Moral character</w:t>
+      </w:r>
+    </w:p>
+    <w:p>
+      <w:pPr>
+        <w:rPr>
+          <w:rFonts w:cstheme="minorHAnsi"/>
+          <w:b/>
+          <w:bCs/>
+        </w:rPr>
+      </w:pPr>
+      <w:r>
+        <w:rPr>
+          <w:rFonts w:cstheme="minorHAnsi"/>
+          <w:b/>
+          <w:bCs/>
+        </w:rPr>
+        <w:t>Conceptual Meaning</w:t>
+      </w:r>
+    </w:p>
+    <w:p>
+      <w:pPr>
+        <w:rPr>
+          <w:rFonts w:cstheme="minorHAnsi"/>
+        </w:rPr>
+      </w:pPr>
+      <w:r>
+        <w:rPr>
+          <w:rFonts w:cstheme="minorHAnsi"/>
+        </w:rPr>
+        <w:lastRenderedPageBreak/>
+        <w:t>The metaphor of an "unstable ladder" in this context points to the potential danger of relying solely on institutional or intellectual structures (symbolized by stacking the ladder on books) to reach spiritual or higher enlightenment. While rituals, studying doctrine, and practicing good moral character are tools for growth, placing them on an unsteady foundation can lead to a precarious spiritual journey.</w:t>
+      </w:r>
+    </w:p>
+    <w:p>
+      <w:pPr>
+        <w:rPr>
+          <w:rFonts w:cstheme="minorHAnsi"/>
+        </w:rPr>
+      </w:pPr>
+      <w:r>
+        <w:rPr>
+          <w:rFonts w:cstheme="minorHAnsi"/>
+        </w:rPr>
+        <w:t>If you are interested, we can look further into:</w:t>
+      </w:r>
+    </w:p>
+    <w:p>
+      <w:pPr>
+        <w:numPr>
+          <w:ilvl w:val="0"/>
+          <w:numId w:val="55"/>
+        </w:numPr>
+        <w:rPr>
+          <w:rFonts w:cstheme="minorHAnsi"/>
+        </w:rPr>
+      </w:pPr>
+      <w:r>
+        <w:rPr>
+          <w:rFonts w:cstheme="minorHAnsi"/>
+        </w:rPr>
+        <w:t xml:space="preserve">The </w:t>
+      </w:r>
+      <w:r>
+        <w:rPr>
+          <w:rFonts w:cstheme="minorHAnsi"/>
+          <w:b/>
+          <w:bCs/>
+        </w:rPr>
+        <w:t>origin or author</w:t>
+      </w:r>
+      <w:r>
+        <w:rPr>
+          <w:rFonts w:cstheme="minorHAnsi"/>
+        </w:rPr>
+        <w:t xml:space="preserve"> behind this specific graphic series.</w:t>
+      </w:r>
+    </w:p>
+    <w:p>
+      <w:pPr>
+        <w:numPr>
+          <w:ilvl w:val="0"/>
+          <w:numId w:val="55"/>
+        </w:numPr>
+        <w:rPr>
+          <w:rFonts w:cstheme="minorHAnsi"/>
+        </w:rPr>
+      </w:pPr>
+      <w:r>
+        <w:rPr>
+          <w:rFonts w:cstheme="minorHAnsi"/>
+          <w:b/>
+          <w:bCs/>
+        </w:rPr>
+        <w:t>Philosophical and spiritual concepts</w:t>
+      </w:r>
+      <w:r>
+        <w:rPr>
+          <w:rFonts w:cstheme="minorHAnsi"/>
+        </w:rPr>
+        <w:t xml:space="preserve"> regarding the "Ladder of Divine Ascent" or "Jacob's Ladder".</w:t>
+      </w:r>
+    </w:p>
+    <w:p>
+      <w:pPr>
+        <w:numPr>
+          <w:ilvl w:val="0"/>
+          <w:numId w:val="55"/>
+        </w:numPr>
+        <w:rPr>
+          <w:rFonts w:cstheme="minorHAnsi"/>
+        </w:rPr>
+      </w:pPr>
+      <w:r>
+        <w:rPr>
+          <w:rFonts w:cstheme="minorHAnsi"/>
+        </w:rPr>
+        <w:t xml:space="preserve">Other </w:t>
+      </w:r>
+      <w:r>
+        <w:rPr>
+          <w:rFonts w:cstheme="minorHAnsi"/>
+          <w:b/>
+          <w:bCs/>
+        </w:rPr>
+        <w:t>types of "ladders"</w:t>
+      </w:r>
+      <w:r>
+        <w:rPr>
+          <w:rFonts w:cstheme="minorHAnsi"/>
+        </w:rPr>
+        <w:t xml:space="preserve"> featured within this framework</w:t>
+      </w:r>
+      <w:r>
+        <w:rPr>
+          <w:rFonts w:cstheme="minorHAnsi"/>
+        </w:rPr>
+        <w:t>.</w:t>
+      </w:r>
+    </w:p>
+    <w:p>
+      <w:pPr>
+        <w:rPr>
+          <w:rFonts w:cstheme="minorHAnsi"/>
+        </w:rPr>
+      </w:pPr>
+    </w:p>
+    <w:p>
+      <w:pPr>
+        <w:rPr>
+          <w:rFonts w:cstheme="minorHAnsi"/>
+        </w:rPr>
+      </w:pPr>
+      <w:r>
+        <w:rPr>
+          <w:rFonts w:cstheme="minorHAnsi"/>
+        </w:rPr>
+        <w:t>7:03</w:t>
+      </w:r>
+      <w:r>
+        <w:rPr>
+          <w:rFonts w:cstheme="minorHAnsi"/>
+        </w:rPr>
+        <w:t>/</w:t>
+      </w:r>
+      <w:r>
+        <w:rPr>
+          <w:rFonts w:cstheme="minorHAnsi"/>
+        </w:rPr>
+        <w:t>33:53</w:t>
+      </w:r>
+    </w:p>
+    <w:p>
+      <w:pPr>
+        <w:rPr>
+          <w:rFonts w:cstheme="minorHAnsi"/>
+        </w:rPr>
+      </w:pPr>
+      <w:r>
+        <w:rPr>
+          <w:rFonts w:cstheme="minorHAnsi"/>
+        </w:rPr>
+        <w:t>The structure can feel reassuring because it answers the question, “What do I do next?”</w:t>
+      </w:r>
+    </w:p>
+    <w:p>
+      <w:pPr>
+        <w:rPr>
+          <w:rFonts w:cstheme="minorHAnsi"/>
+        </w:rPr>
+      </w:pPr>
+      <w:r>
+        <w:rPr>
+          <w:rFonts w:cstheme="minorHAnsi"/>
+        </w:rPr>
+        <w:t>But eventually another question emerges.</w:t>
+      </w:r>
+      <w:r>
+        <w:rPr>
+          <w:rFonts w:cstheme="minorHAnsi"/>
+        </w:rPr>
+        <w:t xml:space="preserve"> How high do you have to climb?</w:t>
+      </w:r>
+    </w:p>
+    <w:p>
+      <w:pPr>
+        <w:rPr>
+          <w:rFonts w:cstheme="minorHAnsi"/>
+        </w:rPr>
+      </w:pPr>
+      <w:r>
+        <w:rPr>
+          <w:rFonts w:cstheme="minorHAnsi"/>
+        </w:rPr>
+        <w:t>And let me ask you this. When you are standing on a ladder and you know you go up high. DO you generally have more anxiety or less anxiety?</w:t>
+      </w:r>
+    </w:p>
+    <w:p>
+      <w:pPr>
+        <w:rPr>
+          <w:rFonts w:cstheme="minorHAnsi"/>
+        </w:rPr>
+      </w:pPr>
+      <w:r>
+        <w:rPr>
+          <w:rFonts w:cstheme="minorHAnsi"/>
+        </w:rPr>
+        <w:t>The more you climb high</w:t>
+      </w:r>
+      <w:r>
+        <w:rPr>
+          <w:rFonts w:cstheme="minorHAnsi"/>
+        </w:rPr>
+        <w:t>er</w:t>
+      </w:r>
+      <w:r>
+        <w:rPr>
+          <w:rFonts w:cstheme="minorHAnsi"/>
+        </w:rPr>
+        <w:t>, the more you realize how far you can fall.</w:t>
+      </w:r>
+    </w:p>
+    <w:p>
+      <w:pPr>
+        <w:rPr>
+          <w:rFonts w:cstheme="minorHAnsi"/>
+        </w:rPr>
+      </w:pPr>
+    </w:p>
+    <w:p>
+      <w:pPr>
+        <w:rPr>
+          <w:rFonts w:cstheme="minorHAnsi"/>
+        </w:rPr>
+      </w:pPr>
+      <w:r>
+        <w:rPr>
+          <w:rFonts w:cstheme="minorHAnsi"/>
+        </w:rPr>
+        <w:t>7:</w:t>
+      </w:r>
+      <w:r>
+        <w:rPr>
+          <w:rFonts w:cstheme="minorHAnsi"/>
+        </w:rPr>
+        <w:t>2</w:t>
+      </w:r>
+      <w:r>
+        <w:rPr>
+          <w:rFonts w:cstheme="minorHAnsi"/>
+        </w:rPr>
+        <w:t>3</w:t>
+      </w:r>
+      <w:r>
+        <w:rPr>
+          <w:rFonts w:cstheme="minorHAnsi"/>
+        </w:rPr>
+        <w:t>/</w:t>
+      </w:r>
+      <w:r>
+        <w:rPr>
+          <w:rFonts w:cstheme="minorHAnsi"/>
+        </w:rPr>
+        <w:t>33:53</w:t>
+      </w:r>
+    </w:p>
+    <w:p>
+      <w:pPr>
+        <w:rPr>
+          <w:rFonts w:cstheme="minorHAnsi"/>
+        </w:rPr>
+      </w:pPr>
+      <w:r>
+        <w:rPr>
+          <w:rFonts w:cstheme="minorHAnsi"/>
+        </w:rPr>
+        <w:drawing>
+          <wp:inline distT="0" distB="0" distL="0" distR="0" wp14:anchorId="407CC19C" wp14:editId="0D1C6394">
+            <wp:extent cx="2553056" cy="1743318"/>
+            <wp:effectExtent l="0" t="0" r="0" b="9525"/>
+            <wp:docPr id="118489471" name="Picture 1"/>
+            <wp:cNvGraphicFramePr>
+              <a:graphicFrameLocks xmlns:a="http://schemas.openxmlformats.org/drawingml/2006/main" noChangeAspect="1"/>
+            </wp:cNvGraphicFramePr>
+            <a:graphic xmlns:a="http://schemas.openxmlformats.org/drawingml/2006/main">
+              <a:graphicData uri="http://schemas.openxmlformats.org/drawingml/2006/picture">
+                <pic:pic xmlns:pic="http://schemas.openxmlformats.org/drawingml/2006/picture">
+                  <pic:nvPicPr>
+                    <pic:cNvPr id="118489471" name=""/>
+                    <pic:cNvPicPr/>
+                  </pic:nvPicPr>
+                  <pic:blipFill>
+                    <a:blip r:embed="rId32"/>
+                    <a:stretch>
+                      <a:fillRect/>
+                    </a:stretch>
+                  </pic:blipFill>
+                  <pic:spPr>
+                    <a:xfrm>
+                      <a:off x="0" y="0"/>
+                      <a:ext cx="2553056" cy="1743318"/>
+                    </a:xfrm>
+                    <a:prstGeom prst="rect">
+                      <a:avLst/>
+                    </a:prstGeom>
+                  </pic:spPr>
+                </pic:pic>
+              </a:graphicData>
+            </a:graphic>
+          </wp:inline>
+        </w:drawing>
+      </w:r>
+    </w:p>
+    <w:p>
+      <w:pPr>
+        <w:rPr>
+          <w:rFonts w:cstheme="minorHAnsi"/>
+        </w:rPr>
+      </w:pPr>
+      <w:r>
+        <w:rPr>
+          <w:rFonts w:cstheme="minorHAnsi"/>
+        </w:rPr>
+        <w:t>Today, we talk about the Mormon faith.</w:t>
+      </w:r>
+      <w:r>
+        <w:rPr>
+          <w:rFonts w:cstheme="minorHAnsi"/>
+        </w:rPr>
+        <w:t xml:space="preserve"> This is formally</w:t>
+      </w:r>
+      <w:r>
+        <w:rPr>
+          <w:rFonts w:cstheme="minorHAnsi"/>
+        </w:rPr>
+        <w:t xml:space="preserve"> </w:t>
+      </w:r>
+      <w:r>
+        <w:rPr>
+          <w:rFonts w:cstheme="minorHAnsi"/>
+        </w:rPr>
+        <w:t>known</w:t>
+      </w:r>
+      <w:r>
+        <w:rPr>
+          <w:rFonts w:cstheme="minorHAnsi"/>
+        </w:rPr>
+        <w:t xml:space="preserve"> as the church of Jesus Christ of </w:t>
+      </w:r>
+      <w:r>
+        <w:rPr>
+          <w:rFonts w:cstheme="minorHAnsi"/>
+        </w:rPr>
+        <w:t>LDS (L</w:t>
+      </w:r>
+      <w:r>
+        <w:rPr>
+          <w:rFonts w:cstheme="minorHAnsi"/>
+        </w:rPr>
+        <w:t>atter-</w:t>
+      </w:r>
+      <w:r>
+        <w:rPr>
+          <w:rFonts w:cstheme="minorHAnsi"/>
+        </w:rPr>
+        <w:t>D</w:t>
+      </w:r>
+      <w:r>
+        <w:rPr>
+          <w:rFonts w:cstheme="minorHAnsi"/>
+        </w:rPr>
+        <w:t>ay</w:t>
+      </w:r>
+      <w:r>
+        <w:rPr>
+          <w:rFonts w:cstheme="minorHAnsi"/>
+        </w:rPr>
+        <w:t xml:space="preserve"> Saints</w:t>
       </w:r>
       <w:r>
         <w:rPr>
@@ -2671,31 +3309,31 @@
         <w:rPr>
           <w:rFonts w:cstheme="minorHAnsi"/>
         </w:rPr>
-        <w:t xml:space="preserve">is a next step representing something we </w:t>
-      </w:r>
-      <w:r>
-        <w:rPr>
-          <w:rFonts w:cstheme="minorHAnsi"/>
-        </w:rPr>
-        <w:t>need to learn</w:t>
-      </w:r>
-      <w:r>
-        <w:rPr>
-          <w:rFonts w:cstheme="minorHAnsi"/>
-        </w:rPr>
-        <w:t>, to</w:t>
-      </w:r>
-      <w:r>
-        <w:rPr>
-          <w:rFonts w:cstheme="minorHAnsi"/>
-        </w:rPr>
-        <w:t xml:space="preserve"> accomplish</w:t>
-      </w:r>
-      <w:r>
-        <w:rPr>
-          <w:rFonts w:cstheme="minorHAnsi"/>
-        </w:rPr>
-        <w:t>,</w:t>
+        <w:t>Church</w:t>
+      </w:r>
+      <w:r>
+        <w:rPr>
+          <w:rFonts w:cstheme="minorHAnsi"/>
+        </w:rPr>
+        <w:t>.</w:t>
+      </w:r>
+      <w:r>
+        <w:rPr>
+          <w:rFonts w:cstheme="minorHAnsi"/>
+        </w:rPr>
+        <w:t xml:space="preserve"> One reason the Mormon faith has been so compelling is that</w:t>
+      </w:r>
+      <w:r>
+        <w:rPr>
+          <w:rFonts w:cstheme="minorHAnsi"/>
+        </w:rPr>
+        <w:t xml:space="preserve"> Mormonism offers a remarkably comprehensive account of </w:t>
+      </w:r>
+      <w:r>
+        <w:rPr>
+          <w:rFonts w:cstheme="minorHAnsi"/>
+        </w:rPr>
+        <w:t>spiritual life and progression.</w:t>
       </w:r>
       <w:r>
         <w:rPr>
@@ -2703,23 +3341,844 @@
         </w:rPr>
         <w:t xml:space="preserve"> </w:t>
       </w:r>
-      <w:r>
-        <w:rPr>
-          <w:rFonts w:cstheme="minorHAnsi"/>
-        </w:rPr>
-        <w:t xml:space="preserve"> to</w:t>
-      </w:r>
-      <w:r>
-        <w:rPr>
-          <w:rFonts w:cstheme="minorHAnsi"/>
-        </w:rPr>
-        <w:t xml:space="preserve"> overcome</w:t>
-      </w:r>
-      <w:r>
-        <w:rPr>
-          <w:rFonts w:cstheme="minorHAnsi"/>
-        </w:rPr>
-        <w:t>,</w:t>
+    </w:p>
+    <w:p>
+      <w:pPr>
+        <w:rPr>
+          <w:rFonts w:cstheme="minorHAnsi"/>
+        </w:rPr>
+      </w:pPr>
+    </w:p>
+    <w:p>
+      <w:pPr>
+        <w:rPr>
+          <w:rFonts w:cstheme="minorHAnsi"/>
+        </w:rPr>
+      </w:pPr>
+      <w:r>
+        <w:rPr>
+          <w:rFonts w:cstheme="minorHAnsi"/>
+        </w:rPr>
+        <w:t>What is</w:t>
+      </w:r>
+      <w:r>
+        <w:rPr>
+          <w:rFonts w:cstheme="minorHAnsi"/>
+        </w:rPr>
+        <w:t xml:space="preserve"> Church of</w:t>
+      </w:r>
+      <w:r>
+        <w:rPr>
+          <w:rFonts w:cstheme="minorHAnsi"/>
+        </w:rPr>
+        <w:t xml:space="preserve"> LDS (Latter-Day Saints)?</w:t>
+      </w:r>
+    </w:p>
+    <w:p>
+      <w:pPr>
+        <w:rPr>
+          <w:rFonts w:cstheme="minorHAnsi"/>
+        </w:rPr>
+      </w:pPr>
+    </w:p>
+    <w:p>
+      <w:pPr>
+        <w:rPr>
+          <w:rFonts w:cstheme="minorHAnsi"/>
+        </w:rPr>
+      </w:pPr>
+      <w:r>
+        <w:rPr>
+          <w:rFonts w:cstheme="minorHAnsi"/>
+          <w:b/>
+          <w:bCs/>
+        </w:rPr>
+        <w:t>The Church of Jesus Christ of Latter-day Saints</w:t>
+      </w:r>
+      <w:r>
+        <w:rPr>
+          <w:rFonts w:cstheme="minorHAnsi"/>
+        </w:rPr>
+        <w:t xml:space="preserve"> is the official name of the global Christian denomination headquartered in Salt Lake City, Utah. While widely known historically by the abbreviations </w:t>
+      </w:r>
+      <w:r>
+        <w:rPr>
+          <w:rFonts w:cstheme="minorHAnsi"/>
+          <w:b/>
+          <w:bCs/>
+        </w:rPr>
+        <w:t>LDS Church</w:t>
+      </w:r>
+      <w:r>
+        <w:rPr>
+          <w:rFonts w:cstheme="minorHAnsi"/>
+        </w:rPr>
+        <w:t xml:space="preserve"> or the nickname </w:t>
+      </w:r>
+      <w:r>
+        <w:rPr>
+          <w:rFonts w:cstheme="minorHAnsi"/>
+          <w:b/>
+          <w:bCs/>
+        </w:rPr>
+        <w:t>Mormon Church</w:t>
+      </w:r>
+      <w:r>
+        <w:rPr>
+          <w:rFonts w:cstheme="minorHAnsi"/>
+        </w:rPr>
+        <w:t>, the institution has initiated a significant course correction urging the public and its members to use its full, revealed name.</w:t>
+      </w:r>
+    </w:p>
+    <w:p>
+      <w:pPr>
+        <w:rPr>
+          <w:rFonts w:cstheme="minorHAnsi"/>
+          <w:b/>
+          <w:bCs/>
+        </w:rPr>
+      </w:pPr>
+      <w:r>
+        <w:rPr>
+          <w:rFonts w:cstheme="minorHAnsi"/>
+          <w:b/>
+          <w:bCs/>
+        </w:rPr>
+        <w:t>Name Usage Guidelines</w:t>
+      </w:r>
+    </w:p>
+    <w:p>
+      <w:pPr>
+        <w:rPr>
+          <w:rFonts w:cstheme="minorHAnsi"/>
+        </w:rPr>
+      </w:pPr>
+      <w:r>
+        <w:rPr>
+          <w:rFonts w:cstheme="minorHAnsi"/>
+        </w:rPr>
+        <w:t xml:space="preserve">The organization's official </w:t>
+      </w:r>
+      <w:hyperlink r:id="rId33" w:tgtFrame="_blank" w:history="1">
+        <w:r>
+          <w:rPr>
+            <w:rStyle w:val="Hyperlink"/>
+            <w:rFonts w:cstheme="minorHAnsi"/>
+          </w:rPr>
+          <w:t>Style Guide</w:t>
+        </w:r>
+      </w:hyperlink>
+      <w:r>
+        <w:rPr>
+          <w:rFonts w:cstheme="minorHAnsi"/>
+        </w:rPr>
+        <w:t xml:space="preserve"> outlines distinct preferences for how it should be addressed:</w:t>
+      </w:r>
+    </w:p>
+    <w:p>
+      <w:pPr>
+        <w:numPr>
+          <w:ilvl w:val="0"/>
+          <w:numId w:val="56"/>
+        </w:numPr>
+        <w:rPr>
+          <w:rFonts w:cstheme="minorHAnsi"/>
+        </w:rPr>
+      </w:pPr>
+      <w:r>
+        <w:rPr>
+          <w:rFonts w:cstheme="minorHAnsi"/>
+          <w:b/>
+          <w:bCs/>
+        </w:rPr>
+        <w:t>Official Name</w:t>
+      </w:r>
+      <w:r>
+        <w:rPr>
+          <w:rFonts w:cstheme="minorHAnsi"/>
+        </w:rPr>
+        <w:t xml:space="preserve">: "The Church of Jesus Christ of Latter-day Saints" must be used in the first reference. </w:t>
+      </w:r>
+    </w:p>
+    <w:p>
+      <w:pPr>
+        <w:numPr>
+          <w:ilvl w:val="0"/>
+          <w:numId w:val="56"/>
+        </w:numPr>
+        <w:rPr>
+          <w:rFonts w:cstheme="minorHAnsi"/>
+        </w:rPr>
+      </w:pPr>
+      <w:r>
+        <w:rPr>
+          <w:rFonts w:cstheme="minorHAnsi"/>
+          <w:b/>
+          <w:bCs/>
+        </w:rPr>
+        <w:t>Shortened Terms</w:t>
+      </w:r>
+      <w:r>
+        <w:rPr>
+          <w:rFonts w:cstheme="minorHAnsi"/>
+        </w:rPr>
+        <w:t>: "The Church," the "Church of Jesus Christ," or the "restored Church of Jesus Christ" are preferred if a brief reference is necessary.</w:t>
+      </w:r>
+    </w:p>
+    <w:p>
+      <w:pPr>
+        <w:numPr>
+          <w:ilvl w:val="0"/>
+          <w:numId w:val="56"/>
+        </w:numPr>
+        <w:rPr>
+          <w:rFonts w:cstheme="minorHAnsi"/>
+        </w:rPr>
+      </w:pPr>
+      <w:r>
+        <w:rPr>
+          <w:rFonts w:cstheme="minorHAnsi"/>
+          <w:b/>
+          <w:bCs/>
+        </w:rPr>
+        <w:t>Terms to Avoid</w:t>
+      </w:r>
+      <w:r>
+        <w:rPr>
+          <w:rFonts w:cstheme="minorHAnsi"/>
+        </w:rPr>
+        <w:t xml:space="preserve">: The acronym </w:t>
+      </w:r>
+      <w:r>
+        <w:rPr>
+          <w:rFonts w:cstheme="minorHAnsi"/>
+          <w:b/>
+          <w:bCs/>
+        </w:rPr>
+        <w:t>"LDS"</w:t>
+      </w:r>
+      <w:r>
+        <w:rPr>
+          <w:rFonts w:cstheme="minorHAnsi"/>
+        </w:rPr>
+        <w:t xml:space="preserve"> and the nickname </w:t>
+      </w:r>
+      <w:r>
+        <w:rPr>
+          <w:rFonts w:cstheme="minorHAnsi"/>
+          <w:b/>
+          <w:bCs/>
+        </w:rPr>
+        <w:t>"Mormon"</w:t>
+      </w:r>
+      <w:r>
+        <w:rPr>
+          <w:rFonts w:cstheme="minorHAnsi"/>
+        </w:rPr>
+        <w:t xml:space="preserve"> are explicitly discouraged when referring to the church itself (e.g., avoid writing "LDS Church" or "Mormon Church"). </w:t>
+      </w:r>
+    </w:p>
+    <w:p>
+      <w:pPr>
+        <w:numPr>
+          <w:ilvl w:val="0"/>
+          <w:numId w:val="56"/>
+        </w:numPr>
+        <w:rPr>
+          <w:rFonts w:cstheme="minorHAnsi"/>
+        </w:rPr>
+      </w:pPr>
+      <w:r>
+        <w:rPr>
+          <w:rFonts w:cstheme="minorHAnsi"/>
+          <w:b/>
+          <w:bCs/>
+        </w:rPr>
+        <w:lastRenderedPageBreak/>
+        <w:t>Referring to Members</w:t>
+      </w:r>
+      <w:r>
+        <w:rPr>
+          <w:rFonts w:cstheme="minorHAnsi"/>
+        </w:rPr>
+        <w:t xml:space="preserve">: The preferred terms are </w:t>
+      </w:r>
+      <w:r>
+        <w:rPr>
+          <w:rFonts w:cstheme="minorHAnsi"/>
+          <w:b/>
+          <w:bCs/>
+        </w:rPr>
+        <w:t>"Latter-day Saints"</w:t>
+      </w:r>
+      <w:r>
+        <w:rPr>
+          <w:rFonts w:cstheme="minorHAnsi"/>
+        </w:rPr>
+        <w:t xml:space="preserve"> or "members of The Church of Jesus Christ of Latter-day Saints". The plural term "Mormons" is discouraged. </w:t>
+      </w:r>
+    </w:p>
+    <w:p>
+      <w:pPr>
+        <w:rPr>
+          <w:rFonts w:cstheme="minorHAnsi"/>
+          <w:b/>
+          <w:bCs/>
+        </w:rPr>
+      </w:pPr>
+      <w:r>
+        <w:rPr>
+          <w:rFonts w:cstheme="minorHAnsi"/>
+          <w:b/>
+          <w:bCs/>
+        </w:rPr>
+        <w:t>Core Beliefs and Practices</w:t>
+      </w:r>
+    </w:p>
+    <w:p>
+      <w:pPr>
+        <w:numPr>
+          <w:ilvl w:val="0"/>
+          <w:numId w:val="57"/>
+        </w:numPr>
+        <w:rPr>
+          <w:rFonts w:cstheme="minorHAnsi"/>
+        </w:rPr>
+      </w:pPr>
+      <w:r>
+        <w:rPr>
+          <w:rFonts w:cstheme="minorHAnsi"/>
+          <w:b/>
+          <w:bCs/>
+        </w:rPr>
+        <w:t>Restorationism</w:t>
+      </w:r>
+      <w:r>
+        <w:rPr>
+          <w:rFonts w:cstheme="minorHAnsi"/>
+        </w:rPr>
+        <w:t>: Members believe the church is the literal restoration of the original Church of Jesus Christ, which was lost to a general apostasy following the deaths of the biblical Apostles.</w:t>
+      </w:r>
+    </w:p>
+    <w:p>
+      <w:pPr>
+        <w:numPr>
+          <w:ilvl w:val="0"/>
+          <w:numId w:val="57"/>
+        </w:numPr>
+        <w:rPr>
+          <w:rFonts w:cstheme="minorHAnsi"/>
+        </w:rPr>
+      </w:pPr>
+      <w:r>
+        <w:rPr>
+          <w:rFonts w:cstheme="minorHAnsi"/>
+          <w:b/>
+          <w:bCs/>
+        </w:rPr>
+        <w:t>Founding</w:t>
+      </w:r>
+      <w:r>
+        <w:rPr>
+          <w:rFonts w:cstheme="minorHAnsi"/>
+        </w:rPr>
+        <w:t xml:space="preserve">: It was formally organized by </w:t>
+      </w:r>
+      <w:r>
+        <w:rPr>
+          <w:rFonts w:cstheme="minorHAnsi"/>
+          <w:b/>
+          <w:bCs/>
+        </w:rPr>
+        <w:t>Joseph Smith</w:t>
+      </w:r>
+      <w:r>
+        <w:rPr>
+          <w:rFonts w:cstheme="minorHAnsi"/>
+        </w:rPr>
+        <w:t xml:space="preserve"> on April 6, 1830, in western New York.</w:t>
+      </w:r>
+    </w:p>
+    <w:p>
+      <w:pPr>
+        <w:numPr>
+          <w:ilvl w:val="0"/>
+          <w:numId w:val="57"/>
+        </w:numPr>
+        <w:rPr>
+          <w:rFonts w:cstheme="minorHAnsi"/>
+        </w:rPr>
+      </w:pPr>
+      <w:r>
+        <w:rPr>
+          <w:rFonts w:cstheme="minorHAnsi"/>
+          <w:b/>
+          <w:bCs/>
+        </w:rPr>
+        <w:t>Scripture</w:t>
+      </w:r>
+      <w:r>
+        <w:rPr>
+          <w:rFonts w:cstheme="minorHAnsi"/>
+        </w:rPr>
+        <w:t xml:space="preserve">: Alongside the Holy Bible, the church recognizes additional books of scripture, primarily the </w:t>
+      </w:r>
+      <w:r>
+        <w:rPr>
+          <w:rFonts w:cstheme="minorHAnsi"/>
+          <w:b/>
+          <w:bCs/>
+        </w:rPr>
+        <w:t>Book of Mormon: Another Testament of Jesus Christ</w:t>
+      </w:r>
+      <w:r>
+        <w:rPr>
+          <w:rFonts w:cstheme="minorHAnsi"/>
+        </w:rPr>
+        <w:t xml:space="preserve">, the </w:t>
+      </w:r>
+      <w:r>
+        <w:rPr>
+          <w:rFonts w:cstheme="minorHAnsi"/>
+          <w:i/>
+          <w:iCs/>
+        </w:rPr>
+        <w:t>Doctrine and Covenants</w:t>
+      </w:r>
+      <w:r>
+        <w:rPr>
+          <w:rFonts w:cstheme="minorHAnsi"/>
+        </w:rPr>
+        <w:t xml:space="preserve">, and the </w:t>
+      </w:r>
+      <w:r>
+        <w:rPr>
+          <w:rFonts w:cstheme="minorHAnsi"/>
+          <w:i/>
+          <w:iCs/>
+        </w:rPr>
+        <w:t>Pearl of Great Price</w:t>
+      </w:r>
+      <w:r>
+        <w:rPr>
+          <w:rFonts w:cstheme="minorHAnsi"/>
+        </w:rPr>
+        <w:t>.</w:t>
+      </w:r>
+    </w:p>
+    <w:p>
+      <w:pPr>
+        <w:numPr>
+          <w:ilvl w:val="0"/>
+          <w:numId w:val="57"/>
+        </w:numPr>
+        <w:rPr>
+          <w:rFonts w:cstheme="minorHAnsi"/>
+        </w:rPr>
+      </w:pPr>
+      <w:r>
+        <w:rPr>
+          <w:rFonts w:cstheme="minorHAnsi"/>
+          <w:b/>
+          <w:bCs/>
+        </w:rPr>
+        <w:t>Godhead</w:t>
+      </w:r>
+      <w:r>
+        <w:rPr>
+          <w:rFonts w:cstheme="minorHAnsi"/>
+        </w:rPr>
+        <w:t>: The theology teaches that God the Father, Jesus Christ, and the Holy Ghost are three separate, distinct beings unified in purpose and mind, rejecting post-biblical Trinitarian creeds.</w:t>
+      </w:r>
+    </w:p>
+    <w:p>
+      <w:pPr>
+        <w:numPr>
+          <w:ilvl w:val="0"/>
+          <w:numId w:val="57"/>
+        </w:numPr>
+        <w:rPr>
+          <w:rFonts w:cstheme="minorHAnsi"/>
+        </w:rPr>
+      </w:pPr>
+      <w:r>
+        <w:rPr>
+          <w:rFonts w:cstheme="minorHAnsi"/>
+          <w:b/>
+          <w:bCs/>
+        </w:rPr>
+        <w:t>Temples and Chapels</w:t>
+      </w:r>
+      <w:r>
+        <w:rPr>
+          <w:rFonts w:cstheme="minorHAnsi"/>
+        </w:rPr>
+        <w:t xml:space="preserve">: Standard weekly worship services take place in local meetinghouses (chapels). Separate, sacred </w:t>
+      </w:r>
+      <w:r>
+        <w:rPr>
+          <w:rFonts w:cstheme="minorHAnsi"/>
+          <w:b/>
+          <w:bCs/>
+        </w:rPr>
+        <w:t>temples</w:t>
+      </w:r>
+      <w:r>
+        <w:rPr>
+          <w:rFonts w:cstheme="minorHAnsi"/>
+        </w:rPr>
+        <w:t xml:space="preserve"> are used for eternal ordinances, such as marriages meant to last beyond death.</w:t>
+      </w:r>
+    </w:p>
+    <w:p>
+      <w:pPr>
+        <w:numPr>
+          <w:ilvl w:val="0"/>
+          <w:numId w:val="57"/>
+        </w:numPr>
+        <w:rPr>
+          <w:rFonts w:cstheme="minorHAnsi"/>
+        </w:rPr>
+      </w:pPr>
+      <w:r>
+        <w:rPr>
+          <w:rFonts w:cstheme="minorHAnsi"/>
+          <w:b/>
+          <w:bCs/>
+        </w:rPr>
+        <w:t>Lifestyle</w:t>
+      </w:r>
+      <w:r>
+        <w:rPr>
+          <w:rFonts w:cstheme="minorHAnsi"/>
+        </w:rPr>
+        <w:t xml:space="preserve">: Members follow a health code called the </w:t>
+      </w:r>
+      <w:r>
+        <w:rPr>
+          <w:rFonts w:cstheme="minorHAnsi"/>
+          <w:i/>
+          <w:iCs/>
+        </w:rPr>
+        <w:t>Word of Wisdom</w:t>
+      </w:r>
+      <w:r>
+        <w:rPr>
+          <w:rFonts w:cstheme="minorHAnsi"/>
+        </w:rPr>
+        <w:t>, which prohibits the consumption of alcohol, tobacco, coffee, tea, and illicit drugs.</w:t>
+      </w:r>
+    </w:p>
+    <w:p>
+      <w:pPr>
+        <w:rPr>
+          <w:rFonts w:cstheme="minorHAnsi"/>
+        </w:rPr>
+      </w:pPr>
+      <w:r>
+        <w:rPr>
+          <w:rFonts w:cstheme="minorHAnsi"/>
+        </w:rPr>
+        <w:t xml:space="preserve">If you are looking for specific information, please let me know if you want to explore its </w:t>
+      </w:r>
+      <w:r>
+        <w:rPr>
+          <w:rFonts w:cstheme="minorHAnsi"/>
+          <w:b/>
+          <w:bCs/>
+        </w:rPr>
+        <w:t>historical origin</w:t>
+      </w:r>
+      <w:r>
+        <w:rPr>
+          <w:rFonts w:cstheme="minorHAnsi"/>
+        </w:rPr>
+        <w:t xml:space="preserve">, understand its </w:t>
+      </w:r>
+      <w:r>
+        <w:rPr>
+          <w:rFonts w:cstheme="minorHAnsi"/>
+          <w:b/>
+          <w:bCs/>
+        </w:rPr>
+        <w:t>unique doctrines</w:t>
+      </w:r>
+      <w:r>
+        <w:rPr>
+          <w:rFonts w:cstheme="minorHAnsi"/>
+        </w:rPr>
+        <w:t xml:space="preserve">, find a </w:t>
+      </w:r>
+      <w:r>
+        <w:rPr>
+          <w:rFonts w:cstheme="minorHAnsi"/>
+          <w:b/>
+          <w:bCs/>
+        </w:rPr>
+        <w:t>local meetinghouse</w:t>
+      </w:r>
+      <w:r>
+        <w:rPr>
+          <w:rFonts w:cstheme="minorHAnsi"/>
+        </w:rPr>
+        <w:t xml:space="preserve">, or learn about its </w:t>
+      </w:r>
+      <w:r>
+        <w:rPr>
+          <w:rFonts w:cstheme="minorHAnsi"/>
+          <w:b/>
+          <w:bCs/>
+        </w:rPr>
+        <w:t>global missionary program</w:t>
+      </w:r>
+      <w:r>
+        <w:rPr>
+          <w:rFonts w:cstheme="minorHAnsi"/>
+        </w:rPr>
+        <w:t>.</w:t>
+      </w:r>
+    </w:p>
+    <w:p>
+      <w:pPr>
+        <w:rPr>
+          <w:rFonts w:cstheme="minorHAnsi"/>
+        </w:rPr>
+      </w:pPr>
+    </w:p>
+    <w:p>
+      <w:pPr>
+        <w:rPr>
+          <w:rFonts w:cstheme="minorHAnsi"/>
+        </w:rPr>
+      </w:pPr>
+      <w:r>
+        <w:rPr>
+          <w:rFonts w:cstheme="minorHAnsi"/>
+        </w:rPr>
+        <w:t>7</w:t>
+      </w:r>
+      <w:r>
+        <w:rPr>
+          <w:rFonts w:cstheme="minorHAnsi"/>
+        </w:rPr>
+        <w:t>:</w:t>
+      </w:r>
+      <w:r>
+        <w:rPr>
+          <w:rFonts w:cstheme="minorHAnsi"/>
+        </w:rPr>
+        <w:t>50</w:t>
+      </w:r>
+      <w:r>
+        <w:rPr>
+          <w:rFonts w:cstheme="minorHAnsi"/>
+        </w:rPr>
+        <w:t>/</w:t>
+      </w:r>
+      <w:r>
+        <w:rPr>
+          <w:rFonts w:cstheme="minorHAnsi"/>
+        </w:rPr>
+        <w:t>33:53</w:t>
+      </w:r>
+    </w:p>
+    <w:p>
+      <w:pPr>
+        <w:rPr>
+          <w:rFonts w:cstheme="minorHAnsi"/>
+        </w:rPr>
+      </w:pPr>
+      <w:r>
+        <w:rPr>
+          <w:rFonts w:cstheme="minorHAnsi"/>
+        </w:rPr>
+        <w:t xml:space="preserve">Mormonism gives you explanation of where human beings came from. Why we are here? Where we may ultimately go? </w:t>
+      </w:r>
+    </w:p>
+    <w:p>
+      <w:pPr>
+        <w:rPr>
+          <w:rFonts w:cstheme="minorHAnsi"/>
+        </w:rPr>
+      </w:pPr>
+      <w:r>
+        <w:rPr>
+          <w:rFonts w:cstheme="minorHAnsi"/>
+        </w:rPr>
+        <w:t>Mormonism provides additional scriptures and living prophets and carefully defined visions of eternity.</w:t>
+      </w:r>
+    </w:p>
+    <w:p>
+      <w:pPr>
+        <w:rPr>
+          <w:rFonts w:cstheme="minorHAnsi"/>
+        </w:rPr>
+      </w:pPr>
+      <w:r>
+        <w:rPr>
+          <w:rFonts w:cstheme="minorHAnsi"/>
+        </w:rPr>
+        <w:t xml:space="preserve">Mormonism fills the traditional Christian with remarkable number of blanks people often wonder about. </w:t>
+      </w:r>
+    </w:p>
+    <w:p>
+      <w:pPr>
+        <w:rPr>
+          <w:rFonts w:cstheme="minorHAnsi"/>
+        </w:rPr>
+      </w:pPr>
+      <w:r>
+        <w:rPr>
+          <w:rFonts w:cstheme="minorHAnsi"/>
+        </w:rPr>
+        <w:t>Mormonism add</w:t>
+      </w:r>
+      <w:r>
+        <w:rPr>
+          <w:rFonts w:cstheme="minorHAnsi"/>
+        </w:rPr>
+        <w:t>s</w:t>
+      </w:r>
+      <w:r>
+        <w:rPr>
+          <w:rFonts w:cstheme="minorHAnsi"/>
+        </w:rPr>
+        <w:t xml:space="preserve"> the clarity of </w:t>
+      </w:r>
+      <w:r>
+        <w:rPr>
+          <w:rFonts w:cstheme="minorHAnsi"/>
+        </w:rPr>
+        <w:t>path, authority, structure, and the next rung</w:t>
+      </w:r>
+      <w:r>
+        <w:rPr>
+          <w:rFonts w:cstheme="minorHAnsi"/>
+        </w:rPr>
+        <w:t>.</w:t>
+      </w:r>
+    </w:p>
+    <w:p>
+      <w:pPr>
+        <w:rPr>
+          <w:rFonts w:cstheme="minorHAnsi"/>
+        </w:rPr>
+      </w:pPr>
+      <w:r>
+        <w:rPr>
+          <w:rFonts w:cstheme="minorHAnsi"/>
+        </w:rPr>
+        <w:t>Every ladder rest on certain claims. Who built it?</w:t>
+      </w:r>
+      <w:r>
+        <w:rPr>
+          <w:rFonts w:cstheme="minorHAnsi"/>
+        </w:rPr>
+        <w:t xml:space="preserve"> </w:t>
+      </w:r>
+      <w:r>
+        <w:rPr>
+          <w:rFonts w:cstheme="minorHAnsi"/>
+        </w:rPr>
+        <w:t>Can it</w:t>
+      </w:r>
+      <w:r>
+        <w:rPr>
+          <w:rFonts w:cstheme="minorHAnsi"/>
+        </w:rPr>
+        <w:t xml:space="preserve"> carry the weight we actually place on it?</w:t>
+      </w:r>
+      <w:r>
+        <w:rPr>
+          <w:rFonts w:cstheme="minorHAnsi"/>
+        </w:rPr>
+        <w:t xml:space="preserve"> Where does it actually lead?</w:t>
+      </w:r>
+    </w:p>
+    <w:p>
+      <w:pPr>
+        <w:rPr>
+          <w:rFonts w:cstheme="minorHAnsi"/>
+        </w:rPr>
+      </w:pPr>
+    </w:p>
+    <w:p>
+      <w:pPr>
+        <w:rPr>
+          <w:rFonts w:cstheme="minorHAnsi"/>
+        </w:rPr>
+      </w:pPr>
+      <w:r>
+        <w:rPr>
+          <w:rFonts w:cstheme="minorHAnsi"/>
+        </w:rPr>
+        <w:t>A lot</w:t>
+      </w:r>
+      <w:r>
+        <w:rPr>
+          <w:rFonts w:cstheme="minorHAnsi"/>
+        </w:rPr>
+        <w:t xml:space="preserve"> of us know </w:t>
+      </w:r>
+      <w:r>
+        <w:rPr>
+          <w:rFonts w:cstheme="minorHAnsi"/>
+        </w:rPr>
+        <w:t>very</w:t>
+      </w:r>
+      <w:r>
+        <w:rPr>
+          <w:rFonts w:cstheme="minorHAnsi"/>
+        </w:rPr>
+        <w:t xml:space="preserve"> little about Mormon faith </w:t>
+      </w:r>
+      <w:r>
+        <w:rPr>
+          <w:rFonts w:cstheme="minorHAnsi"/>
+        </w:rPr>
+        <w:t>through</w:t>
+      </w:r>
+      <w:r>
+        <w:rPr>
+          <w:rFonts w:cstheme="minorHAnsi"/>
+        </w:rPr>
+        <w:t xml:space="preserve"> TV, music, etc.</w:t>
+      </w:r>
+      <w:r>
+        <w:rPr>
+          <w:rFonts w:cstheme="minorHAnsi"/>
+        </w:rPr>
+        <w:t xml:space="preserve"> They are not reliable of theological education.</w:t>
+      </w:r>
+      <w:r>
+        <w:rPr>
+          <w:rFonts w:cstheme="minorHAnsi"/>
+        </w:rPr>
+        <w:t xml:space="preserve"> LDS church </w:t>
+      </w:r>
+      <w:r>
+        <w:rPr>
+          <w:rFonts w:cstheme="minorHAnsi"/>
+        </w:rPr>
+        <w:t>has</w:t>
+      </w:r>
+      <w:r>
+        <w:rPr>
+          <w:rFonts w:cstheme="minorHAnsi"/>
+        </w:rPr>
+        <w:t xml:space="preserve"> been caricatured</w:t>
+      </w:r>
+      <w:r>
+        <w:rPr>
+          <w:rFonts w:cstheme="minorHAnsi"/>
+        </w:rPr>
+        <w:t xml:space="preserve"> (</w:t>
+      </w:r>
+      <w:r>
+        <w:rPr>
+          <w:rFonts w:cstheme="minorHAnsi"/>
+        </w:rPr>
+        <w:t>cartoon art</w:t>
       </w:r>
       <w:r>
         <w:rPr>
@@ -2731,19 +4190,92 @@
         <w:rPr>
           <w:rFonts w:cstheme="minorHAnsi"/>
         </w:rPr>
-        <w:t xml:space="preserve">to </w:t>
-      </w:r>
-      <w:r>
-        <w:rPr>
-          <w:rFonts w:cstheme="minorHAnsi"/>
-        </w:rPr>
-        <w:t xml:space="preserve">receive </w:t>
-      </w:r>
-      <w:r>
-        <w:rPr>
-          <w:rFonts w:cstheme="minorHAnsi"/>
-        </w:rPr>
-        <w:t>before we can move higher.</w:t>
+        <w:t>satirical</w:t>
+      </w:r>
+      <w:r>
+        <w:rPr>
+          <w:rFonts w:cstheme="minorHAnsi"/>
+        </w:rPr>
+        <w:t>/humor</w:t>
+      </w:r>
+      <w:r>
+        <w:rPr>
+          <w:rFonts w:cstheme="minorHAnsi"/>
+        </w:rPr>
+        <w:t xml:space="preserve"> drawing</w:t>
+      </w:r>
+      <w:r>
+        <w:rPr>
+          <w:rFonts w:cstheme="minorHAnsi"/>
+        </w:rPr>
+        <w:t>)</w:t>
+      </w:r>
+      <w:r>
+        <w:rPr>
+          <w:rFonts w:cstheme="minorHAnsi"/>
+        </w:rPr>
+        <w:t xml:space="preserve"> and ridiculed for </w:t>
+      </w:r>
+      <w:r>
+        <w:rPr>
+          <w:rFonts w:cstheme="minorHAnsi"/>
+        </w:rPr>
+        <w:t>their beliefs. They cause displacement, hostility, violence</w:t>
+      </w:r>
+      <w:r>
+        <w:rPr>
+          <w:rFonts w:cstheme="minorHAnsi"/>
+        </w:rPr>
+        <w:t>, and non-defensible.</w:t>
+      </w:r>
+    </w:p>
+    <w:p>
+      <w:pPr>
+        <w:rPr>
+          <w:rFonts w:cstheme="minorHAnsi"/>
+        </w:rPr>
+      </w:pPr>
+      <w:r>
+        <w:rPr>
+          <w:rFonts w:cstheme="minorHAnsi"/>
+        </w:rPr>
+        <w:t>Coercion</w:t>
+      </w:r>
+      <w:r>
+        <w:rPr>
+          <w:rFonts w:cstheme="minorHAnsi"/>
+        </w:rPr>
+        <w:t xml:space="preserve"> (</w:t>
+      </w:r>
+      <w:r>
+        <w:rPr>
+          <w:rFonts w:cstheme="minorHAnsi"/>
+        </w:rPr>
+        <w:t>強迫</w:t>
+      </w:r>
+      <w:r>
+        <w:rPr>
+          <w:rFonts w:cstheme="minorHAnsi"/>
+        </w:rPr>
+        <w:t>)</w:t>
+      </w:r>
+      <w:r>
+        <w:rPr>
+          <w:rFonts w:cstheme="minorHAnsi"/>
+        </w:rPr>
+        <w:t xml:space="preserve"> does not </w:t>
+      </w:r>
+      <w:r>
+        <w:rPr>
+          <w:rFonts w:cstheme="minorHAnsi"/>
+        </w:rPr>
+        <w:t xml:space="preserve">create genuine faith. It creates fear, </w:t>
+      </w:r>
+      <w:r>
+        <w:rPr>
+          <w:rFonts w:cstheme="minorHAnsi"/>
+        </w:rPr>
+        <w:t>resentment, and a greater gap for the person to believe it.</w:t>
       </w:r>
       <w:r>
         <w:rPr>
@@ -2765,6 +4297,493 @@
           <w:rFonts w:cstheme="minorHAnsi"/>
         </w:rPr>
       </w:pPr>
+      <w:r>
+        <w:rPr>
+          <w:rFonts w:cstheme="minorHAnsi"/>
+        </w:rPr>
+        <w:t>10</w:t>
+      </w:r>
+      <w:r>
+        <w:rPr>
+          <w:rFonts w:cstheme="minorHAnsi"/>
+        </w:rPr>
+        <w:t>:</w:t>
+      </w:r>
+      <w:r>
+        <w:rPr>
+          <w:rFonts w:cstheme="minorHAnsi"/>
+        </w:rPr>
+        <w:t>00</w:t>
+      </w:r>
+      <w:r>
+        <w:rPr>
+          <w:rFonts w:cstheme="minorHAnsi"/>
+        </w:rPr>
+        <w:t>/</w:t>
+      </w:r>
+      <w:r>
+        <w:rPr>
+          <w:rFonts w:cstheme="minorHAnsi"/>
+        </w:rPr>
+        <w:t>33:53</w:t>
+      </w:r>
+    </w:p>
+    <w:p>
+      <w:pPr>
+        <w:rPr>
+          <w:rFonts w:cstheme="minorHAnsi"/>
+        </w:rPr>
+      </w:pPr>
+      <w:r>
+        <w:rPr>
+          <w:rFonts w:cstheme="minorHAnsi"/>
+        </w:rPr>
+        <w:t xml:space="preserve">People cannot believe God </w:t>
+      </w:r>
+      <w:r>
+        <w:rPr>
+          <w:rFonts w:cstheme="minorHAnsi"/>
+        </w:rPr>
+        <w:t>after</w:t>
+      </w:r>
+      <w:r>
+        <w:rPr>
+          <w:rFonts w:cstheme="minorHAnsi"/>
+        </w:rPr>
+        <w:t xml:space="preserve"> </w:t>
+      </w:r>
+      <w:r>
+        <w:rPr>
+          <w:rFonts w:cstheme="minorHAnsi"/>
+        </w:rPr>
+        <w:t>Mormonism</w:t>
+      </w:r>
+      <w:r>
+        <w:rPr>
+          <w:rFonts w:cstheme="minorHAnsi"/>
+        </w:rPr>
+        <w:t xml:space="preserve"> image </w:t>
+      </w:r>
+      <w:r>
+        <w:rPr>
+          <w:rFonts w:cstheme="minorHAnsi"/>
+        </w:rPr>
+        <w:t xml:space="preserve">is publicly </w:t>
+      </w:r>
+      <w:r>
+        <w:rPr>
+          <w:rFonts w:cstheme="minorHAnsi"/>
+        </w:rPr>
+        <w:t>humiliate</w:t>
+      </w:r>
+      <w:r>
+        <w:rPr>
+          <w:rFonts w:cstheme="minorHAnsi"/>
+        </w:rPr>
+        <w:t>d</w:t>
+      </w:r>
+      <w:r>
+        <w:rPr>
+          <w:rFonts w:cstheme="minorHAnsi"/>
+        </w:rPr>
+        <w:t>.</w:t>
+      </w:r>
+      <w:r>
+        <w:rPr>
+          <w:rFonts w:cstheme="minorHAnsi"/>
+        </w:rPr>
+        <w:t xml:space="preserve"> The LDS is not the represent the entire Christian community.</w:t>
+      </w:r>
+      <w:r>
+        <w:rPr>
+          <w:rFonts w:cstheme="minorHAnsi"/>
+        </w:rPr>
+        <w:t xml:space="preserve"> We will </w:t>
+      </w:r>
+      <w:r>
+        <w:rPr>
+          <w:rFonts w:cstheme="minorHAnsi"/>
+        </w:rPr>
+        <w:t xml:space="preserve">explain </w:t>
+      </w:r>
+      <w:r>
+        <w:rPr>
+          <w:rFonts w:cstheme="minorHAnsi"/>
+        </w:rPr>
+        <w:t>how Mormon answer the question differently from historic Christian.</w:t>
+      </w:r>
+    </w:p>
+    <w:p>
+      <w:pPr>
+        <w:rPr>
+          <w:rFonts w:cstheme="minorHAnsi"/>
+        </w:rPr>
+      </w:pPr>
+    </w:p>
+    <w:p>
+      <w:pPr>
+        <w:rPr>
+          <w:rFonts w:cstheme="minorHAnsi"/>
+        </w:rPr>
+      </w:pPr>
+      <w:r>
+        <w:rPr>
+          <w:rFonts w:cstheme="minorHAnsi"/>
+        </w:rPr>
+        <w:t>10:</w:t>
+      </w:r>
+      <w:r>
+        <w:rPr>
+          <w:rFonts w:cstheme="minorHAnsi"/>
+        </w:rPr>
+        <w:t>28</w:t>
+      </w:r>
+      <w:r>
+        <w:rPr>
+          <w:rFonts w:cstheme="minorHAnsi"/>
+        </w:rPr>
+        <w:t>/</w:t>
+      </w:r>
+      <w:r>
+        <w:rPr>
+          <w:rFonts w:cstheme="minorHAnsi"/>
+        </w:rPr>
+        <w:t>33:53</w:t>
+      </w:r>
+    </w:p>
+    <w:p>
+      <w:pPr>
+        <w:rPr>
+          <w:rFonts w:cstheme="minorHAnsi"/>
+        </w:rPr>
+      </w:pPr>
+      <w:r>
+        <w:rPr>
+          <w:rFonts w:cstheme="minorHAnsi"/>
+        </w:rPr>
+        <w:t>The Christianity begins with Jesus lived, died</w:t>
+      </w:r>
+      <w:r>
+        <w:rPr>
+          <w:rFonts w:cstheme="minorHAnsi"/>
+        </w:rPr>
+        <w:t>. Jesus was raised to life and reappeared to  followers before ascending to the father.</w:t>
+      </w:r>
+      <w:r>
+        <w:rPr>
+          <w:rFonts w:cstheme="minorHAnsi"/>
+        </w:rPr>
+        <w:t xml:space="preserve"> </w:t>
+      </w:r>
+    </w:p>
+    <w:p>
+      <w:pPr>
+        <w:rPr>
+          <w:rFonts w:cstheme="minorHAnsi"/>
+        </w:rPr>
+      </w:pPr>
+    </w:p>
+    <w:p>
+      <w:pPr>
+        <w:rPr>
+          <w:rFonts w:cstheme="minorHAnsi"/>
+        </w:rPr>
+      </w:pPr>
+      <w:r>
+        <w:rPr>
+          <w:rFonts w:cstheme="minorHAnsi"/>
+        </w:rPr>
+        <w:t>10:</w:t>
+      </w:r>
+      <w:r>
+        <w:rPr>
+          <w:rFonts w:cstheme="minorHAnsi"/>
+        </w:rPr>
+        <w:t>35</w:t>
+      </w:r>
+      <w:r>
+        <w:rPr>
+          <w:rFonts w:cstheme="minorHAnsi"/>
+        </w:rPr>
+        <w:t>/</w:t>
+      </w:r>
+      <w:r>
+        <w:rPr>
+          <w:rFonts w:cstheme="minorHAnsi"/>
+        </w:rPr>
+        <w:t>33:53</w:t>
+      </w:r>
+    </w:p>
+    <w:p>
+      <w:pPr>
+        <w:rPr>
+          <w:rFonts w:cstheme="minorHAnsi"/>
+        </w:rPr>
+      </w:pPr>
+    </w:p>
+    <w:p>
+      <w:pPr>
+        <w:rPr>
+          <w:rFonts w:cstheme="minorHAnsi"/>
+        </w:rPr>
+      </w:pPr>
+      <w:r>
+        <w:rPr>
+          <w:rFonts w:cstheme="minorHAnsi"/>
+        </w:rPr>
+        <w:lastRenderedPageBreak/>
+        <w:drawing>
+          <wp:inline distT="0" distB="0" distL="0" distR="0" wp14:anchorId="2BCC5707" wp14:editId="15AEE97A">
+            <wp:extent cx="1609725" cy="2336898"/>
+            <wp:effectExtent l="0" t="0" r="0" b="6350"/>
+            <wp:docPr id="558342792" name="Picture 1"/>
+            <wp:cNvGraphicFramePr>
+              <a:graphicFrameLocks xmlns:a="http://schemas.openxmlformats.org/drawingml/2006/main" noChangeAspect="1"/>
+            </wp:cNvGraphicFramePr>
+            <a:graphic xmlns:a="http://schemas.openxmlformats.org/drawingml/2006/main">
+              <a:graphicData uri="http://schemas.openxmlformats.org/drawingml/2006/picture">
+                <pic:pic xmlns:pic="http://schemas.openxmlformats.org/drawingml/2006/picture">
+                  <pic:nvPicPr>
+                    <pic:cNvPr id="558342792" name=""/>
+                    <pic:cNvPicPr/>
+                  </pic:nvPicPr>
+                  <pic:blipFill>
+                    <a:blip r:embed="rId34"/>
+                    <a:stretch>
+                      <a:fillRect/>
+                    </a:stretch>
+                  </pic:blipFill>
+                  <pic:spPr>
+                    <a:xfrm>
+                      <a:off x="0" y="0"/>
+                      <a:ext cx="1611883" cy="2340030"/>
+                    </a:xfrm>
+                    <a:prstGeom prst="rect">
+                      <a:avLst/>
+                    </a:prstGeom>
+                  </pic:spPr>
+                </pic:pic>
+              </a:graphicData>
+            </a:graphic>
+          </wp:inline>
+        </w:drawing>
+      </w:r>
+    </w:p>
+    <w:p>
+      <w:pPr>
+        <w:rPr>
+          <w:rFonts w:cstheme="minorHAnsi"/>
+        </w:rPr>
+      </w:pPr>
+      <w:r>
+        <w:rPr>
+          <w:rFonts w:cstheme="minorHAnsi"/>
+        </w:rPr>
+        <w:t xml:space="preserve">Jesus followers and the apostles carried the news of his resurrection throughout </w:t>
+      </w:r>
+      <w:r>
+        <w:rPr>
+          <w:rFonts w:cstheme="minorHAnsi"/>
+        </w:rPr>
+        <w:t>the Roman World.</w:t>
+      </w:r>
+      <w:r>
+        <w:rPr>
+          <w:rFonts w:cstheme="minorHAnsi"/>
+        </w:rPr>
+        <w:t xml:space="preserve"> </w:t>
+      </w:r>
+    </w:p>
+    <w:p>
+      <w:pPr>
+        <w:rPr>
+          <w:rFonts w:cstheme="minorHAnsi"/>
+        </w:rPr>
+      </w:pPr>
+      <w:r>
+        <w:rPr>
+          <w:rFonts w:cstheme="minorHAnsi"/>
+        </w:rPr>
+        <w:t>They formed communities, appointed leaders, and wrote letters</w:t>
+      </w:r>
+      <w:r>
+        <w:rPr>
+          <w:rFonts w:cstheme="minorHAnsi"/>
+        </w:rPr>
+        <w:t xml:space="preserve"> to helps new churches understand what it meant </w:t>
+      </w:r>
+      <w:r>
+        <w:rPr>
+          <w:rFonts w:cstheme="minorHAnsi"/>
+        </w:rPr>
+        <w:t>to follow Jesus.</w:t>
+      </w:r>
+      <w:r>
+        <w:rPr>
+          <w:rFonts w:cstheme="minorHAnsi"/>
+        </w:rPr>
+        <w:t xml:space="preserve"> The church did not begin with a book or an org chart. It begins with witnesses. People who know Jesus risen from the dead and the church explain who is Jesus? Is he truly God? Is he human?</w:t>
+      </w:r>
+      <w:r>
+        <w:rPr>
+          <w:rFonts w:cstheme="minorHAnsi"/>
+        </w:rPr>
+        <w:t xml:space="preserve"> Is he both? What beliefs are essential?</w:t>
+      </w:r>
+    </w:p>
+    <w:p>
+      <w:pPr>
+        <w:rPr>
+          <w:rFonts w:cstheme="minorHAnsi"/>
+        </w:rPr>
+      </w:pPr>
+    </w:p>
+    <w:p>
+      <w:pPr>
+        <w:rPr>
+          <w:rFonts w:cstheme="minorHAnsi"/>
+        </w:rPr>
+      </w:pPr>
+      <w:r>
+        <w:rPr>
+          <w:rFonts w:cstheme="minorHAnsi"/>
+        </w:rPr>
+        <w:t>1</w:t>
+      </w:r>
+      <w:r>
+        <w:rPr>
+          <w:rFonts w:cstheme="minorHAnsi"/>
+        </w:rPr>
+        <w:t>1</w:t>
+      </w:r>
+      <w:r>
+        <w:rPr>
+          <w:rFonts w:cstheme="minorHAnsi"/>
+        </w:rPr>
+        <w:t>:</w:t>
+      </w:r>
+      <w:r>
+        <w:rPr>
+          <w:rFonts w:cstheme="minorHAnsi"/>
+        </w:rPr>
+        <w:t>11</w:t>
+      </w:r>
+      <w:r>
+        <w:rPr>
+          <w:rFonts w:cstheme="minorHAnsi"/>
+        </w:rPr>
+        <w:t>-11:18</w:t>
+      </w:r>
+      <w:r>
+        <w:rPr>
+          <w:rFonts w:cstheme="minorHAnsi"/>
+        </w:rPr>
+        <w:t>/</w:t>
+      </w:r>
+      <w:r>
+        <w:rPr>
+          <w:rFonts w:cstheme="minorHAnsi"/>
+        </w:rPr>
+        <w:t>33:53</w:t>
+      </w:r>
+    </w:p>
+    <w:p>
+      <w:pPr>
+        <w:rPr>
+          <w:rFonts w:cstheme="minorHAnsi"/>
+        </w:rPr>
+      </w:pPr>
+      <w:r>
+        <w:rPr>
+          <w:rFonts w:cstheme="minorHAnsi"/>
+        </w:rPr>
+        <w:drawing>
+          <wp:inline distT="0" distB="0" distL="0" distR="0" wp14:anchorId="097FFEF6" wp14:editId="2C2AD86C">
+            <wp:extent cx="1457128" cy="1944213"/>
+            <wp:effectExtent l="0" t="0" r="0" b="0"/>
+            <wp:docPr id="1107849283" name="Picture 1"/>
+            <wp:cNvGraphicFramePr>
+              <a:graphicFrameLocks xmlns:a="http://schemas.openxmlformats.org/drawingml/2006/main" noChangeAspect="1"/>
+            </wp:cNvGraphicFramePr>
+            <a:graphic xmlns:a="http://schemas.openxmlformats.org/drawingml/2006/main">
+              <a:graphicData uri="http://schemas.openxmlformats.org/drawingml/2006/picture">
+                <pic:pic xmlns:pic="http://schemas.openxmlformats.org/drawingml/2006/picture">
+                  <pic:nvPicPr>
+                    <pic:cNvPr id="1107849283" name=""/>
+                    <pic:cNvPicPr/>
+                  </pic:nvPicPr>
+                  <pic:blipFill>
+                    <a:blip r:embed="rId35"/>
+                    <a:stretch>
+                      <a:fillRect/>
+                    </a:stretch>
+                  </pic:blipFill>
+                  <pic:spPr>
+                    <a:xfrm>
+                      <a:off x="0" y="0"/>
+                      <a:ext cx="1463380" cy="1952555"/>
+                    </a:xfrm>
+                    <a:prstGeom prst="rect">
+                      <a:avLst/>
+                    </a:prstGeom>
+                  </pic:spPr>
+                </pic:pic>
+              </a:graphicData>
+            </a:graphic>
+          </wp:inline>
+        </w:drawing>
+      </w:r>
+    </w:p>
+    <w:p>
+      <w:pPr>
+        <w:rPr>
+          <w:rFonts w:cstheme="minorHAnsi"/>
+        </w:rPr>
+      </w:pPr>
+      <w:r>
+        <w:rPr>
+          <w:rFonts w:cstheme="minorHAnsi"/>
+        </w:rPr>
+        <w:t xml:space="preserve">This is what </w:t>
+      </w:r>
+      <w:r>
+        <w:rPr>
+          <w:rFonts w:cstheme="minorHAnsi"/>
+        </w:rPr>
+        <w:t>creeds (</w:t>
+      </w:r>
+      <w:r>
+        <w:rPr>
+          <w:rFonts w:cstheme="minorHAnsi"/>
+        </w:rPr>
+        <w:t>信條</w:t>
+      </w:r>
+      <w:r>
+        <w:rPr>
+          <w:rFonts w:cstheme="minorHAnsi"/>
+        </w:rPr>
+        <w:t xml:space="preserve">) are important. A creed is simple a simplified statement of faith, </w:t>
+      </w:r>
+      <w:r>
+        <w:rPr>
+          <w:rFonts w:cstheme="minorHAnsi"/>
+        </w:rPr>
+        <w:t>a concise of belief that summarizes what is essential.</w:t>
+      </w:r>
+    </w:p>
+    <w:p>
+      <w:pPr>
+        <w:rPr>
+          <w:rFonts w:cstheme="minorHAnsi"/>
+        </w:rPr>
+      </w:pPr>
+    </w:p>
+    <w:p>
+      <w:pPr>
+        <w:rPr>
+          <w:rFonts w:cstheme="minorHAnsi"/>
+        </w:rPr>
+      </w:pPr>
     </w:p>
     <w:p>
       <w:pPr>
@@ -2851,7 +4870,7 @@
       </w:r>
     </w:p>
     <w:p>
-      <w:hyperlink r:id="rId30" w:history="1">
+      <w:hyperlink r:id="rId36" w:history="1">
         <w:r>
           <w:rPr>
             <w:rStyle w:val="Hyperlink"/>
@@ -2866,7 +4885,7 @@
           <w:rFonts w:cstheme="minorHAnsi"/>
         </w:rPr>
       </w:pPr>
-      <w:hyperlink r:id="rId31" w:history="1">
+      <w:hyperlink r:id="rId37" w:history="1">
         <w:r>
           <w:rPr>
             <w:rStyle w:val="Hyperlink"/>
@@ -2942,7 +4961,7 @@
       </w:pPr>
     </w:p>
     <w:sectPr>
-      <w:footerReference w:type="default" r:id="rId32"/>
+      <w:footerReference w:type="default" r:id="rId38"/>
       <w:pgSz w:w="12240" w:h="15840"/>
       <w:pgMar w:top="1440" w:right="1440" w:bottom="1530" w:left="1440" w:header="0" w:footer="720" w:gutter="0"/>
       <w:cols w:space="720"/>
@@ -5893,6 +7912,155 @@
     </w:lvl>
   </w:abstractNum>
   <w:abstractNum w:abstractNumId="20" w15:restartNumberingAfterBreak="0">
+    <w:nsid w:val="337C473C"/>
+    <w:multiLevelType w:val="multilevel"/>
+    <w:tmpl w:val="F856C58C"/>
+    <w:lvl w:ilvl="0">
+      <w:start w:val="1"/>
+      <w:numFmt w:val="bullet"/>
+      <w:lvlText w:val=""/>
+      <w:lvlJc w:val="left"/>
+      <w:pPr>
+        <w:tabs>
+          <w:tab w:val="num" w:pos="720"/>
+        </w:tabs>
+        <w:ind w:left="720" w:hanging="360"/>
+      </w:pPr>
+      <w:rPr>
+        <w:rFonts w:ascii="Symbol" w:hAnsi="Symbol" w:hint="default"/>
+        <w:sz w:val="20"/>
+      </w:rPr>
+    </w:lvl>
+    <w:lvl w:ilvl="1" w:tentative="1">
+      <w:start w:val="1"/>
+      <w:numFmt w:val="bullet"/>
+      <w:lvlText w:val="o"/>
+      <w:lvlJc w:val="left"/>
+      <w:pPr>
+        <w:tabs>
+          <w:tab w:val="num" w:pos="1440"/>
+        </w:tabs>
+        <w:ind w:left="1440" w:hanging="360"/>
+      </w:pPr>
+      <w:rPr>
+        <w:rFonts w:ascii="Courier New" w:hAnsi="Courier New" w:hint="default"/>
+        <w:sz w:val="20"/>
+      </w:rPr>
+    </w:lvl>
+    <w:lvl w:ilvl="2" w:tentative="1">
+      <w:start w:val="1"/>
+      <w:numFmt w:val="bullet"/>
+      <w:lvlText w:val=""/>
+      <w:lvlJc w:val="left"/>
+      <w:pPr>
+        <w:tabs>
+          <w:tab w:val="num" w:pos="2160"/>
+        </w:tabs>
+        <w:ind w:left="2160" w:hanging="360"/>
+      </w:pPr>
+      <w:rPr>
+        <w:rFonts w:ascii="Wingdings" w:hAnsi="Wingdings" w:hint="default"/>
+        <w:sz w:val="20"/>
+      </w:rPr>
+    </w:lvl>
+    <w:lvl w:ilvl="3" w:tentative="1">
+      <w:start w:val="1"/>
+      <w:numFmt w:val="bullet"/>
+      <w:lvlText w:val=""/>
+      <w:lvlJc w:val="left"/>
+      <w:pPr>
+        <w:tabs>
+          <w:tab w:val="num" w:pos="2880"/>
+        </w:tabs>
+        <w:ind w:left="2880" w:hanging="360"/>
+      </w:pPr>
+      <w:rPr>
+        <w:rFonts w:ascii="Wingdings" w:hAnsi="Wingdings" w:hint="default"/>
+        <w:sz w:val="20"/>
+      </w:rPr>
+    </w:lvl>
+    <w:lvl w:ilvl="4" w:tentative="1">
+      <w:start w:val="1"/>
+      <w:numFmt w:val="bullet"/>
+      <w:lvlText w:val=""/>
+      <w:lvlJc w:val="left"/>
+      <w:pPr>
+        <w:tabs>
+          <w:tab w:val="num" w:pos="3600"/>
+        </w:tabs>
+        <w:ind w:left="3600" w:hanging="360"/>
+      </w:pPr>
+      <w:rPr>
+        <w:rFonts w:ascii="Wingdings" w:hAnsi="Wingdings" w:hint="default"/>
+        <w:sz w:val="20"/>
+      </w:rPr>
+    </w:lvl>
+    <w:lvl w:ilvl="5" w:tentative="1">
+      <w:start w:val="1"/>
+      <w:numFmt w:val="bullet"/>
+      <w:lvlText w:val=""/>
+      <w:lvlJc w:val="left"/>
+      <w:pPr>
+        <w:tabs>
+          <w:tab w:val="num" w:pos="4320"/>
+        </w:tabs>
+        <w:ind w:left="4320" w:hanging="360"/>
+      </w:pPr>
+      <w:rPr>
+        <w:rFonts w:ascii="Wingdings" w:hAnsi="Wingdings" w:hint="default"/>
+        <w:sz w:val="20"/>
+      </w:rPr>
+    </w:lvl>
+    <w:lvl w:ilvl="6" w:tentative="1">
+      <w:start w:val="1"/>
+      <w:numFmt w:val="bullet"/>
+      <w:lvlText w:val=""/>
+      <w:lvlJc w:val="left"/>
+      <w:pPr>
+        <w:tabs>
+          <w:tab w:val="num" w:pos="5040"/>
+        </w:tabs>
+        <w:ind w:left="5040" w:hanging="360"/>
+      </w:pPr>
+      <w:rPr>
+        <w:rFonts w:ascii="Wingdings" w:hAnsi="Wingdings" w:hint="default"/>
+        <w:sz w:val="20"/>
+      </w:rPr>
+    </w:lvl>
+    <w:lvl w:ilvl="7" w:tentative="1">
+      <w:start w:val="1"/>
+      <w:numFmt w:val="bullet"/>
+      <w:lvlText w:val=""/>
+      <w:lvlJc w:val="left"/>
+      <w:pPr>
+        <w:tabs>
+          <w:tab w:val="num" w:pos="5760"/>
+        </w:tabs>
+        <w:ind w:left="5760" w:hanging="360"/>
+      </w:pPr>
+      <w:rPr>
+        <w:rFonts w:ascii="Wingdings" w:hAnsi="Wingdings" w:hint="default"/>
+        <w:sz w:val="20"/>
+      </w:rPr>
+    </w:lvl>
+    <w:lvl w:ilvl="8" w:tentative="1">
+      <w:start w:val="1"/>
+      <w:numFmt w:val="bullet"/>
+      <w:lvlText w:val=""/>
+      <w:lvlJc w:val="left"/>
+      <w:pPr>
+        <w:tabs>
+          <w:tab w:val="num" w:pos="6480"/>
+        </w:tabs>
+        <w:ind w:left="6480" w:hanging="360"/>
+      </w:pPr>
+      <w:rPr>
+        <w:rFonts w:ascii="Wingdings" w:hAnsi="Wingdings" w:hint="default"/>
+        <w:sz w:val="20"/>
+      </w:rPr>
+    </w:lvl>
+  </w:abstractNum>
+  <w:abstractNum w:abstractNumId="21" w15:restartNumberingAfterBreak="0">
     <w:nsid w:val="36243EC5"/>
     <w:multiLevelType w:val="hybridMultilevel"/>
     <w:tmpl w:val="6A6C3886"/>
@@ -5981,7 +8149,7 @@
       </w:pPr>
     </w:lvl>
   </w:abstractNum>
-  <w:abstractNum w:abstractNumId="21" w15:restartNumberingAfterBreak="0">
+  <w:abstractNum w:abstractNumId="22" w15:restartNumberingAfterBreak="0">
     <w:nsid w:val="365B7655"/>
     <w:multiLevelType w:val="multilevel"/>
     <w:tmpl w:val="C366B8E2"/>
@@ -6130,7 +8298,7 @@
       </w:rPr>
     </w:lvl>
   </w:abstractNum>
-  <w:abstractNum w:abstractNumId="22" w15:restartNumberingAfterBreak="0">
+  <w:abstractNum w:abstractNumId="23" w15:restartNumberingAfterBreak="0">
     <w:nsid w:val="382824C5"/>
     <w:multiLevelType w:val="multilevel"/>
     <w:tmpl w:val="7F86977E"/>
@@ -6279,7 +8447,7 @@
       </w:rPr>
     </w:lvl>
   </w:abstractNum>
-  <w:abstractNum w:abstractNumId="23" w15:restartNumberingAfterBreak="0">
+  <w:abstractNum w:abstractNumId="24" w15:restartNumberingAfterBreak="0">
     <w:nsid w:val="38554EE8"/>
     <w:multiLevelType w:val="multilevel"/>
     <w:tmpl w:val="B54217D4"/>
@@ -6428,7 +8596,7 @@
       </w:rPr>
     </w:lvl>
   </w:abstractNum>
-  <w:abstractNum w:abstractNumId="24" w15:restartNumberingAfterBreak="0">
+  <w:abstractNum w:abstractNumId="25" w15:restartNumberingAfterBreak="0">
     <w:nsid w:val="3910541C"/>
     <w:multiLevelType w:val="multilevel"/>
     <w:tmpl w:val="D834C760"/>
@@ -6577,7 +8745,7 @@
       </w:rPr>
     </w:lvl>
   </w:abstractNum>
-  <w:abstractNum w:abstractNumId="25" w15:restartNumberingAfterBreak="0">
+  <w:abstractNum w:abstractNumId="26" w15:restartNumberingAfterBreak="0">
     <w:nsid w:val="3DAE0CC1"/>
     <w:multiLevelType w:val="multilevel"/>
     <w:tmpl w:val="D0305FF6"/>
@@ -6690,7 +8858,7 @@
       </w:pPr>
     </w:lvl>
   </w:abstractNum>
-  <w:abstractNum w:abstractNumId="26" w15:restartNumberingAfterBreak="0">
+  <w:abstractNum w:abstractNumId="27" w15:restartNumberingAfterBreak="0">
     <w:nsid w:val="3E933DA1"/>
     <w:multiLevelType w:val="multilevel"/>
     <w:tmpl w:val="F1561678"/>
@@ -6839,7 +9007,7 @@
       </w:rPr>
     </w:lvl>
   </w:abstractNum>
-  <w:abstractNum w:abstractNumId="27" w15:restartNumberingAfterBreak="0">
+  <w:abstractNum w:abstractNumId="28" w15:restartNumberingAfterBreak="0">
     <w:nsid w:val="3EB02634"/>
     <w:multiLevelType w:val="multilevel"/>
     <w:tmpl w:val="BA226344"/>
@@ -6988,7 +9156,7 @@
       </w:rPr>
     </w:lvl>
   </w:abstractNum>
-  <w:abstractNum w:abstractNumId="28" w15:restartNumberingAfterBreak="0">
+  <w:abstractNum w:abstractNumId="29" w15:restartNumberingAfterBreak="0">
     <w:nsid w:val="40787F28"/>
     <w:multiLevelType w:val="multilevel"/>
     <w:tmpl w:val="CDDAA9B8"/>
@@ -7137,7 +9305,7 @@
       </w:rPr>
     </w:lvl>
   </w:abstractNum>
-  <w:abstractNum w:abstractNumId="29" w15:restartNumberingAfterBreak="0">
+  <w:abstractNum w:abstractNumId="30" w15:restartNumberingAfterBreak="0">
     <w:nsid w:val="407F781C"/>
     <w:multiLevelType w:val="multilevel"/>
     <w:tmpl w:val="128E32A2"/>
@@ -7250,7 +9418,7 @@
       </w:pPr>
     </w:lvl>
   </w:abstractNum>
-  <w:abstractNum w:abstractNumId="30" w15:restartNumberingAfterBreak="0">
+  <w:abstractNum w:abstractNumId="31" w15:restartNumberingAfterBreak="0">
     <w:nsid w:val="41BA3989"/>
     <w:multiLevelType w:val="multilevel"/>
     <w:tmpl w:val="073AAFA2"/>
@@ -7399,7 +9567,7 @@
       </w:rPr>
     </w:lvl>
   </w:abstractNum>
-  <w:abstractNum w:abstractNumId="31" w15:restartNumberingAfterBreak="0">
+  <w:abstractNum w:abstractNumId="32" w15:restartNumberingAfterBreak="0">
     <w:nsid w:val="42131A4B"/>
     <w:multiLevelType w:val="multilevel"/>
     <w:tmpl w:val="D0806716"/>
@@ -7548,7 +9716,7 @@
       </w:rPr>
     </w:lvl>
   </w:abstractNum>
-  <w:abstractNum w:abstractNumId="32" w15:restartNumberingAfterBreak="0">
+  <w:abstractNum w:abstractNumId="33" w15:restartNumberingAfterBreak="0">
     <w:nsid w:val="43000B16"/>
     <w:multiLevelType w:val="multilevel"/>
     <w:tmpl w:val="E2381AEE"/>
@@ -7697,7 +9865,7 @@
       </w:rPr>
     </w:lvl>
   </w:abstractNum>
-  <w:abstractNum w:abstractNumId="33" w15:restartNumberingAfterBreak="0">
+  <w:abstractNum w:abstractNumId="34" w15:restartNumberingAfterBreak="0">
     <w:nsid w:val="43E26A0C"/>
     <w:multiLevelType w:val="multilevel"/>
     <w:tmpl w:val="2BD602A6"/>
@@ -7846,7 +10014,7 @@
       </w:rPr>
     </w:lvl>
   </w:abstractNum>
-  <w:abstractNum w:abstractNumId="34" w15:restartNumberingAfterBreak="0">
+  <w:abstractNum w:abstractNumId="35" w15:restartNumberingAfterBreak="0">
     <w:nsid w:val="43EE560F"/>
     <w:multiLevelType w:val="multilevel"/>
     <w:tmpl w:val="AE4E9D64"/>
@@ -7995,7 +10163,7 @@
       </w:rPr>
     </w:lvl>
   </w:abstractNum>
-  <w:abstractNum w:abstractNumId="35" w15:restartNumberingAfterBreak="0">
+  <w:abstractNum w:abstractNumId="36" w15:restartNumberingAfterBreak="0">
     <w:nsid w:val="46C11485"/>
     <w:multiLevelType w:val="multilevel"/>
     <w:tmpl w:val="E996B75E"/>
@@ -8144,7 +10312,7 @@
       </w:rPr>
     </w:lvl>
   </w:abstractNum>
-  <w:abstractNum w:abstractNumId="36" w15:restartNumberingAfterBreak="0">
+  <w:abstractNum w:abstractNumId="37" w15:restartNumberingAfterBreak="0">
     <w:nsid w:val="47361CB7"/>
     <w:multiLevelType w:val="multilevel"/>
     <w:tmpl w:val="799CBA8E"/>
@@ -8293,7 +10461,7 @@
       </w:rPr>
     </w:lvl>
   </w:abstractNum>
-  <w:abstractNum w:abstractNumId="37" w15:restartNumberingAfterBreak="0">
+  <w:abstractNum w:abstractNumId="38" w15:restartNumberingAfterBreak="0">
     <w:nsid w:val="47973F5D"/>
     <w:multiLevelType w:val="multilevel"/>
     <w:tmpl w:val="44E6830E"/>
@@ -8442,7 +10610,7 @@
       </w:rPr>
     </w:lvl>
   </w:abstractNum>
-  <w:abstractNum w:abstractNumId="38" w15:restartNumberingAfterBreak="0">
+  <w:abstractNum w:abstractNumId="39" w15:restartNumberingAfterBreak="0">
     <w:nsid w:val="4C535674"/>
     <w:multiLevelType w:val="multilevel"/>
     <w:tmpl w:val="ECECA0EA"/>
@@ -8591,7 +10759,7 @@
       </w:rPr>
     </w:lvl>
   </w:abstractNum>
-  <w:abstractNum w:abstractNumId="39" w15:restartNumberingAfterBreak="0">
+  <w:abstractNum w:abstractNumId="40" w15:restartNumberingAfterBreak="0">
     <w:nsid w:val="500D56B5"/>
     <w:multiLevelType w:val="multilevel"/>
     <w:tmpl w:val="2814D554"/>
@@ -8736,7 +10904,7 @@
       </w:rPr>
     </w:lvl>
   </w:abstractNum>
-  <w:abstractNum w:abstractNumId="40" w15:restartNumberingAfterBreak="0">
+  <w:abstractNum w:abstractNumId="41" w15:restartNumberingAfterBreak="0">
     <w:nsid w:val="52083F82"/>
     <w:multiLevelType w:val="multilevel"/>
     <w:tmpl w:val="487E946A"/>
@@ -8885,7 +11053,7 @@
       </w:rPr>
     </w:lvl>
   </w:abstractNum>
-  <w:abstractNum w:abstractNumId="41" w15:restartNumberingAfterBreak="0">
+  <w:abstractNum w:abstractNumId="42" w15:restartNumberingAfterBreak="0">
     <w:nsid w:val="570C1E5D"/>
     <w:multiLevelType w:val="multilevel"/>
     <w:tmpl w:val="27125340"/>
@@ -9034,7 +11202,305 @@
       </w:rPr>
     </w:lvl>
   </w:abstractNum>
-  <w:abstractNum w:abstractNumId="42" w15:restartNumberingAfterBreak="0">
+  <w:abstractNum w:abstractNumId="43" w15:restartNumberingAfterBreak="0">
+    <w:nsid w:val="5B9D6C5D"/>
+    <w:multiLevelType w:val="multilevel"/>
+    <w:tmpl w:val="F2A8D266"/>
+    <w:lvl w:ilvl="0">
+      <w:start w:val="1"/>
+      <w:numFmt w:val="bullet"/>
+      <w:lvlText w:val=""/>
+      <w:lvlJc w:val="left"/>
+      <w:pPr>
+        <w:tabs>
+          <w:tab w:val="num" w:pos="720"/>
+        </w:tabs>
+        <w:ind w:left="720" w:hanging="360"/>
+      </w:pPr>
+      <w:rPr>
+        <w:rFonts w:ascii="Symbol" w:hAnsi="Symbol" w:hint="default"/>
+        <w:sz w:val="20"/>
+      </w:rPr>
+    </w:lvl>
+    <w:lvl w:ilvl="1">
+      <w:start w:val="1"/>
+      <w:numFmt w:val="bullet"/>
+      <w:lvlText w:val="o"/>
+      <w:lvlJc w:val="left"/>
+      <w:pPr>
+        <w:tabs>
+          <w:tab w:val="num" w:pos="1440"/>
+        </w:tabs>
+        <w:ind w:left="1440" w:hanging="360"/>
+      </w:pPr>
+      <w:rPr>
+        <w:rFonts w:ascii="Courier New" w:hAnsi="Courier New" w:hint="default"/>
+        <w:sz w:val="20"/>
+      </w:rPr>
+    </w:lvl>
+    <w:lvl w:ilvl="2" w:tentative="1">
+      <w:start w:val="1"/>
+      <w:numFmt w:val="bullet"/>
+      <w:lvlText w:val=""/>
+      <w:lvlJc w:val="left"/>
+      <w:pPr>
+        <w:tabs>
+          <w:tab w:val="num" w:pos="2160"/>
+        </w:tabs>
+        <w:ind w:left="2160" w:hanging="360"/>
+      </w:pPr>
+      <w:rPr>
+        <w:rFonts w:ascii="Wingdings" w:hAnsi="Wingdings" w:hint="default"/>
+        <w:sz w:val="20"/>
+      </w:rPr>
+    </w:lvl>
+    <w:lvl w:ilvl="3" w:tentative="1">
+      <w:start w:val="1"/>
+      <w:numFmt w:val="bullet"/>
+      <w:lvlText w:val=""/>
+      <w:lvlJc w:val="left"/>
+      <w:pPr>
+        <w:tabs>
+          <w:tab w:val="num" w:pos="2880"/>
+        </w:tabs>
+        <w:ind w:left="2880" w:hanging="360"/>
+      </w:pPr>
+      <w:rPr>
+        <w:rFonts w:ascii="Wingdings" w:hAnsi="Wingdings" w:hint="default"/>
+        <w:sz w:val="20"/>
+      </w:rPr>
+    </w:lvl>
+    <w:lvl w:ilvl="4" w:tentative="1">
+      <w:start w:val="1"/>
+      <w:numFmt w:val="bullet"/>
+      <w:lvlText w:val=""/>
+      <w:lvlJc w:val="left"/>
+      <w:pPr>
+        <w:tabs>
+          <w:tab w:val="num" w:pos="3600"/>
+        </w:tabs>
+        <w:ind w:left="3600" w:hanging="360"/>
+      </w:pPr>
+      <w:rPr>
+        <w:rFonts w:ascii="Wingdings" w:hAnsi="Wingdings" w:hint="default"/>
+        <w:sz w:val="20"/>
+      </w:rPr>
+    </w:lvl>
+    <w:lvl w:ilvl="5" w:tentative="1">
+      <w:start w:val="1"/>
+      <w:numFmt w:val="bullet"/>
+      <w:lvlText w:val=""/>
+      <w:lvlJc w:val="left"/>
+      <w:pPr>
+        <w:tabs>
+          <w:tab w:val="num" w:pos="4320"/>
+        </w:tabs>
+        <w:ind w:left="4320" w:hanging="360"/>
+      </w:pPr>
+      <w:rPr>
+        <w:rFonts w:ascii="Wingdings" w:hAnsi="Wingdings" w:hint="default"/>
+        <w:sz w:val="20"/>
+      </w:rPr>
+    </w:lvl>
+    <w:lvl w:ilvl="6" w:tentative="1">
+      <w:start w:val="1"/>
+      <w:numFmt w:val="bullet"/>
+      <w:lvlText w:val=""/>
+      <w:lvlJc w:val="left"/>
+      <w:pPr>
+        <w:tabs>
+          <w:tab w:val="num" w:pos="5040"/>
+        </w:tabs>
+        <w:ind w:left="5040" w:hanging="360"/>
+      </w:pPr>
+      <w:rPr>
+        <w:rFonts w:ascii="Wingdings" w:hAnsi="Wingdings" w:hint="default"/>
+        <w:sz w:val="20"/>
+      </w:rPr>
+    </w:lvl>
+    <w:lvl w:ilvl="7" w:tentative="1">
+      <w:start w:val="1"/>
+      <w:numFmt w:val="bullet"/>
+      <w:lvlText w:val=""/>
+      <w:lvlJc w:val="left"/>
+      <w:pPr>
+        <w:tabs>
+          <w:tab w:val="num" w:pos="5760"/>
+        </w:tabs>
+        <w:ind w:left="5760" w:hanging="360"/>
+      </w:pPr>
+      <w:rPr>
+        <w:rFonts w:ascii="Wingdings" w:hAnsi="Wingdings" w:hint="default"/>
+        <w:sz w:val="20"/>
+      </w:rPr>
+    </w:lvl>
+    <w:lvl w:ilvl="8" w:tentative="1">
+      <w:start w:val="1"/>
+      <w:numFmt w:val="bullet"/>
+      <w:lvlText w:val=""/>
+      <w:lvlJc w:val="left"/>
+      <w:pPr>
+        <w:tabs>
+          <w:tab w:val="num" w:pos="6480"/>
+        </w:tabs>
+        <w:ind w:left="6480" w:hanging="360"/>
+      </w:pPr>
+      <w:rPr>
+        <w:rFonts w:ascii="Wingdings" w:hAnsi="Wingdings" w:hint="default"/>
+        <w:sz w:val="20"/>
+      </w:rPr>
+    </w:lvl>
+  </w:abstractNum>
+  <w:abstractNum w:abstractNumId="44" w15:restartNumberingAfterBreak="0">
+    <w:nsid w:val="5BA5020A"/>
+    <w:multiLevelType w:val="multilevel"/>
+    <w:tmpl w:val="BACEE942"/>
+    <w:lvl w:ilvl="0">
+      <w:start w:val="1"/>
+      <w:numFmt w:val="bullet"/>
+      <w:lvlText w:val=""/>
+      <w:lvlJc w:val="left"/>
+      <w:pPr>
+        <w:tabs>
+          <w:tab w:val="num" w:pos="720"/>
+        </w:tabs>
+        <w:ind w:left="720" w:hanging="360"/>
+      </w:pPr>
+      <w:rPr>
+        <w:rFonts w:ascii="Symbol" w:hAnsi="Symbol" w:hint="default"/>
+        <w:sz w:val="20"/>
+      </w:rPr>
+    </w:lvl>
+    <w:lvl w:ilvl="1" w:tentative="1">
+      <w:start w:val="1"/>
+      <w:numFmt w:val="bullet"/>
+      <w:lvlText w:val="o"/>
+      <w:lvlJc w:val="left"/>
+      <w:pPr>
+        <w:tabs>
+          <w:tab w:val="num" w:pos="1440"/>
+        </w:tabs>
+        <w:ind w:left="1440" w:hanging="360"/>
+      </w:pPr>
+      <w:rPr>
+        <w:rFonts w:ascii="Courier New" w:hAnsi="Courier New" w:hint="default"/>
+        <w:sz w:val="20"/>
+      </w:rPr>
+    </w:lvl>
+    <w:lvl w:ilvl="2" w:tentative="1">
+      <w:start w:val="1"/>
+      <w:numFmt w:val="bullet"/>
+      <w:lvlText w:val=""/>
+      <w:lvlJc w:val="left"/>
+      <w:pPr>
+        <w:tabs>
+          <w:tab w:val="num" w:pos="2160"/>
+        </w:tabs>
+        <w:ind w:left="2160" w:hanging="360"/>
+      </w:pPr>
+      <w:rPr>
+        <w:rFonts w:ascii="Wingdings" w:hAnsi="Wingdings" w:hint="default"/>
+        <w:sz w:val="20"/>
+      </w:rPr>
+    </w:lvl>
+    <w:lvl w:ilvl="3" w:tentative="1">
+      <w:start w:val="1"/>
+      <w:numFmt w:val="bullet"/>
+      <w:lvlText w:val=""/>
+      <w:lvlJc w:val="left"/>
+      <w:pPr>
+        <w:tabs>
+          <w:tab w:val="num" w:pos="2880"/>
+        </w:tabs>
+        <w:ind w:left="2880" w:hanging="360"/>
+      </w:pPr>
+      <w:rPr>
+        <w:rFonts w:ascii="Wingdings" w:hAnsi="Wingdings" w:hint="default"/>
+        <w:sz w:val="20"/>
+      </w:rPr>
+    </w:lvl>
+    <w:lvl w:ilvl="4" w:tentative="1">
+      <w:start w:val="1"/>
+      <w:numFmt w:val="bullet"/>
+      <w:lvlText w:val=""/>
+      <w:lvlJc w:val="left"/>
+      <w:pPr>
+        <w:tabs>
+          <w:tab w:val="num" w:pos="3600"/>
+        </w:tabs>
+        <w:ind w:left="3600" w:hanging="360"/>
+      </w:pPr>
+      <w:rPr>
+        <w:rFonts w:ascii="Wingdings" w:hAnsi="Wingdings" w:hint="default"/>
+        <w:sz w:val="20"/>
+      </w:rPr>
+    </w:lvl>
+    <w:lvl w:ilvl="5" w:tentative="1">
+      <w:start w:val="1"/>
+      <w:numFmt w:val="bullet"/>
+      <w:lvlText w:val=""/>
+      <w:lvlJc w:val="left"/>
+      <w:pPr>
+        <w:tabs>
+          <w:tab w:val="num" w:pos="4320"/>
+        </w:tabs>
+        <w:ind w:left="4320" w:hanging="360"/>
+      </w:pPr>
+      <w:rPr>
+        <w:rFonts w:ascii="Wingdings" w:hAnsi="Wingdings" w:hint="default"/>
+        <w:sz w:val="20"/>
+      </w:rPr>
+    </w:lvl>
+    <w:lvl w:ilvl="6" w:tentative="1">
+      <w:start w:val="1"/>
+      <w:numFmt w:val="bullet"/>
+      <w:lvlText w:val=""/>
+      <w:lvlJc w:val="left"/>
+      <w:pPr>
+        <w:tabs>
+          <w:tab w:val="num" w:pos="5040"/>
+        </w:tabs>
+        <w:ind w:left="5040" w:hanging="360"/>
+      </w:pPr>
+      <w:rPr>
+        <w:rFonts w:ascii="Wingdings" w:hAnsi="Wingdings" w:hint="default"/>
+        <w:sz w:val="20"/>
+      </w:rPr>
+    </w:lvl>
+    <w:lvl w:ilvl="7" w:tentative="1">
+      <w:start w:val="1"/>
+      <w:numFmt w:val="bullet"/>
+      <w:lvlText w:val=""/>
+      <w:lvlJc w:val="left"/>
+      <w:pPr>
+        <w:tabs>
+          <w:tab w:val="num" w:pos="5760"/>
+        </w:tabs>
+        <w:ind w:left="5760" w:hanging="360"/>
+      </w:pPr>
+      <w:rPr>
+        <w:rFonts w:ascii="Wingdings" w:hAnsi="Wingdings" w:hint="default"/>
+        <w:sz w:val="20"/>
+      </w:rPr>
+    </w:lvl>
+    <w:lvl w:ilvl="8" w:tentative="1">
+      <w:start w:val="1"/>
+      <w:numFmt w:val="bullet"/>
+      <w:lvlText w:val=""/>
+      <w:lvlJc w:val="left"/>
+      <w:pPr>
+        <w:tabs>
+          <w:tab w:val="num" w:pos="6480"/>
+        </w:tabs>
+        <w:ind w:left="6480" w:hanging="360"/>
+      </w:pPr>
+      <w:rPr>
+        <w:rFonts w:ascii="Wingdings" w:hAnsi="Wingdings" w:hint="default"/>
+        <w:sz w:val="20"/>
+      </w:rPr>
+    </w:lvl>
+  </w:abstractNum>
+  <w:abstractNum w:abstractNumId="45" w15:restartNumberingAfterBreak="0">
     <w:nsid w:val="5D3F0EB2"/>
     <w:multiLevelType w:val="multilevel"/>
     <w:tmpl w:val="F064E71E"/>
@@ -9183,7 +11649,7 @@
       </w:rPr>
     </w:lvl>
   </w:abstractNum>
-  <w:abstractNum w:abstractNumId="43" w15:restartNumberingAfterBreak="0">
+  <w:abstractNum w:abstractNumId="46" w15:restartNumberingAfterBreak="0">
     <w:nsid w:val="637D787D"/>
     <w:multiLevelType w:val="multilevel"/>
     <w:tmpl w:val="47726D0E"/>
@@ -9332,7 +11798,7 @@
       </w:rPr>
     </w:lvl>
   </w:abstractNum>
-  <w:abstractNum w:abstractNumId="44" w15:restartNumberingAfterBreak="0">
+  <w:abstractNum w:abstractNumId="47" w15:restartNumberingAfterBreak="0">
     <w:nsid w:val="68E45071"/>
     <w:multiLevelType w:val="multilevel"/>
     <w:tmpl w:val="757820BC"/>
@@ -9481,7 +11947,7 @@
       </w:rPr>
     </w:lvl>
   </w:abstractNum>
-  <w:abstractNum w:abstractNumId="45" w15:restartNumberingAfterBreak="0">
+  <w:abstractNum w:abstractNumId="48" w15:restartNumberingAfterBreak="0">
     <w:nsid w:val="6FFE2D97"/>
     <w:multiLevelType w:val="multilevel"/>
     <w:tmpl w:val="596C1A22"/>
@@ -9630,7 +12096,7 @@
       </w:rPr>
     </w:lvl>
   </w:abstractNum>
-  <w:abstractNum w:abstractNumId="46" w15:restartNumberingAfterBreak="0">
+  <w:abstractNum w:abstractNumId="49" w15:restartNumberingAfterBreak="0">
     <w:nsid w:val="71F109CF"/>
     <w:multiLevelType w:val="multilevel"/>
     <w:tmpl w:val="D60E769C"/>
@@ -9779,7 +12245,7 @@
       </w:rPr>
     </w:lvl>
   </w:abstractNum>
-  <w:abstractNum w:abstractNumId="47" w15:restartNumberingAfterBreak="0">
+  <w:abstractNum w:abstractNumId="50" w15:restartNumberingAfterBreak="0">
     <w:nsid w:val="7218572D"/>
     <w:multiLevelType w:val="multilevel"/>
     <w:tmpl w:val="3CDE930E"/>
@@ -9928,7 +12394,156 @@
       </w:rPr>
     </w:lvl>
   </w:abstractNum>
-  <w:abstractNum w:abstractNumId="48" w15:restartNumberingAfterBreak="0">
+  <w:abstractNum w:abstractNumId="51" w15:restartNumberingAfterBreak="0">
+    <w:nsid w:val="74A36300"/>
+    <w:multiLevelType w:val="multilevel"/>
+    <w:tmpl w:val="69127098"/>
+    <w:lvl w:ilvl="0">
+      <w:start w:val="1"/>
+      <w:numFmt w:val="bullet"/>
+      <w:lvlText w:val=""/>
+      <w:lvlJc w:val="left"/>
+      <w:pPr>
+        <w:tabs>
+          <w:tab w:val="num" w:pos="720"/>
+        </w:tabs>
+        <w:ind w:left="720" w:hanging="360"/>
+      </w:pPr>
+      <w:rPr>
+        <w:rFonts w:ascii="Symbol" w:hAnsi="Symbol" w:hint="default"/>
+        <w:sz w:val="20"/>
+      </w:rPr>
+    </w:lvl>
+    <w:lvl w:ilvl="1" w:tentative="1">
+      <w:start w:val="1"/>
+      <w:numFmt w:val="bullet"/>
+      <w:lvlText w:val="o"/>
+      <w:lvlJc w:val="left"/>
+      <w:pPr>
+        <w:tabs>
+          <w:tab w:val="num" w:pos="1440"/>
+        </w:tabs>
+        <w:ind w:left="1440" w:hanging="360"/>
+      </w:pPr>
+      <w:rPr>
+        <w:rFonts w:ascii="Courier New" w:hAnsi="Courier New" w:hint="default"/>
+        <w:sz w:val="20"/>
+      </w:rPr>
+    </w:lvl>
+    <w:lvl w:ilvl="2" w:tentative="1">
+      <w:start w:val="1"/>
+      <w:numFmt w:val="bullet"/>
+      <w:lvlText w:val=""/>
+      <w:lvlJc w:val="left"/>
+      <w:pPr>
+        <w:tabs>
+          <w:tab w:val="num" w:pos="2160"/>
+        </w:tabs>
+        <w:ind w:left="2160" w:hanging="360"/>
+      </w:pPr>
+      <w:rPr>
+        <w:rFonts w:ascii="Wingdings" w:hAnsi="Wingdings" w:hint="default"/>
+        <w:sz w:val="20"/>
+      </w:rPr>
+    </w:lvl>
+    <w:lvl w:ilvl="3" w:tentative="1">
+      <w:start w:val="1"/>
+      <w:numFmt w:val="bullet"/>
+      <w:lvlText w:val=""/>
+      <w:lvlJc w:val="left"/>
+      <w:pPr>
+        <w:tabs>
+          <w:tab w:val="num" w:pos="2880"/>
+        </w:tabs>
+        <w:ind w:left="2880" w:hanging="360"/>
+      </w:pPr>
+      <w:rPr>
+        <w:rFonts w:ascii="Wingdings" w:hAnsi="Wingdings" w:hint="default"/>
+        <w:sz w:val="20"/>
+      </w:rPr>
+    </w:lvl>
+    <w:lvl w:ilvl="4" w:tentative="1">
+      <w:start w:val="1"/>
+      <w:numFmt w:val="bullet"/>
+      <w:lvlText w:val=""/>
+      <w:lvlJc w:val="left"/>
+      <w:pPr>
+        <w:tabs>
+          <w:tab w:val="num" w:pos="3600"/>
+        </w:tabs>
+        <w:ind w:left="3600" w:hanging="360"/>
+      </w:pPr>
+      <w:rPr>
+        <w:rFonts w:ascii="Wingdings" w:hAnsi="Wingdings" w:hint="default"/>
+        <w:sz w:val="20"/>
+      </w:rPr>
+    </w:lvl>
+    <w:lvl w:ilvl="5" w:tentative="1">
+      <w:start w:val="1"/>
+      <w:numFmt w:val="bullet"/>
+      <w:lvlText w:val=""/>
+      <w:lvlJc w:val="left"/>
+      <w:pPr>
+        <w:tabs>
+          <w:tab w:val="num" w:pos="4320"/>
+        </w:tabs>
+        <w:ind w:left="4320" w:hanging="360"/>
+      </w:pPr>
+      <w:rPr>
+        <w:rFonts w:ascii="Wingdings" w:hAnsi="Wingdings" w:hint="default"/>
+        <w:sz w:val="20"/>
+      </w:rPr>
+    </w:lvl>
+    <w:lvl w:ilvl="6" w:tentative="1">
+      <w:start w:val="1"/>
+      <w:numFmt w:val="bullet"/>
+      <w:lvlText w:val=""/>
+      <w:lvlJc w:val="left"/>
+      <w:pPr>
+        <w:tabs>
+          <w:tab w:val="num" w:pos="5040"/>
+        </w:tabs>
+        <w:ind w:left="5040" w:hanging="360"/>
+      </w:pPr>
+      <w:rPr>
+        <w:rFonts w:ascii="Wingdings" w:hAnsi="Wingdings" w:hint="default"/>
+        <w:sz w:val="20"/>
+      </w:rPr>
+    </w:lvl>
+    <w:lvl w:ilvl="7" w:tentative="1">
+      <w:start w:val="1"/>
+      <w:numFmt w:val="bullet"/>
+      <w:lvlText w:val=""/>
+      <w:lvlJc w:val="left"/>
+      <w:pPr>
+        <w:tabs>
+          <w:tab w:val="num" w:pos="5760"/>
+        </w:tabs>
+        <w:ind w:left="5760" w:hanging="360"/>
+      </w:pPr>
+      <w:rPr>
+        <w:rFonts w:ascii="Wingdings" w:hAnsi="Wingdings" w:hint="default"/>
+        <w:sz w:val="20"/>
+      </w:rPr>
+    </w:lvl>
+    <w:lvl w:ilvl="8" w:tentative="1">
+      <w:start w:val="1"/>
+      <w:numFmt w:val="bullet"/>
+      <w:lvlText w:val=""/>
+      <w:lvlJc w:val="left"/>
+      <w:pPr>
+        <w:tabs>
+          <w:tab w:val="num" w:pos="6480"/>
+        </w:tabs>
+        <w:ind w:left="6480" w:hanging="360"/>
+      </w:pPr>
+      <w:rPr>
+        <w:rFonts w:ascii="Wingdings" w:hAnsi="Wingdings" w:hint="default"/>
+        <w:sz w:val="20"/>
+      </w:rPr>
+    </w:lvl>
+  </w:abstractNum>
+  <w:abstractNum w:abstractNumId="52" w15:restartNumberingAfterBreak="0">
     <w:nsid w:val="781E6EED"/>
     <w:multiLevelType w:val="multilevel"/>
     <w:tmpl w:val="765C0CB8"/>
@@ -10077,7 +12692,7 @@
       </w:rPr>
     </w:lvl>
   </w:abstractNum>
-  <w:abstractNum w:abstractNumId="49" w15:restartNumberingAfterBreak="0">
+  <w:abstractNum w:abstractNumId="53" w15:restartNumberingAfterBreak="0">
     <w:nsid w:val="78930290"/>
     <w:multiLevelType w:val="multilevel"/>
     <w:tmpl w:val="EB9A29EC"/>
@@ -10226,7 +12841,7 @@
       </w:rPr>
     </w:lvl>
   </w:abstractNum>
-  <w:abstractNum w:abstractNumId="50" w15:restartNumberingAfterBreak="0">
+  <w:abstractNum w:abstractNumId="54" w15:restartNumberingAfterBreak="0">
     <w:nsid w:val="79C53DEF"/>
     <w:multiLevelType w:val="multilevel"/>
     <w:tmpl w:val="5546EBB4"/>
@@ -10375,7 +12990,7 @@
       </w:rPr>
     </w:lvl>
   </w:abstractNum>
-  <w:abstractNum w:abstractNumId="51" w15:restartNumberingAfterBreak="0">
+  <w:abstractNum w:abstractNumId="55" w15:restartNumberingAfterBreak="0">
     <w:nsid w:val="7A8F04C0"/>
     <w:multiLevelType w:val="multilevel"/>
     <w:tmpl w:val="B3740524"/>
@@ -10524,7 +13139,7 @@
       </w:rPr>
     </w:lvl>
   </w:abstractNum>
-  <w:abstractNum w:abstractNumId="52" w15:restartNumberingAfterBreak="0">
+  <w:abstractNum w:abstractNumId="56" w15:restartNumberingAfterBreak="0">
     <w:nsid w:val="7C8D0ABC"/>
     <w:multiLevelType w:val="multilevel"/>
     <w:tmpl w:val="F81AC82A"/>
@@ -10674,16 +13289,16 @@
     </w:lvl>
   </w:abstractNum>
   <w:num w:numId="1" w16cid:durableId="311445360">
-    <w:abstractNumId w:val="31"/>
+    <w:abstractNumId w:val="32"/>
   </w:num>
   <w:num w:numId="2" w16cid:durableId="694236627">
-    <w:abstractNumId w:val="44"/>
+    <w:abstractNumId w:val="47"/>
   </w:num>
   <w:num w:numId="3" w16cid:durableId="1366056432">
-    <w:abstractNumId w:val="34"/>
+    <w:abstractNumId w:val="35"/>
   </w:num>
   <w:num w:numId="4" w16cid:durableId="320817826">
-    <w:abstractNumId w:val="47"/>
+    <w:abstractNumId w:val="50"/>
   </w:num>
   <w:num w:numId="5" w16cid:durableId="997347819">
     <w:abstractNumId w:val="12"/>
@@ -10692,22 +13307,22 @@
     <w:abstractNumId w:val="10"/>
   </w:num>
   <w:num w:numId="7" w16cid:durableId="105581292">
-    <w:abstractNumId w:val="45"/>
+    <w:abstractNumId w:val="48"/>
   </w:num>
   <w:num w:numId="8" w16cid:durableId="1215510414">
-    <w:abstractNumId w:val="32"/>
+    <w:abstractNumId w:val="33"/>
   </w:num>
   <w:num w:numId="9" w16cid:durableId="644890424">
-    <w:abstractNumId w:val="36"/>
+    <w:abstractNumId w:val="37"/>
   </w:num>
   <w:num w:numId="10" w16cid:durableId="462774561">
-    <w:abstractNumId w:val="37"/>
+    <w:abstractNumId w:val="38"/>
   </w:num>
   <w:num w:numId="11" w16cid:durableId="411008877">
-    <w:abstractNumId w:val="41"/>
+    <w:abstractNumId w:val="42"/>
   </w:num>
   <w:num w:numId="12" w16cid:durableId="477921168">
-    <w:abstractNumId w:val="48"/>
+    <w:abstractNumId w:val="52"/>
   </w:num>
   <w:num w:numId="13" w16cid:durableId="497696088">
     <w:abstractNumId w:val="7"/>
@@ -10722,28 +13337,28 @@
     <w:abstractNumId w:val="17"/>
   </w:num>
   <w:num w:numId="17" w16cid:durableId="797184374">
-    <w:abstractNumId w:val="22"/>
+    <w:abstractNumId w:val="23"/>
   </w:num>
   <w:num w:numId="18" w16cid:durableId="2053722251">
-    <w:abstractNumId w:val="42"/>
+    <w:abstractNumId w:val="45"/>
   </w:num>
   <w:num w:numId="19" w16cid:durableId="739330424">
-    <w:abstractNumId w:val="20"/>
+    <w:abstractNumId w:val="21"/>
   </w:num>
   <w:num w:numId="20" w16cid:durableId="960915859">
-    <w:abstractNumId w:val="52"/>
+    <w:abstractNumId w:val="56"/>
   </w:num>
   <w:num w:numId="21" w16cid:durableId="521018327">
     <w:abstractNumId w:val="16"/>
   </w:num>
   <w:num w:numId="22" w16cid:durableId="1923684076">
-    <w:abstractNumId w:val="50"/>
+    <w:abstractNumId w:val="54"/>
   </w:num>
   <w:num w:numId="23" w16cid:durableId="532769245">
-    <w:abstractNumId w:val="35"/>
+    <w:abstractNumId w:val="36"/>
   </w:num>
   <w:num w:numId="24" w16cid:durableId="892040551">
-    <w:abstractNumId w:val="28"/>
+    <w:abstractNumId w:val="29"/>
   </w:num>
   <w:num w:numId="25" w16cid:durableId="1594316287">
     <w:abstractNumId w:val="1"/>
@@ -10755,10 +13370,10 @@
     <w:abstractNumId w:val="14"/>
   </w:num>
   <w:num w:numId="28" w16cid:durableId="344600477">
-    <w:abstractNumId w:val="24"/>
+    <w:abstractNumId w:val="25"/>
   </w:num>
   <w:num w:numId="29" w16cid:durableId="759177128">
-    <w:abstractNumId w:val="30"/>
+    <w:abstractNumId w:val="31"/>
   </w:num>
   <w:num w:numId="30" w16cid:durableId="522590706">
     <w:abstractNumId w:val="19"/>
@@ -10767,7 +13382,7 @@
     <w:abstractNumId w:val="2"/>
   </w:num>
   <w:num w:numId="32" w16cid:durableId="1409616933">
-    <w:abstractNumId w:val="23"/>
+    <w:abstractNumId w:val="24"/>
   </w:num>
   <w:num w:numId="33" w16cid:durableId="486164970">
     <w:abstractNumId w:val="8"/>
@@ -10776,25 +13391,25 @@
     <w:abstractNumId w:val="9"/>
   </w:num>
   <w:num w:numId="35" w16cid:durableId="1274895435">
-    <w:abstractNumId w:val="38"/>
+    <w:abstractNumId w:val="39"/>
   </w:num>
   <w:num w:numId="36" w16cid:durableId="1882130156">
     <w:abstractNumId w:val="4"/>
   </w:num>
   <w:num w:numId="37" w16cid:durableId="504899604">
-    <w:abstractNumId w:val="43"/>
+    <w:abstractNumId w:val="46"/>
   </w:num>
   <w:num w:numId="38" w16cid:durableId="2134668467">
-    <w:abstractNumId w:val="39"/>
+    <w:abstractNumId w:val="40"/>
   </w:num>
   <w:num w:numId="39" w16cid:durableId="1119256043">
-    <w:abstractNumId w:val="27"/>
+    <w:abstractNumId w:val="28"/>
   </w:num>
   <w:num w:numId="40" w16cid:durableId="354771985">
-    <w:abstractNumId w:val="40"/>
+    <w:abstractNumId w:val="41"/>
   </w:num>
   <w:num w:numId="41" w16cid:durableId="745424367">
-    <w:abstractNumId w:val="26"/>
+    <w:abstractNumId w:val="27"/>
   </w:num>
   <w:num w:numId="42" w16cid:durableId="1559709230">
     <w:abstractNumId w:val="15"/>
@@ -10803,34 +13418,46 @@
     <w:abstractNumId w:val="13"/>
   </w:num>
   <w:num w:numId="44" w16cid:durableId="1616407979">
-    <w:abstractNumId w:val="29"/>
+    <w:abstractNumId w:val="30"/>
   </w:num>
   <w:num w:numId="45" w16cid:durableId="984551926">
     <w:abstractNumId w:val="5"/>
   </w:num>
   <w:num w:numId="46" w16cid:durableId="2067869811">
-    <w:abstractNumId w:val="33"/>
+    <w:abstractNumId w:val="34"/>
   </w:num>
   <w:num w:numId="47" w16cid:durableId="1126582773">
-    <w:abstractNumId w:val="51"/>
+    <w:abstractNumId w:val="55"/>
   </w:num>
   <w:num w:numId="48" w16cid:durableId="1934052554">
     <w:abstractNumId w:val="3"/>
   </w:num>
   <w:num w:numId="49" w16cid:durableId="1540632772">
-    <w:abstractNumId w:val="25"/>
+    <w:abstractNumId w:val="26"/>
   </w:num>
   <w:num w:numId="50" w16cid:durableId="1443645462">
     <w:abstractNumId w:val="6"/>
   </w:num>
   <w:num w:numId="51" w16cid:durableId="792403462">
-    <w:abstractNumId w:val="21"/>
+    <w:abstractNumId w:val="22"/>
   </w:num>
   <w:num w:numId="52" w16cid:durableId="1750228994">
+    <w:abstractNumId w:val="53"/>
+  </w:num>
+  <w:num w:numId="53" w16cid:durableId="1619337389">
     <w:abstractNumId w:val="49"/>
   </w:num>
-  <w:num w:numId="53" w16cid:durableId="1619337389">
-    <w:abstractNumId w:val="46"/>
+  <w:num w:numId="54" w16cid:durableId="118964224">
+    <w:abstractNumId w:val="43"/>
+  </w:num>
+  <w:num w:numId="55" w16cid:durableId="352920647">
+    <w:abstractNumId w:val="20"/>
+  </w:num>
+  <w:num w:numId="56" w16cid:durableId="143161617">
+    <w:abstractNumId w:val="51"/>
+  </w:num>
+  <w:num w:numId="57" w16cid:durableId="307705358">
+    <w:abstractNumId w:val="44"/>
   </w:num>
   <w:numIdMacAtCleanup w:val="8"/>
 </w:numbering>
@@ -11480,7 +14107,6 @@
   <w:style w:type="character" w:default="1" w:styleId="DefaultParagraphFont">
     <w:name w:val="Default Paragraph Font"/>
     <w:uiPriority w:val="1"/>
-    <w:semiHidden/>
     <w:unhideWhenUsed/>
   </w:style>
   <w:style w:type="table" w:default="1" w:styleId="TableNormal">

--- a/Church/2026/2026_0725_MenloChurch.docx
+++ b/Church/2026/2026_0725_MenloChurch.docx
@@ -2603,9 +2603,9 @@
           <w:noProof/>
         </w:rPr>
         <w:drawing>
-          <wp:inline distT="0" distB="0" distL="0" distR="0" wp14:anchorId="371C9044" wp14:editId="5DD75CDD">
-            <wp:extent cx="3343742" cy="5334744"/>
-            <wp:effectExtent l="0" t="0" r="9525" b="0"/>
+          <wp:inline distT="0" distB="0" distL="0" distR="0" wp14:anchorId="371C9044" wp14:editId="04E7B1B5">
+            <wp:extent cx="2181225" cy="3480016"/>
+            <wp:effectExtent l="0" t="0" r="0" b="6350"/>
             <wp:docPr id="813009677" name="Picture 1"/>
             <wp:cNvGraphicFramePr>
               <a:graphicFrameLocks xmlns:a="http://schemas.openxmlformats.org/drawingml/2006/main" noChangeAspect="1"/>
@@ -2626,7 +2626,7 @@
                   <pic:spPr>
                     <a:xfrm>
                       <a:off x="0" y="0"/>
-                      <a:ext cx="3343742" cy="5334744"/>
+                      <a:ext cx="2183433" cy="3483539"/>
                     </a:xfrm>
                     <a:prstGeom prst="rect">
                       <a:avLst/>
@@ -2696,37 +2696,7 @@
         <w:rPr>
           <w:rFonts w:cstheme="minorHAnsi"/>
         </w:rPr>
-        <w:t>. [</w:t>
-      </w:r>
-      <w:hyperlink r:id="rId30" w:history="1">
-        <w:r>
-          <w:rPr>
-            <w:rStyle w:val="Hyperlink"/>
-            <w:rFonts w:cstheme="minorHAnsi"/>
-          </w:rPr>
-          <w:t>1</w:t>
-        </w:r>
-      </w:hyperlink>
-      <w:r>
-        <w:rPr>
-          <w:rFonts w:cstheme="minorHAnsi"/>
-        </w:rPr>
-        <w:t xml:space="preserve">, </w:t>
-      </w:r>
-      <w:hyperlink r:id="rId31" w:history="1">
-        <w:r>
-          <w:rPr>
-            <w:rStyle w:val="Hyperlink"/>
-            <w:rFonts w:cstheme="minorHAnsi"/>
-          </w:rPr>
-          <w:t>2</w:t>
-        </w:r>
-      </w:hyperlink>
-      <w:r>
-        <w:rPr>
-          <w:rFonts w:cstheme="minorHAnsi"/>
-        </w:rPr>
-        <w:t>]</w:t>
+        <w:t>.</w:t>
       </w:r>
     </w:p>
     <w:p>
@@ -2930,7 +2900,6 @@
         <w:rPr>
           <w:rFonts w:cstheme="minorHAnsi"/>
         </w:rPr>
-        <w:lastRenderedPageBreak/>
         <w:t>The metaphor of an "unstable ladder" in this context points to the potential danger of relying solely on institutional or intellectual structures (symbolized by stacking the ladder on books) to reach spiritual or higher enlightenment. While rituals, studying doctrine, and practicing good moral character are tools for growth, placing them on an unsteady foundation can lead to a precarious spiritual journey.</w:t>
       </w:r>
     </w:p>
@@ -3095,6 +3064,7 @@
         <w:rPr>
           <w:rFonts w:cstheme="minorHAnsi"/>
         </w:rPr>
+        <w:lastRenderedPageBreak/>
         <w:t>But eventually another question emerges.</w:t>
       </w:r>
       <w:r>
@@ -3159,13 +3129,7 @@
         <w:rPr>
           <w:rFonts w:cstheme="minorHAnsi"/>
         </w:rPr>
-        <w:t>7:</w:t>
-      </w:r>
-      <w:r>
-        <w:rPr>
-          <w:rFonts w:cstheme="minorHAnsi"/>
-        </w:rPr>
-        <w:t>2</w:t>
+        <w:t>7:2</w:t>
       </w:r>
       <w:r>
         <w:rPr>
@@ -3195,11 +3159,12 @@
       <w:r>
         <w:rPr>
           <w:rFonts w:cstheme="minorHAnsi"/>
+          <w:noProof/>
         </w:rPr>
         <w:drawing>
-          <wp:inline distT="0" distB="0" distL="0" distR="0" wp14:anchorId="407CC19C" wp14:editId="0D1C6394">
-            <wp:extent cx="2553056" cy="1743318"/>
-            <wp:effectExtent l="0" t="0" r="0" b="9525"/>
+          <wp:inline distT="0" distB="0" distL="0" distR="0" wp14:anchorId="407CC19C" wp14:editId="676D1835">
+            <wp:extent cx="2038350" cy="1391858"/>
+            <wp:effectExtent l="0" t="0" r="0" b="0"/>
             <wp:docPr id="118489471" name="Picture 1"/>
             <wp:cNvGraphicFramePr>
               <a:graphicFrameLocks xmlns:a="http://schemas.openxmlformats.org/drawingml/2006/main" noChangeAspect="1"/>
@@ -3212,7 +3177,7 @@
                     <pic:cNvPicPr/>
                   </pic:nvPicPr>
                   <pic:blipFill>
-                    <a:blip r:embed="rId32"/>
+                    <a:blip r:embed="rId30"/>
                     <a:stretch>
                       <a:fillRect/>
                     </a:stretch>
@@ -3220,7 +3185,7 @@
                   <pic:spPr>
                     <a:xfrm>
                       <a:off x="0" y="0"/>
-                      <a:ext cx="2553056" cy="1743318"/>
+                      <a:ext cx="2042336" cy="1394580"/>
                     </a:xfrm>
                     <a:prstGeom prst="rect">
                       <a:avLst/>
@@ -3459,7 +3424,7 @@
         </w:rPr>
         <w:t xml:space="preserve">The organization's official </w:t>
       </w:r>
-      <w:hyperlink r:id="rId33" w:tgtFrame="_blank" w:history="1">
+      <w:hyperlink r:id="rId31" w:tgtFrame="_blank" w:history="1">
         <w:r>
           <w:rPr>
             <w:rStyle w:val="Hyperlink"/>
@@ -3594,7 +3559,6 @@
           <w:b/>
           <w:bCs/>
         </w:rPr>
-        <w:lastRenderedPageBreak/>
         <w:t>Referring to Members</w:t>
       </w:r>
       <w:r>
@@ -3846,6 +3810,7 @@
           <w:b/>
           <w:bCs/>
         </w:rPr>
+        <w:lastRenderedPageBreak/>
         <w:t>Lifestyle</w:t>
       </w:r>
       <w:r>
@@ -4301,19 +4266,7 @@
         <w:rPr>
           <w:rFonts w:cstheme="minorHAnsi"/>
         </w:rPr>
-        <w:t>10</w:t>
-      </w:r>
-      <w:r>
-        <w:rPr>
-          <w:rFonts w:cstheme="minorHAnsi"/>
-        </w:rPr>
-        <w:t>:</w:t>
-      </w:r>
-      <w:r>
-        <w:rPr>
-          <w:rFonts w:cstheme="minorHAnsi"/>
-        </w:rPr>
-        <w:t>00</w:t>
+        <w:t>10:00</w:t>
       </w:r>
       <w:r>
         <w:rPr>
@@ -4430,13 +4383,7 @@
         <w:rPr>
           <w:rFonts w:cstheme="minorHAnsi"/>
         </w:rPr>
-        <w:t>10:</w:t>
-      </w:r>
-      <w:r>
-        <w:rPr>
-          <w:rFonts w:cstheme="minorHAnsi"/>
-        </w:rPr>
-        <w:t>28</w:t>
+        <w:t>10:28</w:t>
       </w:r>
       <w:r>
         <w:rPr>
@@ -4493,13 +4440,7 @@
         <w:rPr>
           <w:rFonts w:cstheme="minorHAnsi"/>
         </w:rPr>
-        <w:t>10:</w:t>
-      </w:r>
-      <w:r>
-        <w:rPr>
-          <w:rFonts w:cstheme="minorHAnsi"/>
-        </w:rPr>
-        <w:t>35</w:t>
+        <w:t>10:35</w:t>
       </w:r>
       <w:r>
         <w:rPr>
@@ -4530,8 +4471,8 @@
       <w:r>
         <w:rPr>
           <w:rFonts w:cstheme="minorHAnsi"/>
-        </w:rPr>
-        <w:lastRenderedPageBreak/>
+          <w:noProof/>
+        </w:rPr>
         <w:drawing>
           <wp:inline distT="0" distB="0" distL="0" distR="0" wp14:anchorId="2BCC5707" wp14:editId="15AEE97A">
             <wp:extent cx="1609725" cy="2336898"/>
@@ -4548,7 +4489,7 @@
                     <pic:cNvPicPr/>
                   </pic:nvPicPr>
                   <pic:blipFill>
-                    <a:blip r:embed="rId34"/>
+                    <a:blip r:embed="rId32"/>
                     <a:stretch>
                       <a:fillRect/>
                     </a:stretch>
@@ -4604,6 +4545,7 @@
         <w:rPr>
           <w:rFonts w:cstheme="minorHAnsi"/>
         </w:rPr>
+        <w:lastRenderedPageBreak/>
         <w:t>They formed communities, appointed leaders, and wrote letters</w:t>
       </w:r>
       <w:r>
@@ -4648,31 +4590,7 @@
         <w:rPr>
           <w:rFonts w:cstheme="minorHAnsi"/>
         </w:rPr>
-        <w:t>1</w:t>
-      </w:r>
-      <w:r>
-        <w:rPr>
-          <w:rFonts w:cstheme="minorHAnsi"/>
-        </w:rPr>
-        <w:t>1</w:t>
-      </w:r>
-      <w:r>
-        <w:rPr>
-          <w:rFonts w:cstheme="minorHAnsi"/>
-        </w:rPr>
-        <w:t>:</w:t>
-      </w:r>
-      <w:r>
-        <w:rPr>
-          <w:rFonts w:cstheme="minorHAnsi"/>
-        </w:rPr>
-        <w:t>11</w:t>
-      </w:r>
-      <w:r>
-        <w:rPr>
-          <w:rFonts w:cstheme="minorHAnsi"/>
-        </w:rPr>
-        <w:t>-11:18</w:t>
+        <w:t>11:11</w:t>
       </w:r>
       <w:r>
         <w:rPr>
@@ -4696,6 +4614,7 @@
       <w:r>
         <w:rPr>
           <w:rFonts w:cstheme="minorHAnsi"/>
+          <w:noProof/>
         </w:rPr>
         <w:drawing>
           <wp:inline distT="0" distB="0" distL="0" distR="0" wp14:anchorId="097FFEF6" wp14:editId="2C2AD86C">
@@ -4713,7 +4632,7 @@
                     <pic:cNvPicPr/>
                   </pic:nvPicPr>
                   <pic:blipFill>
-                    <a:blip r:embed="rId35"/>
+                    <a:blip r:embed="rId33"/>
                     <a:stretch>
                       <a:fillRect/>
                     </a:stretch>
@@ -4777,6 +4696,746 @@
           <w:rFonts w:cstheme="minorHAnsi"/>
         </w:rPr>
       </w:pPr>
+      <w:r>
+        <w:rPr>
+          <w:rFonts w:cstheme="minorHAnsi"/>
+        </w:rPr>
+        <w:t>Something called the apostles creed</w:t>
+      </w:r>
+      <w:r>
+        <w:rPr>
+          <w:rFonts w:cstheme="minorHAnsi"/>
+        </w:rPr>
+        <w:t xml:space="preserve"> came from early church</w:t>
+      </w:r>
+      <w:r>
+        <w:rPr>
+          <w:rFonts w:cstheme="minorHAnsi"/>
+        </w:rPr>
+        <w:t>’s</w:t>
+      </w:r>
+      <w:r>
+        <w:rPr>
+          <w:rFonts w:cstheme="minorHAnsi"/>
+        </w:rPr>
+        <w:t xml:space="preserve"> teaching</w:t>
+      </w:r>
+      <w:r>
+        <w:rPr>
+          <w:rFonts w:cstheme="minorHAnsi"/>
+        </w:rPr>
+        <w:t>.</w:t>
+      </w:r>
+    </w:p>
+    <w:p>
+      <w:pPr>
+        <w:rPr>
+          <w:rFonts w:cstheme="minorHAnsi"/>
+        </w:rPr>
+      </w:pPr>
+    </w:p>
+    <w:p>
+      <w:pPr>
+        <w:rPr>
+          <w:rFonts w:cstheme="minorHAnsi"/>
+        </w:rPr>
+      </w:pPr>
+      <w:r>
+        <w:rPr>
+          <w:rFonts w:cstheme="minorHAnsi"/>
+        </w:rPr>
+        <w:t>11:</w:t>
+      </w:r>
+      <w:r>
+        <w:rPr>
+          <w:rFonts w:cstheme="minorHAnsi"/>
+        </w:rPr>
+        <w:t>31</w:t>
+      </w:r>
+      <w:r>
+        <w:rPr>
+          <w:rFonts w:cstheme="minorHAnsi"/>
+        </w:rPr>
+        <w:t>/</w:t>
+      </w:r>
+      <w:r>
+        <w:rPr>
+          <w:rFonts w:cstheme="minorHAnsi"/>
+        </w:rPr>
+        <w:t>33:53</w:t>
+      </w:r>
+    </w:p>
+    <w:p>
+      <w:pPr>
+        <w:rPr>
+          <w:rFonts w:cstheme="minorHAnsi"/>
+        </w:rPr>
+      </w:pPr>
+      <w:r>
+        <w:rPr>
+          <w:rFonts w:cstheme="minorHAnsi"/>
+        </w:rPr>
+        <w:drawing>
+          <wp:inline distT="0" distB="0" distL="0" distR="0" wp14:anchorId="7FF69ED7" wp14:editId="2375A8A1">
+            <wp:extent cx="2495549" cy="1358337"/>
+            <wp:effectExtent l="0" t="0" r="635" b="0"/>
+            <wp:docPr id="1745653463" name="Picture 1"/>
+            <wp:cNvGraphicFramePr>
+              <a:graphicFrameLocks xmlns:a="http://schemas.openxmlformats.org/drawingml/2006/main" noChangeAspect="1"/>
+            </wp:cNvGraphicFramePr>
+            <a:graphic xmlns:a="http://schemas.openxmlformats.org/drawingml/2006/main">
+              <a:graphicData uri="http://schemas.openxmlformats.org/drawingml/2006/picture">
+                <pic:pic xmlns:pic="http://schemas.openxmlformats.org/drawingml/2006/picture">
+                  <pic:nvPicPr>
+                    <pic:cNvPr id="1745653463" name=""/>
+                    <pic:cNvPicPr/>
+                  </pic:nvPicPr>
+                  <pic:blipFill>
+                    <a:blip r:embed="rId34"/>
+                    <a:stretch>
+                      <a:fillRect/>
+                    </a:stretch>
+                  </pic:blipFill>
+                  <pic:spPr>
+                    <a:xfrm>
+                      <a:off x="0" y="0"/>
+                      <a:ext cx="2501236" cy="1361433"/>
+                    </a:xfrm>
+                    <a:prstGeom prst="rect">
+                      <a:avLst/>
+                    </a:prstGeom>
+                  </pic:spPr>
+                </pic:pic>
+              </a:graphicData>
+            </a:graphic>
+          </wp:inline>
+        </w:drawing>
+      </w:r>
+    </w:p>
+    <w:p>
+      <w:pPr>
+        <w:rPr>
+          <w:rFonts w:cstheme="minorHAnsi"/>
+        </w:rPr>
+      </w:pPr>
+      <w:r>
+        <w:rPr>
+          <w:rFonts w:cstheme="minorHAnsi"/>
+        </w:rPr>
+        <w:t>“</w:t>
+      </w:r>
+      <w:r>
+        <w:rPr>
+          <w:rFonts w:cstheme="minorHAnsi"/>
+        </w:rPr>
+        <w:t>Jesus is t</w:t>
+      </w:r>
+      <w:r>
+        <w:rPr>
+          <w:rFonts w:cstheme="minorHAnsi"/>
+        </w:rPr>
+        <w:t>rue God from true God, begotten, not made, of one being with the father</w:t>
+      </w:r>
+      <w:r>
+        <w:rPr>
+          <w:rFonts w:cstheme="minorHAnsi"/>
+        </w:rPr>
+        <w:t>”</w:t>
+      </w:r>
+    </w:p>
+    <w:p>
+      <w:pPr>
+        <w:rPr>
+          <w:rFonts w:cstheme="minorHAnsi"/>
+        </w:rPr>
+      </w:pPr>
+      <w:r>
+        <w:rPr>
+          <w:rFonts w:cstheme="minorHAnsi"/>
+        </w:rPr>
+        <w:t xml:space="preserve">This phrase is a foundational statement from the </w:t>
+      </w:r>
+      <w:r>
+        <w:rPr>
+          <w:rFonts w:cstheme="minorHAnsi"/>
+          <w:b/>
+          <w:bCs/>
+        </w:rPr>
+        <w:t>Nicene Creed</w:t>
+      </w:r>
+      <w:r>
+        <w:rPr>
+          <w:rFonts w:cstheme="minorHAnsi"/>
+        </w:rPr>
+        <w:t>, originally formulated in the 4th century to declare that Jesus Christ is fully divine, eternal, and shares the exact same divine nature as God the Father.</w:t>
+      </w:r>
+    </w:p>
+    <w:p>
+      <w:pPr>
+        <w:rPr>
+          <w:rFonts w:cstheme="minorHAnsi"/>
+        </w:rPr>
+      </w:pPr>
+      <w:r>
+        <w:rPr>
+          <w:rFonts w:cstheme="minorHAnsi"/>
+        </w:rPr>
+        <w:br/>
+      </w:r>
+      <w:r>
+        <w:rPr>
+          <w:rFonts w:cstheme="minorHAnsi"/>
+        </w:rPr>
+        <w:t xml:space="preserve">Later Nicene (frequently misspelled as Nyian) creed addressed controversy over whether Jesus was eternal God or a created being. </w:t>
+      </w:r>
+    </w:p>
+    <w:p>
+      <w:pPr>
+        <w:rPr>
+          <w:rFonts w:cstheme="minorHAnsi"/>
+        </w:rPr>
+      </w:pPr>
+      <w:r>
+        <w:rPr>
+          <w:rFonts w:cstheme="minorHAnsi"/>
+        </w:rPr>
+        <w:t xml:space="preserve">Christian called Jesus the son of God. We do not mean that </w:t>
+      </w:r>
+      <w:r>
+        <w:rPr>
+          <w:rFonts w:cstheme="minorHAnsi"/>
+        </w:rPr>
+        <w:t>God created him or promoted him</w:t>
+      </w:r>
+      <w:r>
+        <w:rPr>
+          <w:rFonts w:cstheme="minorHAnsi"/>
+        </w:rPr>
+        <w:t xml:space="preserve"> or eventually helped him become divine</w:t>
+      </w:r>
+      <w:r>
+        <w:rPr>
+          <w:rFonts w:cstheme="minorHAnsi"/>
+        </w:rPr>
+        <w:t>.</w:t>
+      </w:r>
+    </w:p>
+    <w:p>
+      <w:pPr>
+        <w:rPr>
+          <w:rFonts w:cstheme="minorHAnsi"/>
+        </w:rPr>
+      </w:pPr>
+    </w:p>
+    <w:p>
+      <w:pPr>
+        <w:rPr>
+          <w:rFonts w:cstheme="minorHAnsi"/>
+        </w:rPr>
+      </w:pPr>
+      <w:r>
+        <w:rPr>
+          <w:rFonts w:cstheme="minorHAnsi"/>
+        </w:rPr>
+        <w:t>1</w:t>
+      </w:r>
+      <w:r>
+        <w:rPr>
+          <w:rFonts w:cstheme="minorHAnsi"/>
+        </w:rPr>
+        <w:t>2</w:t>
+      </w:r>
+      <w:r>
+        <w:rPr>
+          <w:rFonts w:cstheme="minorHAnsi"/>
+        </w:rPr>
+        <w:t>:</w:t>
+      </w:r>
+      <w:r>
+        <w:rPr>
+          <w:rFonts w:cstheme="minorHAnsi"/>
+        </w:rPr>
+        <w:t>00</w:t>
+      </w:r>
+      <w:r>
+        <w:rPr>
+          <w:rFonts w:cstheme="minorHAnsi"/>
+        </w:rPr>
+        <w:t>/</w:t>
+      </w:r>
+      <w:r>
+        <w:rPr>
+          <w:rFonts w:cstheme="minorHAnsi"/>
+        </w:rPr>
+        <w:t>33:53</w:t>
+      </w:r>
+    </w:p>
+    <w:p>
+      <w:pPr>
+        <w:rPr>
+          <w:rFonts w:cstheme="minorHAnsi"/>
+        </w:rPr>
+      </w:pPr>
+      <w:r>
+        <w:rPr>
+          <w:rFonts w:cstheme="minorHAnsi"/>
+        </w:rPr>
+        <w:t xml:space="preserve">We mean that the son has eternally shared the </w:t>
+      </w:r>
+      <w:r>
+        <w:rPr>
+          <w:rFonts w:cstheme="minorHAnsi"/>
+        </w:rPr>
+        <w:t>identity and being of God. He entered humanity as Jesus.</w:t>
+      </w:r>
+    </w:p>
+    <w:p>
+      <w:pPr>
+        <w:rPr>
+          <w:rFonts w:cstheme="minorHAnsi"/>
+        </w:rPr>
+      </w:pPr>
+      <w:r>
+        <w:rPr>
+          <w:rFonts w:cstheme="minorHAnsi"/>
+        </w:rPr>
+        <w:t xml:space="preserve">The creeds are still a widely shared statement of faith across all historic Christian faith traditions. </w:t>
+      </w:r>
+    </w:p>
+    <w:p>
+      <w:pPr>
+        <w:rPr>
+          <w:rFonts w:cstheme="minorHAnsi"/>
+        </w:rPr>
+      </w:pPr>
+    </w:p>
+    <w:p>
+      <w:pPr>
+        <w:rPr>
+          <w:rFonts w:cstheme="minorHAnsi"/>
+        </w:rPr>
+      </w:pPr>
+      <w:r>
+        <w:rPr>
+          <w:rFonts w:cstheme="minorHAnsi"/>
+        </w:rPr>
+        <w:t>12:</w:t>
+      </w:r>
+      <w:r>
+        <w:rPr>
+          <w:rFonts w:cstheme="minorHAnsi"/>
+        </w:rPr>
+        <w:t>12</w:t>
+      </w:r>
+      <w:r>
+        <w:rPr>
+          <w:rFonts w:cstheme="minorHAnsi"/>
+        </w:rPr>
+        <w:t>/</w:t>
+      </w:r>
+      <w:r>
+        <w:rPr>
+          <w:rFonts w:cstheme="minorHAnsi"/>
+        </w:rPr>
+        <w:t>33:53</w:t>
+      </w:r>
+    </w:p>
+    <w:p>
+      <w:pPr>
+        <w:rPr>
+          <w:rFonts w:cstheme="minorHAnsi"/>
+        </w:rPr>
+      </w:pPr>
+    </w:p>
+    <w:p>
+      <w:pPr>
+        <w:rPr>
+          <w:rFonts w:cstheme="minorHAnsi"/>
+        </w:rPr>
+      </w:pPr>
+      <w:r>
+        <w:rPr>
+          <w:rFonts w:cstheme="minorHAnsi"/>
+        </w:rPr>
+        <w:lastRenderedPageBreak/>
+        <w:drawing>
+          <wp:inline distT="0" distB="0" distL="0" distR="0" wp14:anchorId="27ECDF2C" wp14:editId="6B05CAEE">
+            <wp:extent cx="1581149" cy="2166952"/>
+            <wp:effectExtent l="0" t="0" r="635" b="5080"/>
+            <wp:docPr id="201985476" name="Picture 1"/>
+            <wp:cNvGraphicFramePr>
+              <a:graphicFrameLocks xmlns:a="http://schemas.openxmlformats.org/drawingml/2006/main" noChangeAspect="1"/>
+            </wp:cNvGraphicFramePr>
+            <a:graphic xmlns:a="http://schemas.openxmlformats.org/drawingml/2006/main">
+              <a:graphicData uri="http://schemas.openxmlformats.org/drawingml/2006/picture">
+                <pic:pic xmlns:pic="http://schemas.openxmlformats.org/drawingml/2006/picture">
+                  <pic:nvPicPr>
+                    <pic:cNvPr id="201985476" name=""/>
+                    <pic:cNvPicPr/>
+                  </pic:nvPicPr>
+                  <pic:blipFill>
+                    <a:blip r:embed="rId35"/>
+                    <a:stretch>
+                      <a:fillRect/>
+                    </a:stretch>
+                  </pic:blipFill>
+                  <pic:spPr>
+                    <a:xfrm>
+                      <a:off x="0" y="0"/>
+                      <a:ext cx="1592356" cy="2182312"/>
+                    </a:xfrm>
+                    <a:prstGeom prst="rect">
+                      <a:avLst/>
+                    </a:prstGeom>
+                  </pic:spPr>
+                </pic:pic>
+              </a:graphicData>
+            </a:graphic>
+          </wp:inline>
+        </w:drawing>
+      </w:r>
+    </w:p>
+    <w:p>
+      <w:pPr>
+        <w:rPr>
+          <w:rFonts w:cstheme="minorHAnsi"/>
+        </w:rPr>
+      </w:pPr>
+      <w:r>
+        <w:rPr>
+          <w:rFonts w:cstheme="minorHAnsi"/>
+        </w:rPr>
+        <w:t>One of the ways we can envision this is like a tree.</w:t>
+      </w:r>
+      <w:r>
+        <w:rPr>
+          <w:rFonts w:cstheme="minorHAnsi"/>
+        </w:rPr>
+        <w:t xml:space="preserve"> The church is rooted in Jesus and the apostolic </w:t>
+      </w:r>
+      <w:r>
+        <w:rPr>
+          <w:rFonts w:cstheme="minorHAnsi"/>
+        </w:rPr>
+        <w:t xml:space="preserve">witness down in the root. </w:t>
+      </w:r>
+      <w:proofErr w:type="gramStart"/>
+      <w:r>
+        <w:rPr>
+          <w:rFonts w:cstheme="minorHAnsi"/>
+        </w:rPr>
+        <w:t>So</w:t>
+      </w:r>
+      <w:proofErr w:type="gramEnd"/>
+      <w:r>
+        <w:rPr>
+          <w:rFonts w:cstheme="minorHAnsi"/>
+        </w:rPr>
+        <w:t xml:space="preserve"> the roots are strong and over time, they developed into </w:t>
+      </w:r>
+      <w:r>
+        <w:rPr>
+          <w:rFonts w:cstheme="minorHAnsi"/>
+        </w:rPr>
+        <w:t>major branches.</w:t>
+      </w:r>
+    </w:p>
+    <w:p>
+      <w:pPr>
+        <w:rPr>
+          <w:rFonts w:cstheme="minorHAnsi"/>
+        </w:rPr>
+      </w:pPr>
+    </w:p>
+    <w:p>
+      <w:pPr>
+        <w:rPr>
+          <w:rFonts w:cstheme="minorHAnsi"/>
+        </w:rPr>
+      </w:pPr>
+      <w:r>
+        <w:rPr>
+          <w:rFonts w:cstheme="minorHAnsi"/>
+        </w:rPr>
+        <w:t>12:</w:t>
+      </w:r>
+      <w:r>
+        <w:rPr>
+          <w:rFonts w:cstheme="minorHAnsi"/>
+        </w:rPr>
+        <w:t>29</w:t>
+      </w:r>
+      <w:r>
+        <w:rPr>
+          <w:rFonts w:cstheme="minorHAnsi"/>
+        </w:rPr>
+        <w:t>/</w:t>
+      </w:r>
+      <w:r>
+        <w:rPr>
+          <w:rFonts w:cstheme="minorHAnsi"/>
+        </w:rPr>
+        <w:t>33:53</w:t>
+      </w:r>
+    </w:p>
+    <w:p>
+      <w:pPr>
+        <w:rPr>
+          <w:rFonts w:cstheme="minorHAnsi"/>
+        </w:rPr>
+      </w:pPr>
+      <w:r>
+        <w:rPr>
+          <w:rFonts w:cstheme="minorHAnsi"/>
+        </w:rPr>
+        <w:drawing>
+          <wp:inline distT="0" distB="0" distL="0" distR="0" wp14:anchorId="1DFB0DCE" wp14:editId="2C2865C4">
+            <wp:extent cx="1638300" cy="2271776"/>
+            <wp:effectExtent l="0" t="0" r="0" b="0"/>
+            <wp:docPr id="1296383477" name="Picture 1"/>
+            <wp:cNvGraphicFramePr>
+              <a:graphicFrameLocks xmlns:a="http://schemas.openxmlformats.org/drawingml/2006/main" noChangeAspect="1"/>
+            </wp:cNvGraphicFramePr>
+            <a:graphic xmlns:a="http://schemas.openxmlformats.org/drawingml/2006/main">
+              <a:graphicData uri="http://schemas.openxmlformats.org/drawingml/2006/picture">
+                <pic:pic xmlns:pic="http://schemas.openxmlformats.org/drawingml/2006/picture">
+                  <pic:nvPicPr>
+                    <pic:cNvPr id="1296383477" name=""/>
+                    <pic:cNvPicPr/>
+                  </pic:nvPicPr>
+                  <pic:blipFill>
+                    <a:blip r:embed="rId36"/>
+                    <a:stretch>
+                      <a:fillRect/>
+                    </a:stretch>
+                  </pic:blipFill>
+                  <pic:spPr>
+                    <a:xfrm>
+                      <a:off x="0" y="0"/>
+                      <a:ext cx="1641696" cy="2276485"/>
+                    </a:xfrm>
+                    <a:prstGeom prst="rect">
+                      <a:avLst/>
+                    </a:prstGeom>
+                  </pic:spPr>
+                </pic:pic>
+              </a:graphicData>
+            </a:graphic>
+          </wp:inline>
+        </w:drawing>
+      </w:r>
+    </w:p>
+    <w:p>
+      <w:pPr>
+        <w:rPr>
+          <w:rFonts w:cstheme="minorHAnsi"/>
+        </w:rPr>
+      </w:pPr>
+      <w:r>
+        <w:rPr>
+          <w:rFonts w:cstheme="minorHAnsi"/>
+        </w:rPr>
+        <w:t xml:space="preserve">We have Eastern </w:t>
+      </w:r>
+      <w:r>
+        <w:rPr>
+          <w:rFonts w:cstheme="minorHAnsi"/>
+        </w:rPr>
+        <w:t xml:space="preserve">Orthodoxy, Roman Catholic, </w:t>
+      </w:r>
+      <w:r>
+        <w:rPr>
+          <w:rFonts w:cstheme="minorHAnsi"/>
+        </w:rPr>
+        <w:t xml:space="preserve">Protestant, </w:t>
+      </w:r>
+      <w:r>
+        <w:rPr>
+          <w:rFonts w:cstheme="minorHAnsi"/>
+        </w:rPr>
+        <w:t>etc.</w:t>
+      </w:r>
+    </w:p>
+    <w:p>
+      <w:pPr>
+        <w:rPr>
+          <w:rFonts w:cstheme="minorHAnsi"/>
+        </w:rPr>
+      </w:pPr>
+      <w:r>
+        <w:rPr>
+          <w:rFonts w:cstheme="minorHAnsi"/>
+        </w:rPr>
+        <w:t xml:space="preserve">They </w:t>
+      </w:r>
+      <w:r>
+        <w:rPr>
+          <w:rFonts w:cstheme="minorHAnsi"/>
+        </w:rPr>
+        <w:t>seem</w:t>
+      </w:r>
+      <w:r>
+        <w:rPr>
+          <w:rFonts w:cstheme="minorHAnsi"/>
+        </w:rPr>
+        <w:t xml:space="preserve"> similar but they are slightly variations, branches, and bifurcations (</w:t>
+      </w:r>
+      <w:r>
+        <w:rPr>
+          <w:rFonts w:cstheme="minorHAnsi"/>
+        </w:rPr>
+        <w:t>分枝</w:t>
+      </w:r>
+      <w:r>
+        <w:rPr>
+          <w:rFonts w:cstheme="minorHAnsi"/>
+        </w:rPr>
+        <w:t>)</w:t>
+      </w:r>
+      <w:r>
+        <w:rPr>
+          <w:rFonts w:cstheme="minorHAnsi"/>
+        </w:rPr>
+        <w:t>, etc.</w:t>
+      </w:r>
+    </w:p>
+    <w:p>
+      <w:pPr>
+        <w:rPr>
+          <w:rFonts w:cstheme="minorHAnsi"/>
+        </w:rPr>
+      </w:pPr>
+      <w:r>
+        <w:rPr>
+          <w:rFonts w:cstheme="minorHAnsi"/>
+        </w:rPr>
+        <w:t>They don’t all look alike. Christians may divide over theology or church leadership, preaching, and occasionally the color o</w:t>
+      </w:r>
+      <w:r>
+        <w:rPr>
+          <w:rFonts w:cstheme="minorHAnsi"/>
+        </w:rPr>
+        <w:t>f</w:t>
+      </w:r>
+      <w:r>
+        <w:rPr>
+          <w:rFonts w:cstheme="minorHAnsi"/>
+        </w:rPr>
+        <w:t xml:space="preserve"> the carpet. </w:t>
+      </w:r>
+    </w:p>
+    <w:p>
+      <w:pPr>
+        <w:rPr>
+          <w:rFonts w:cstheme="minorHAnsi"/>
+        </w:rPr>
+      </w:pPr>
+    </w:p>
+    <w:p>
+      <w:pPr>
+        <w:rPr>
+          <w:rFonts w:cstheme="minorHAnsi"/>
+        </w:rPr>
+      </w:pPr>
+      <w:r>
+        <w:rPr>
+          <w:rFonts w:cstheme="minorHAnsi"/>
+        </w:rPr>
+        <w:t>12:</w:t>
+      </w:r>
+      <w:r>
+        <w:rPr>
+          <w:rFonts w:cstheme="minorHAnsi"/>
+        </w:rPr>
+        <w:t>47</w:t>
+      </w:r>
+      <w:r>
+        <w:rPr>
+          <w:rFonts w:cstheme="minorHAnsi"/>
+        </w:rPr>
+        <w:t>/</w:t>
+      </w:r>
+      <w:r>
+        <w:rPr>
+          <w:rFonts w:cstheme="minorHAnsi"/>
+        </w:rPr>
+        <w:t>33:53</w:t>
+      </w:r>
+    </w:p>
+    <w:p>
+      <w:pPr>
+        <w:rPr>
+          <w:rFonts w:cstheme="minorHAnsi"/>
+        </w:rPr>
+      </w:pPr>
+      <w:r>
+        <w:rPr>
+          <w:rFonts w:cstheme="minorHAnsi"/>
+        </w:rPr>
+        <w:lastRenderedPageBreak/>
+        <w:drawing>
+          <wp:inline distT="0" distB="0" distL="0" distR="0" wp14:anchorId="398051E2" wp14:editId="1F3D2D8E">
+            <wp:extent cx="1676400" cy="2511596"/>
+            <wp:effectExtent l="0" t="0" r="0" b="3175"/>
+            <wp:docPr id="2025900511" name="Picture 1"/>
+            <wp:cNvGraphicFramePr>
+              <a:graphicFrameLocks xmlns:a="http://schemas.openxmlformats.org/drawingml/2006/main" noChangeAspect="1"/>
+            </wp:cNvGraphicFramePr>
+            <a:graphic xmlns:a="http://schemas.openxmlformats.org/drawingml/2006/main">
+              <a:graphicData uri="http://schemas.openxmlformats.org/drawingml/2006/picture">
+                <pic:pic xmlns:pic="http://schemas.openxmlformats.org/drawingml/2006/picture">
+                  <pic:nvPicPr>
+                    <pic:cNvPr id="2025900511" name=""/>
+                    <pic:cNvPicPr/>
+                  </pic:nvPicPr>
+                  <pic:blipFill>
+                    <a:blip r:embed="rId37"/>
+                    <a:stretch>
+                      <a:fillRect/>
+                    </a:stretch>
+                  </pic:blipFill>
+                  <pic:spPr>
+                    <a:xfrm>
+                      <a:off x="0" y="0"/>
+                      <a:ext cx="1678286" cy="2514422"/>
+                    </a:xfrm>
+                    <a:prstGeom prst="rect">
+                      <a:avLst/>
+                    </a:prstGeom>
+                  </pic:spPr>
+                </pic:pic>
+              </a:graphicData>
+            </a:graphic>
+          </wp:inline>
+        </w:drawing>
+      </w:r>
+    </w:p>
+    <w:p>
+      <w:pPr>
+        <w:rPr>
+          <w:rFonts w:cstheme="minorHAnsi"/>
+        </w:rPr>
+      </w:pPr>
+      <w:r>
+        <w:rPr>
+          <w:rFonts w:cstheme="minorHAnsi"/>
+        </w:rPr>
+        <w:t>The Christian traditions remain connected to a shared trunk.</w:t>
+      </w:r>
+    </w:p>
+    <w:p>
+      <w:pPr>
+        <w:rPr>
+          <w:rFonts w:cstheme="minorHAnsi"/>
+        </w:rPr>
+      </w:pPr>
+    </w:p>
+    <w:p>
+      <w:pPr>
+        <w:rPr>
+          <w:rFonts w:cstheme="minorHAnsi"/>
+        </w:rPr>
+      </w:pPr>
     </w:p>
     <w:p>
       <w:pPr>
@@ -4870,7 +5529,7 @@
       </w:r>
     </w:p>
     <w:p>
-      <w:hyperlink r:id="rId36" w:history="1">
+      <w:hyperlink r:id="rId38" w:history="1">
         <w:r>
           <w:rPr>
             <w:rStyle w:val="Hyperlink"/>
@@ -4885,7 +5544,7 @@
           <w:rFonts w:cstheme="minorHAnsi"/>
         </w:rPr>
       </w:pPr>
-      <w:hyperlink r:id="rId37" w:history="1">
+      <w:hyperlink r:id="rId39" w:history="1">
         <w:r>
           <w:rPr>
             <w:rStyle w:val="Hyperlink"/>
@@ -4961,7 +5620,7 @@
       </w:pPr>
     </w:p>
     <w:sectPr>
-      <w:footerReference w:type="default" r:id="rId38"/>
+      <w:footerReference w:type="default" r:id="rId40"/>
       <w:pgSz w:w="12240" w:h="15840"/>
       <w:pgMar w:top="1440" w:right="1440" w:bottom="1530" w:left="1440" w:header="0" w:footer="720" w:gutter="0"/>
       <w:cols w:space="720"/>

--- a/Church/2026/2026_0725_MenloChurch.docx
+++ b/Church/2026/2026_0725_MenloChurch.docx
@@ -5119,19 +5119,11 @@
         </w:rPr>
         <w:t xml:space="preserve">witness down in the root. </w:t>
       </w:r>
-      <w:proofErr w:type="gramStart"/>
-      <w:r>
-        <w:rPr>
-          <w:rFonts w:cstheme="minorHAnsi"/>
-        </w:rPr>
-        <w:t>So</w:t>
-      </w:r>
-      <w:proofErr w:type="gramEnd"/>
-      <w:r>
-        <w:rPr>
-          <w:rFonts w:cstheme="minorHAnsi"/>
-        </w:rPr>
-        <w:t xml:space="preserve"> the roots are strong and over time, they developed into </w:t>
+      <w:r>
+        <w:rPr>
+          <w:rFonts w:cstheme="minorHAnsi"/>
+        </w:rPr>
+        <w:t xml:space="preserve">So the roots are strong and over time, they developed into </w:t>
       </w:r>
       <w:r>
         <w:rPr>
@@ -5348,6 +5340,12 @@
           <w:rFonts w:cstheme="minorHAnsi"/>
         </w:rPr>
         <w:t>47</w:t>
+      </w:r>
+      <w:r>
+        <w:rPr>
+          <w:rFonts w:cstheme="minorHAnsi"/>
+        </w:rPr>
+        <w:t>-12:56</w:t>
       </w:r>
       <w:r>
         <w:rPr>
@@ -5421,6 +5419,24 @@
           <w:rFonts w:cstheme="minorHAnsi"/>
         </w:rPr>
         <w:t>The Christian traditions remain connected to a shared trunk.</w:t>
+      </w:r>
+      <w:r>
+        <w:rPr>
+          <w:rFonts w:cstheme="minorHAnsi"/>
+        </w:rPr>
+        <w:t xml:space="preserve"> They confess one </w:t>
+      </w:r>
+      <w:r>
+        <w:rPr>
+          <w:rFonts w:cstheme="minorHAnsi"/>
+        </w:rPr>
+        <w:t>eternal God: Father, Son, and Holy Spirit.</w:t>
+      </w:r>
+      <w:r>
+        <w:rPr>
+          <w:rFonts w:cstheme="minorHAnsi"/>
+        </w:rPr>
+        <w:t xml:space="preserve"> They affirm Jesus as truly divine and truly human.</w:t>
       </w:r>
     </w:p>
     <w:p>

--- a/Church/2026/2026_0725_MenloChurch.docx
+++ b/Church/2026/2026_0725_MenloChurch.docx
@@ -5119,11 +5119,19 @@
         </w:rPr>
         <w:t xml:space="preserve">witness down in the root. </w:t>
       </w:r>
-      <w:r>
-        <w:rPr>
-          <w:rFonts w:cstheme="minorHAnsi"/>
-        </w:rPr>
-        <w:t xml:space="preserve">So the roots are strong and over time, they developed into </w:t>
+      <w:proofErr w:type="gramStart"/>
+      <w:r>
+        <w:rPr>
+          <w:rFonts w:cstheme="minorHAnsi"/>
+        </w:rPr>
+        <w:t>So</w:t>
+      </w:r>
+      <w:proofErr w:type="gramEnd"/>
+      <w:r>
+        <w:rPr>
+          <w:rFonts w:cstheme="minorHAnsi"/>
+        </w:rPr>
+        <w:t xml:space="preserve"> the roots are strong and over time, they developed into </w:t>
       </w:r>
       <w:r>
         <w:rPr>
@@ -5340,12 +5348,6 @@
           <w:rFonts w:cstheme="minorHAnsi"/>
         </w:rPr>
         <w:t>47</w:t>
-      </w:r>
-      <w:r>
-        <w:rPr>
-          <w:rFonts w:cstheme="minorHAnsi"/>
-        </w:rPr>
-        <w:t>-12:56</w:t>
       </w:r>
       <w:r>
         <w:rPr>
@@ -5445,6 +5447,393 @@
           <w:rFonts w:cstheme="minorHAnsi"/>
         </w:rPr>
       </w:pPr>
+      <w:r>
+        <w:rPr>
+          <w:rFonts w:cstheme="minorHAnsi"/>
+        </w:rPr>
+        <w:t xml:space="preserve">They receive the apostolic scriptures and affirm the central beliefs expressed through the early creeds. </w:t>
+      </w:r>
+    </w:p>
+    <w:p>
+      <w:pPr>
+        <w:rPr>
+          <w:rFonts w:cstheme="minorHAnsi"/>
+        </w:rPr>
+      </w:pPr>
+    </w:p>
+    <w:p>
+      <w:pPr>
+        <w:rPr>
+          <w:rFonts w:cstheme="minorHAnsi"/>
+        </w:rPr>
+      </w:pPr>
+      <w:r>
+        <w:rPr>
+          <w:rFonts w:cstheme="minorHAnsi"/>
+        </w:rPr>
+        <w:t>1</w:t>
+      </w:r>
+      <w:r>
+        <w:rPr>
+          <w:rFonts w:cstheme="minorHAnsi"/>
+        </w:rPr>
+        <w:t>3</w:t>
+      </w:r>
+      <w:r>
+        <w:rPr>
+          <w:rFonts w:cstheme="minorHAnsi"/>
+        </w:rPr>
+        <w:t>:</w:t>
+      </w:r>
+      <w:r>
+        <w:rPr>
+          <w:rFonts w:cstheme="minorHAnsi"/>
+        </w:rPr>
+        <w:t>00</w:t>
+      </w:r>
+      <w:r>
+        <w:rPr>
+          <w:rFonts w:cstheme="minorHAnsi"/>
+        </w:rPr>
+        <w:t>/</w:t>
+      </w:r>
+      <w:r>
+        <w:rPr>
+          <w:rFonts w:cstheme="minorHAnsi"/>
+        </w:rPr>
+        <w:t>33:53</w:t>
+      </w:r>
+    </w:p>
+    <w:p>
+      <w:pPr>
+        <w:rPr>
+          <w:rFonts w:cstheme="minorHAnsi"/>
+        </w:rPr>
+      </w:pPr>
+      <w:r>
+        <w:rPr>
+          <w:rFonts w:cstheme="minorHAnsi"/>
+        </w:rPr>
+        <w:t>This tree is the historic landscape into the Mormon faith eventually</w:t>
+      </w:r>
+      <w:r>
+        <w:rPr>
+          <w:rFonts w:cstheme="minorHAnsi"/>
+        </w:rPr>
+        <w:t xml:space="preserve"> enters</w:t>
+      </w:r>
+      <w:r>
+        <w:rPr>
+          <w:rFonts w:cstheme="minorHAnsi"/>
+        </w:rPr>
+        <w:t>.</w:t>
+      </w:r>
+    </w:p>
+    <w:p>
+      <w:pPr>
+        <w:rPr>
+          <w:rFonts w:cstheme="minorHAnsi"/>
+        </w:rPr>
+      </w:pPr>
+      <w:r>
+        <w:rPr>
+          <w:rFonts w:cstheme="minorHAnsi"/>
+        </w:rPr>
+        <w:t>But LDS (Latter-Day Saints)</w:t>
+      </w:r>
+      <w:r>
+        <w:rPr>
+          <w:rFonts w:cstheme="minorHAnsi"/>
+        </w:rPr>
+        <w:t xml:space="preserve"> do not understand their church as one more Protestant (</w:t>
+      </w:r>
+      <w:r>
+        <w:rPr>
+          <w:rFonts w:cstheme="minorHAnsi"/>
+        </w:rPr>
+        <w:t>新教</w:t>
+      </w:r>
+      <w:r>
+        <w:rPr>
+          <w:rFonts w:cstheme="minorHAnsi"/>
+        </w:rPr>
+        <w:t>) branch growing from these branches.</w:t>
+      </w:r>
+    </w:p>
+    <w:p>
+      <w:pPr>
+        <w:rPr>
+          <w:rFonts w:cstheme="minorHAnsi"/>
+        </w:rPr>
+      </w:pPr>
+      <w:r>
+        <w:rPr>
+          <w:rFonts w:cstheme="minorHAnsi"/>
+        </w:rPr>
+        <w:t>The</w:t>
+      </w:r>
+      <w:r>
+        <w:rPr>
+          <w:rFonts w:cstheme="minorHAnsi"/>
+        </w:rPr>
+        <w:t>ir story begins with the</w:t>
+      </w:r>
+      <w:r>
+        <w:rPr>
+          <w:rFonts w:cstheme="minorHAnsi"/>
+        </w:rPr>
+        <w:t xml:space="preserve"> belief that something more serious has </w:t>
+      </w:r>
+      <w:r>
+        <w:rPr>
+          <w:rFonts w:cstheme="minorHAnsi"/>
+        </w:rPr>
+        <w:t>happened in this tree.</w:t>
+      </w:r>
+      <w:r>
+        <w:rPr>
+          <w:rFonts w:cstheme="minorHAnsi"/>
+        </w:rPr>
+        <w:t xml:space="preserve"> Joseph Smith was born in 1805</w:t>
+      </w:r>
+      <w:r>
+        <w:rPr>
+          <w:rFonts w:cstheme="minorHAnsi"/>
+        </w:rPr>
+        <w:t xml:space="preserve"> and grew up in the religiously energized world of </w:t>
+      </w:r>
+      <w:r>
+        <w:rPr>
+          <w:rFonts w:cstheme="minorHAnsi"/>
+        </w:rPr>
+        <w:t>the 19</w:t>
+      </w:r>
+      <w:r>
+        <w:rPr>
+          <w:rFonts w:cstheme="minorHAnsi"/>
+          <w:vertAlign w:val="superscript"/>
+        </w:rPr>
+        <w:t>th</w:t>
+      </w:r>
+      <w:r>
+        <w:rPr>
+          <w:rFonts w:cstheme="minorHAnsi"/>
+        </w:rPr>
+        <w:t xml:space="preserve"> century during the great awakenings.</w:t>
+      </w:r>
+      <w:r>
+        <w:rPr>
+          <w:rFonts w:cstheme="minorHAnsi"/>
+        </w:rPr>
+        <w:t xml:space="preserve"> They churches are competing, converting, and reaching different conclusions</w:t>
+      </w:r>
+      <w:r>
+        <w:rPr>
+          <w:rFonts w:cstheme="minorHAnsi"/>
+        </w:rPr>
+        <w:t xml:space="preserve"> from the same Bible</w:t>
+      </w:r>
+      <w:r>
+        <w:rPr>
+          <w:rFonts w:cstheme="minorHAnsi"/>
+        </w:rPr>
+        <w:t>.</w:t>
+      </w:r>
+    </w:p>
+    <w:p>
+      <w:pPr>
+        <w:rPr>
+          <w:rFonts w:cstheme="minorHAnsi"/>
+        </w:rPr>
+      </w:pPr>
+    </w:p>
+    <w:p>
+      <w:pPr>
+        <w:rPr>
+          <w:rFonts w:cstheme="minorHAnsi"/>
+        </w:rPr>
+      </w:pPr>
+      <w:r>
+        <w:rPr>
+          <w:rFonts w:cstheme="minorHAnsi"/>
+        </w:rPr>
+        <w:t>Who is Joseph Smith?</w:t>
+      </w:r>
+    </w:p>
+    <w:p>
+      <w:pPr>
+        <w:rPr>
+          <w:rFonts w:cstheme="minorHAnsi"/>
+        </w:rPr>
+      </w:pPr>
+      <w:r>
+        <w:rPr>
+          <w:rFonts w:cstheme="minorHAnsi"/>
+          <w:b/>
+          <w:bCs/>
+        </w:rPr>
+        <w:t>Joseph Smith Jr.</w:t>
+      </w:r>
+      <w:r>
+        <w:rPr>
+          <w:rFonts w:cstheme="minorHAnsi"/>
+        </w:rPr>
+        <w:t xml:space="preserve"> (1805–1844) was an American religious leader who </w:t>
+      </w:r>
+      <w:r>
+        <w:rPr>
+          <w:rFonts w:cstheme="minorHAnsi"/>
+          <w:b/>
+          <w:bCs/>
+        </w:rPr>
+        <w:t xml:space="preserve">founded Mormonism and the </w:t>
+      </w:r>
+      <w:proofErr w:type="gramStart"/>
+      <w:r>
+        <w:rPr>
+          <w:rFonts w:cstheme="minorHAnsi"/>
+          <w:b/>
+          <w:bCs/>
+        </w:rPr>
+        <w:t>Latter Day Saint</w:t>
+      </w:r>
+      <w:proofErr w:type="gramEnd"/>
+      <w:r>
+        <w:rPr>
+          <w:rFonts w:cstheme="minorHAnsi"/>
+          <w:b/>
+          <w:bCs/>
+        </w:rPr>
+        <w:t xml:space="preserve"> movement</w:t>
+      </w:r>
+      <w:r>
+        <w:rPr>
+          <w:rFonts w:cstheme="minorHAnsi"/>
+        </w:rPr>
+        <w:t xml:space="preserve">. At age 24, he published the </w:t>
+      </w:r>
+      <w:r>
+        <w:rPr>
+          <w:rFonts w:cstheme="minorHAnsi"/>
+          <w:i/>
+          <w:iCs/>
+        </w:rPr>
+        <w:t>Book of Mormon</w:t>
+      </w:r>
+      <w:r>
+        <w:rPr>
+          <w:rFonts w:cstheme="minorHAnsi"/>
+        </w:rPr>
+        <w:t xml:space="preserve"> and established the Church of Christ, which grew rapidly despite severe legal, political, and social opposition. Today, the religious tradition he initiated has millions of global adherents, the largest body being </w:t>
+      </w:r>
+      <w:hyperlink r:id="rId38" w:tgtFrame="_blank" w:history="1">
+        <w:r>
+          <w:rPr>
+            <w:rStyle w:val="Hyperlink"/>
+            <w:rFonts w:cstheme="minorHAnsi"/>
+          </w:rPr>
+          <w:t>The Church of Jesus Christ of Latter-day Saints</w:t>
+        </w:r>
+      </w:hyperlink>
+      <w:r>
+        <w:rPr>
+          <w:rFonts w:cstheme="minorHAnsi"/>
+        </w:rPr>
+        <w:t xml:space="preserve">. </w:t>
+      </w:r>
+    </w:p>
+    <w:p>
+      <w:pPr>
+        <w:rPr>
+          <w:rFonts w:cstheme="minorHAnsi"/>
+        </w:rPr>
+      </w:pPr>
+    </w:p>
+    <w:p>
+      <w:pPr>
+        <w:rPr>
+          <w:rFonts w:cstheme="minorHAnsi"/>
+        </w:rPr>
+      </w:pPr>
+    </w:p>
+    <w:p>
+      <w:pPr>
+        <w:rPr>
+          <w:rFonts w:cstheme="minorHAnsi"/>
+        </w:rPr>
+      </w:pPr>
+      <w:r>
+        <w:rPr>
+          <w:rFonts w:cstheme="minorHAnsi"/>
+        </w:rPr>
+        <w:t>13:</w:t>
+      </w:r>
+      <w:r>
+        <w:rPr>
+          <w:rFonts w:cstheme="minorHAnsi"/>
+        </w:rPr>
+        <w:t>44</w:t>
+      </w:r>
+      <w:r>
+        <w:rPr>
+          <w:rFonts w:cstheme="minorHAnsi"/>
+        </w:rPr>
+        <w:t>/</w:t>
+      </w:r>
+      <w:r>
+        <w:rPr>
+          <w:rFonts w:cstheme="minorHAnsi"/>
+        </w:rPr>
+        <w:t>33:53</w:t>
+      </w:r>
+    </w:p>
+    <w:p>
+      <w:pPr>
+        <w:rPr>
+          <w:rFonts w:cstheme="minorHAnsi"/>
+        </w:rPr>
+      </w:pPr>
+      <w:r>
+        <w:rPr>
+          <w:rFonts w:cstheme="minorHAnsi"/>
+        </w:rPr>
+        <w:lastRenderedPageBreak/>
+        <w:drawing>
+          <wp:inline distT="0" distB="0" distL="0" distR="0" wp14:anchorId="070E9C3D" wp14:editId="30552B0D">
+            <wp:extent cx="1931366" cy="2647950"/>
+            <wp:effectExtent l="0" t="0" r="0" b="0"/>
+            <wp:docPr id="795438015" name="Picture 1"/>
+            <wp:cNvGraphicFramePr>
+              <a:graphicFrameLocks xmlns:a="http://schemas.openxmlformats.org/drawingml/2006/main" noChangeAspect="1"/>
+            </wp:cNvGraphicFramePr>
+            <a:graphic xmlns:a="http://schemas.openxmlformats.org/drawingml/2006/main">
+              <a:graphicData uri="http://schemas.openxmlformats.org/drawingml/2006/picture">
+                <pic:pic xmlns:pic="http://schemas.openxmlformats.org/drawingml/2006/picture">
+                  <pic:nvPicPr>
+                    <pic:cNvPr id="795438015" name=""/>
+                    <pic:cNvPicPr/>
+                  </pic:nvPicPr>
+                  <pic:blipFill>
+                    <a:blip r:embed="rId39"/>
+                    <a:stretch>
+                      <a:fillRect/>
+                    </a:stretch>
+                  </pic:blipFill>
+                  <pic:spPr>
+                    <a:xfrm>
+                      <a:off x="0" y="0"/>
+                      <a:ext cx="1933960" cy="2651507"/>
+                    </a:xfrm>
+                    <a:prstGeom prst="rect">
+                      <a:avLst/>
+                    </a:prstGeom>
+                  </pic:spPr>
+                </pic:pic>
+              </a:graphicData>
+            </a:graphic>
+          </wp:inline>
+        </w:drawing>
+      </w:r>
     </w:p>
     <w:p>
       <w:pPr>
@@ -5545,7 +5934,7 @@
       </w:r>
     </w:p>
     <w:p>
-      <w:hyperlink r:id="rId38" w:history="1">
+      <w:hyperlink r:id="rId40" w:history="1">
         <w:r>
           <w:rPr>
             <w:rStyle w:val="Hyperlink"/>
@@ -5560,7 +5949,7 @@
           <w:rFonts w:cstheme="minorHAnsi"/>
         </w:rPr>
       </w:pPr>
-      <w:hyperlink r:id="rId39" w:history="1">
+      <w:hyperlink r:id="rId41" w:history="1">
         <w:r>
           <w:rPr>
             <w:rStyle w:val="Hyperlink"/>
@@ -5636,7 +6025,7 @@
       </w:pPr>
     </w:p>
     <w:sectPr>
-      <w:footerReference w:type="default" r:id="rId40"/>
+      <w:footerReference w:type="default" r:id="rId42"/>
       <w:pgSz w:w="12240" w:h="15840"/>
       <w:pgMar w:top="1440" w:right="1440" w:bottom="1530" w:left="1440" w:header="0" w:footer="720" w:gutter="0"/>
       <w:cols w:space="720"/>
